--- a/新的想法.docx
+++ b/新的想法.docx
@@ -25,26 +25,152 @@
       </w:r>
     </w:p>
     <w:p/>
-    <w:p>
-      <w:pPr>
-        <w:rPr>
-          <w:rFonts w:hint="eastAsia"/>
-        </w:rPr>
-      </w:pPr>
-    </w:p>
-    <w:p>
-      <w:pPr>
-        <w:rPr>
-          <w:rFonts w:hint="eastAsia"/>
-        </w:rPr>
-      </w:pPr>
-    </w:p>
-    <w:p>
+    <w:p/>
+    <w:p/>
+    <w:p>
+      <w:pPr>
+        <w:rPr>
+          <w:rFonts w:hint="eastAsia"/>
+        </w:rPr>
+      </w:pPr>
+      <w:r>
+        <w:rPr>
+          <w:rFonts w:hint="eastAsia"/>
+        </w:rPr>
+        <w:t>现在先暂时关闭装备掉落。进入时的</w:t>
+      </w:r>
+      <w:proofErr w:type="spellStart"/>
+      <w:r>
+        <w:rPr>
+          <w:rFonts w:hint="eastAsia"/>
+        </w:rPr>
+        <w:t>ui</w:t>
+      </w:r>
+      <w:proofErr w:type="spellEnd"/>
+      <w:r>
+        <w:rPr>
+          <w:rFonts w:hint="eastAsia"/>
+        </w:rPr>
+        <w:t>界面也</w:t>
+      </w:r>
+      <w:r>
+        <w:rPr>
+          <w:rFonts w:hint="eastAsia"/>
+        </w:rPr>
+        <w:t>暂时</w:t>
+      </w:r>
+      <w:r>
+        <w:rPr>
+          <w:rFonts w:hint="eastAsia"/>
+        </w:rPr>
+        <w:t>先不显示，打开游戏直接是在战斗阶段界面，然后有个</w:t>
+      </w:r>
+      <w:r>
+        <w:rPr>
+          <w:rFonts w:hint="eastAsia"/>
+        </w:rPr>
+        <w:t>闪烁文字提示</w:t>
+      </w:r>
+      <w:proofErr w:type="gramStart"/>
+      <w:r>
+        <w:rPr>
+          <w:rFonts w:hint="eastAsia"/>
+        </w:rPr>
+        <w:t>“</w:t>
+      </w:r>
+      <w:proofErr w:type="gramEnd"/>
+      <w:r>
+        <w:rPr>
+          <w:rFonts w:hint="eastAsia"/>
+        </w:rPr>
+        <w:t xml:space="preserve">点击屏幕开始游戏“ </w:t>
+      </w:r>
+      <w:r>
+        <w:t xml:space="preserve"> </w:t>
+      </w:r>
+      <w:r>
+        <w:rPr>
+          <w:rFonts w:hint="eastAsia"/>
+        </w:rPr>
+        <w:t>玩家点击屏幕后开始游戏。</w:t>
+      </w:r>
+    </w:p>
+    <w:p/>
+    <w:p>
+      <w:pPr>
+        <w:rPr>
+          <w:rFonts w:hint="eastAsia"/>
+        </w:rPr>
+      </w:pPr>
       <w:r>
         <w:rPr>
           <w:rFonts w:hint="eastAsia"/>
         </w:rPr>
         <w:t>关卡结构改变一下</w:t>
+      </w:r>
+    </w:p>
+    <w:p>
+      <w:pPr>
+        <w:rPr>
+          <w:rFonts w:hint="eastAsia"/>
+        </w:rPr>
+      </w:pPr>
+      <w:r>
+        <w:rPr>
+          <w:rFonts w:hint="eastAsia"/>
+        </w:rPr>
+        <w:t>1</w:t>
+      </w:r>
+      <w:r>
+        <w:t>.</w:t>
+      </w:r>
+      <w:r>
+        <w:rPr>
+          <w:rFonts w:hint="eastAsia"/>
+        </w:rPr>
+        <w:t>现在</w:t>
+      </w:r>
+      <w:r>
+        <w:rPr>
+          <w:rFonts w:hint="eastAsia"/>
+        </w:rPr>
+        <w:t>每关是倒计时的形式，比如每关限时1</w:t>
+      </w:r>
+      <w:r>
+        <w:t>80</w:t>
+      </w:r>
+      <w:r>
+        <w:rPr>
+          <w:rFonts w:hint="eastAsia"/>
+        </w:rPr>
+        <w:t>秒，时间到0的时候进入盖房子阶段，盖房子阶段完成目标后 进入下一关</w:t>
+      </w:r>
+      <w:r>
+        <w:t xml:space="preserve"> </w:t>
+      </w:r>
+      <w:r>
+        <w:rPr>
+          <w:rFonts w:hint="eastAsia"/>
+        </w:rPr>
+        <w:t>如果没完成目标则为失败。</w:t>
+      </w:r>
+      <w:r>
+        <w:rPr>
+          <w:rFonts w:hint="eastAsia"/>
+        </w:rPr>
+        <w:t>进入下一关</w:t>
+      </w:r>
+      <w:r>
+        <w:rPr>
+          <w:rFonts w:hint="eastAsia"/>
+        </w:rPr>
+        <w:t>时</w:t>
+      </w:r>
+      <w:r>
+        <w:rPr>
+          <w:rFonts w:hint="eastAsia"/>
+        </w:rPr>
+        <w:t>升级奖励都保留。</w:t>
       </w:r>
     </w:p>
     <w:p>
@@ -60,22 +186,39 @@
         <w:rPr>
           <w:rFonts w:hint="eastAsia"/>
         </w:rPr>
-        <w:t>现在每关怪物是陆续出现的</w:t>
-      </w:r>
-      <w:r>
-        <w:rPr>
-          <w:rFonts w:hint="eastAsia"/>
-        </w:rPr>
-        <w:t xml:space="preserve"> 而不是一波一波的 但是还是遵循后面出的怪的种类越来越多的规则。</w:t>
-      </w:r>
+        <w:t>怪物是陆续出现的</w:t>
+      </w:r>
+      <w:r>
+        <w:rPr>
+          <w:rFonts w:hint="eastAsia"/>
+        </w:rPr>
+        <w:t xml:space="preserve"> 而不是一波一波的</w:t>
+      </w:r>
+      <w:r>
+        <w:rPr>
+          <w:rFonts w:hint="eastAsia"/>
+        </w:rPr>
+        <w:t xml:space="preserve"> 怪物的出现类型和以前设定一样（越靠后的关卡怪物种类越多）。怪物会无限陆续出现，直到倒计时为0</w:t>
+      </w:r>
+      <w:r>
+        <w:t>.</w:t>
+      </w:r>
+      <w:r>
+        <w:rPr>
+          <w:rFonts w:hint="eastAsia"/>
+        </w:rPr>
+        <w:t xml:space="preserve"> </w:t>
+      </w:r>
+    </w:p>
+    <w:p>
+      <w:pPr>
+        <w:rPr>
+          <w:rFonts w:hint="eastAsia"/>
+        </w:rPr>
+      </w:pPr>
     </w:p>
     <w:p/>
     <w:p>
-      <w:pPr>
-        <w:rPr>
-          <w:rFonts w:hint="eastAsia"/>
-        </w:rPr>
-      </w:pPr>
       <w:r>
         <w:rPr>
           <w:rFonts w:hint="eastAsia"/>
@@ -94,7 +237,19 @@
         <w:rPr>
           <w:rFonts w:hint="eastAsia"/>
         </w:rPr>
-        <w:t>出现在第五关，而是偶尔有概率出现在地图上。形式是一个迷你传送门，</w:t>
+        <w:t>出现在第五关，而是偶尔有</w:t>
+      </w:r>
+      <w:r>
+        <w:rPr>
+          <w:rFonts w:hint="eastAsia"/>
+        </w:rPr>
+        <w:t>较低</w:t>
+      </w:r>
+      <w:r>
+        <w:rPr>
+          <w:rFonts w:hint="eastAsia"/>
+        </w:rPr>
+        <w:t>概率出现在地图上。形式是一个迷你传送门，</w:t>
       </w:r>
       <w:r>
         <w:rPr>
@@ -102,32 +257,42 @@
         </w:rPr>
         <w:t>传送门生成</w:t>
       </w:r>
-      <w:bookmarkStart w:id="0" w:name="_GoBack"/>
-      <w:bookmarkEnd w:id="0"/>
-      <w:r>
-        <w:t>8</w:t>
-      </w:r>
-      <w:r>
-        <w:rPr>
-          <w:rFonts w:hint="eastAsia"/>
-        </w:rPr>
-        <w:t>秒后消失。传送门被画线攻击三次击破，击破后弹出抽奖奖励界面。</w:t>
-      </w:r>
-    </w:p>
-    <w:p>
-      <w:pPr>
-        <w:rPr>
-          <w:rFonts w:hint="eastAsia"/>
-        </w:rPr>
-      </w:pPr>
-    </w:p>
-    <w:p>
-      <w:pPr>
-        <w:rPr>
-          <w:rFonts w:hint="eastAsia"/>
-        </w:rPr>
-      </w:pPr>
-    </w:p>
+      <w:r>
+        <w:t>5</w:t>
+      </w:r>
+      <w:r>
+        <w:rPr>
+          <w:rFonts w:hint="eastAsia"/>
+        </w:rPr>
+        <w:t>秒后消失</w:t>
+      </w:r>
+      <w:r>
+        <w:rPr>
+          <w:rFonts w:hint="eastAsia"/>
+        </w:rPr>
+        <w:t>（门上需要有倒计时提示）</w:t>
+      </w:r>
+      <w:r>
+        <w:rPr>
+          <w:rFonts w:hint="eastAsia"/>
+        </w:rPr>
+        <w:t>。</w:t>
+      </w:r>
+      <w:r>
+        <w:rPr>
+          <w:rFonts w:hint="eastAsia"/>
+        </w:rPr>
+        <w:t>玩家靠近后</w:t>
+      </w:r>
+      <w:r>
+        <w:rPr>
+          <w:rFonts w:hint="eastAsia"/>
+        </w:rPr>
+        <w:t>弹出抽奖奖励界面。</w:t>
+      </w:r>
+    </w:p>
+    <w:p/>
+    <w:p/>
     <w:p>
       <w:pPr>
         <w:pStyle w:val="a7"/>
@@ -153,7 +318,19 @@
         <w:rPr>
           <w:rFonts w:hint="eastAsia"/>
         </w:rPr>
-        <w:t>现在场景上新增一些树 树有碰撞阻挡效果 玩家</w:t>
+        <w:t>现在场景上新增一些树</w:t>
+      </w:r>
+      <w:r>
+        <w:rPr>
+          <w:rFonts w:hint="eastAsia"/>
+        </w:rPr>
+        <w:t>，</w:t>
+      </w:r>
+      <w:r>
+        <w:rPr>
+          <w:rFonts w:hint="eastAsia"/>
+        </w:rPr>
+        <w:t>有碰撞阻挡效果 玩家</w:t>
       </w:r>
       <w:proofErr w:type="gramStart"/>
       <w:r>
@@ -167,7 +344,19 @@
         <w:rPr>
           <w:rFonts w:hint="eastAsia"/>
         </w:rPr>
-        <w:t>穿过，砍树会获得木材 画面上方的金币</w:t>
+        <w:t>穿过，砍树会获得木材</w:t>
+      </w:r>
+      <w:r>
+        <w:rPr>
+          <w:rFonts w:hint="eastAsia"/>
+        </w:rPr>
+        <w:t>，</w:t>
+      </w:r>
+      <w:r>
+        <w:rPr>
+          <w:rFonts w:hint="eastAsia"/>
+        </w:rPr>
+        <w:t>画面上方的金币</w:t>
       </w:r>
       <w:proofErr w:type="gramStart"/>
       <w:r>
@@ -187,9 +376,6 @@
     <w:p>
       <w:pPr>
         <w:pStyle w:val="a7"/>
-        <w:rPr>
-          <w:rFonts w:hint="eastAsia"/>
-        </w:rPr>
       </w:pPr>
     </w:p>
     <w:p>
@@ -207,7 +393,46 @@
         <w:rPr>
           <w:rFonts w:hint="eastAsia"/>
         </w:rPr>
-        <w:t>树根据血量百分比要有外观上的变化，比如茂密的树-不那么茂密的树-树干。树受到伤害时要像怪物受伤一样展示血量。</w:t>
+        <w:t>树根据血量百分比要有外观上的变化，比如茂密的树-不茂密的树-树干</w:t>
+      </w:r>
+      <w:r>
+        <w:rPr>
+          <w:rFonts w:hint="eastAsia"/>
+        </w:rPr>
+        <w:t>-消失</w:t>
+      </w:r>
+      <w:r>
+        <w:rPr>
+          <w:rFonts w:hint="eastAsia"/>
+        </w:rPr>
+        <w:t>。树受到伤害时要像怪物受伤一样展示血量。</w:t>
+      </w:r>
+      <w:r>
+        <w:rPr>
+          <w:rFonts w:hint="eastAsia"/>
+        </w:rPr>
+        <w:t>关卡开始后</w:t>
+      </w:r>
+      <w:r>
+        <w:rPr>
+          <w:rFonts w:hint="eastAsia"/>
+        </w:rPr>
+        <w:t>一次性刷出来</w:t>
+      </w:r>
+      <w:r>
+        <w:t>5</w:t>
+      </w:r>
+      <w:r>
+        <w:rPr>
+          <w:rFonts w:hint="eastAsia"/>
+        </w:rPr>
+        <w:t>棵树</w:t>
+      </w:r>
+      <w:r>
+        <w:rPr>
+          <w:rFonts w:hint="eastAsia"/>
+        </w:rPr>
+        <w:t>，所有树都被砍掉后再次刷出5棵新树 以此往复。</w:t>
       </w:r>
     </w:p>
     <w:p>
@@ -220,17 +445,80 @@
       <w:pPr>
         <w:pStyle w:val="a7"/>
         <w:ind w:left="360" w:firstLineChars="0" w:firstLine="0"/>
-        <w:rPr>
-          <w:rFonts w:hint="eastAsia"/>
-        </w:rPr>
-      </w:pPr>
-    </w:p>
-    <w:p>
-      <w:pPr>
-        <w:pStyle w:val="a7"/>
-        <w:rPr>
-          <w:rFonts w:hint="eastAsia"/>
-        </w:rPr>
+      </w:pPr>
+      <w:r>
+        <w:rPr>
+          <w:rFonts w:hint="eastAsia"/>
+        </w:rPr>
+        <w:t>根据树的血量百分比获得木材，以下是分别砍到</w:t>
+      </w:r>
+      <w:r>
+        <w:rPr>
+          <w:rFonts w:hint="eastAsia"/>
+        </w:rPr>
+        <w:t>不茂密的树-树干-消失</w:t>
+      </w:r>
+      <w:r>
+        <w:rPr>
+          <w:rFonts w:hint="eastAsia"/>
+        </w:rPr>
+        <w:t>这三个阶段时获得的木材：5</w:t>
+      </w:r>
+      <w:r>
+        <w:t>-10-20</w:t>
+      </w:r>
+      <w:r>
+        <w:rPr>
+          <w:rFonts w:hint="eastAsia"/>
+        </w:rPr>
+        <w:t>。</w:t>
+      </w:r>
+      <w:r>
+        <w:rPr>
+          <w:rFonts w:hint="eastAsia"/>
+        </w:rPr>
+        <w:t xml:space="preserve"> </w:t>
+      </w:r>
+    </w:p>
+    <w:p>
+      <w:pPr>
+        <w:pStyle w:val="a7"/>
+        <w:ind w:left="360" w:firstLineChars="0" w:firstLine="0"/>
+        <w:rPr>
+          <w:rFonts w:hint="eastAsia"/>
+        </w:rPr>
+      </w:pPr>
+      <w:r>
+        <w:rPr>
+          <w:rFonts w:hint="eastAsia"/>
+        </w:rPr>
+        <w:t>木材会掉落在地上，玩家靠近时拾取。</w:t>
+      </w:r>
+    </w:p>
+    <w:p>
+      <w:pPr>
+        <w:pStyle w:val="a7"/>
+        <w:ind w:left="360" w:firstLineChars="0" w:firstLine="0"/>
+        <w:rPr>
+          <w:rFonts w:hint="eastAsia"/>
+        </w:rPr>
+      </w:pPr>
+    </w:p>
+    <w:p>
+      <w:pPr>
+        <w:pStyle w:val="a7"/>
+        <w:ind w:left="360" w:firstLineChars="0" w:firstLine="0"/>
+      </w:pPr>
+    </w:p>
+    <w:p>
+      <w:pPr>
+        <w:pStyle w:val="a7"/>
+        <w:ind w:left="360" w:firstLineChars="0" w:firstLine="0"/>
+      </w:pPr>
+    </w:p>
+    <w:p>
+      <w:pPr>
+        <w:pStyle w:val="a7"/>
       </w:pPr>
     </w:p>
     <w:p>
@@ -264,7 +552,19 @@
         <w:rPr>
           <w:rFonts w:hint="eastAsia"/>
         </w:rPr>
-        <w:t>倒计时结束后开始盖房子环节：</w:t>
+        <w:t>倒计时结束后开始盖房子</w:t>
+      </w:r>
+      <w:r>
+        <w:rPr>
+          <w:rFonts w:hint="eastAsia"/>
+        </w:rPr>
+        <w:t>阶段</w:t>
+      </w:r>
+      <w:r>
+        <w:rPr>
+          <w:rFonts w:hint="eastAsia"/>
+        </w:rPr>
+        <w:t>：</w:t>
       </w:r>
     </w:p>
     <w:p>
@@ -279,6 +579,55 @@
         <w:rPr>
           <w:rFonts w:hint="eastAsia"/>
         </w:rPr>
+        <w:t>盖房子阶段会将木材以2</w:t>
+      </w:r>
+      <w:r>
+        <w:t>0</w:t>
+      </w:r>
+      <w:r>
+        <w:rPr>
+          <w:rFonts w:hint="eastAsia"/>
+        </w:rPr>
+        <w:t>比1的比例转化为方形木头块。</w:t>
+      </w:r>
+      <w:r>
+        <w:rPr>
+          <w:rFonts w:hint="eastAsia"/>
+        </w:rPr>
+        <w:t>方形木头块尺寸默认为（</w:t>
+      </w:r>
+      <w:r>
+        <w:t>2</w:t>
+      </w:r>
+      <w:r>
+        <w:rPr>
+          <w:rFonts w:hint="eastAsia"/>
+        </w:rPr>
+        <w:t>m</w:t>
+      </w:r>
+      <w:r>
+        <w:t>*2</w:t>
+      </w:r>
+      <w:r>
+        <w:rPr>
+          <w:rFonts w:hint="eastAsia"/>
+        </w:rPr>
+        <w:t>m）</w:t>
+      </w:r>
+    </w:p>
+    <w:p>
+      <w:pPr>
+        <w:pStyle w:val="a7"/>
+        <w:ind w:left="360" w:firstLineChars="0" w:firstLine="0"/>
+        <w:rPr>
+          <w:rStyle w:val="a8"/>
+          <w:rFonts w:ascii="Arial" w:hAnsi="Arial" w:cs="Arial"/>
+        </w:rPr>
+      </w:pPr>
+      <w:r>
+        <w:rPr>
+          <w:rFonts w:hint="eastAsia"/>
+        </w:rPr>
         <w:t>盖房子环节需要用到物理引擎。</w:t>
       </w:r>
       <w:r>
@@ -288,7 +637,43 @@
         <w:rPr>
           <w:rFonts w:hint="eastAsia"/>
         </w:rPr>
-        <w:t>画面表现为上方一个来回摆动的绳子 拴着一个方形木头 玩家用画线的方式砍断绳子 木头随之落下。然后反复，下方的木头堆叠的越高</w:t>
+        <w:t>画面表现为上方一个来回摆动的绳子 拴着一个方形木头</w:t>
+      </w:r>
+      <w:r>
+        <w:rPr>
+          <w:rFonts w:hint="eastAsia"/>
+        </w:rPr>
+        <w:t>块</w:t>
+      </w:r>
+      <w:r>
+        <w:rPr>
+          <w:rFonts w:hint="eastAsia"/>
+        </w:rPr>
+        <w:t xml:space="preserve"> 玩家用</w:t>
+      </w:r>
+      <w:r>
+        <w:rPr>
+          <w:rFonts w:hint="eastAsia"/>
+        </w:rPr>
+        <w:t>点击屏幕</w:t>
+      </w:r>
+      <w:r>
+        <w:rPr>
+          <w:rFonts w:hint="eastAsia"/>
+        </w:rPr>
+        <w:t>的方式</w:t>
+      </w:r>
+      <w:r>
+        <w:rPr>
+          <w:rFonts w:hint="eastAsia"/>
+        </w:rPr>
+        <w:t>让</w:t>
+      </w:r>
+      <w:r>
+        <w:rPr>
+          <w:rFonts w:hint="eastAsia"/>
+        </w:rPr>
+        <w:t>木头随之落下。然后反复，下方的木头堆叠的越高</w:t>
       </w:r>
       <w:r>
         <w:t xml:space="preserve"> </w:t>
@@ -297,7 +682,25 @@
         <w:rPr>
           <w:rFonts w:hint="eastAsia"/>
         </w:rPr>
-        <w:t>镜头随之也往上挪动。画面右上角需要显示当前堆叠高度（米）以及目标高度（米）。</w:t>
+        <w:t>镜头随之也往上挪动。画面右上角需要显示当前堆叠高度（米）以及</w:t>
+      </w:r>
+      <w:r>
+        <w:rPr>
+          <w:rFonts w:hint="eastAsia"/>
+        </w:rPr>
+        <w:t>当前</w:t>
+      </w:r>
+      <w:r>
+        <w:rPr>
+          <w:rFonts w:hint="eastAsia"/>
+        </w:rPr>
+        <w:t>目标高度（米）</w:t>
+      </w:r>
+      <w:r>
+        <w:rPr>
+          <w:rFonts w:hint="eastAsia"/>
+        </w:rPr>
+        <w:t>和总目标高度（米）</w:t>
       </w:r>
       <w:r>
         <w:br/>
@@ -365,10 +768,462 @@
     </w:p>
     <w:p>
       <w:pPr>
-        <w:rPr>
-          <w:rFonts w:hint="eastAsia"/>
-        </w:rPr>
-      </w:pPr>
+        <w:pStyle w:val="a7"/>
+        <w:ind w:left="360" w:firstLineChars="0" w:firstLine="0"/>
+        <w:rPr>
+          <w:rStyle w:val="a8"/>
+          <w:rFonts w:ascii="Arial" w:hAnsi="Arial" w:cs="Arial" w:hint="eastAsia"/>
+        </w:rPr>
+      </w:pPr>
+      <w:r>
+        <w:rPr>
+          <w:rStyle w:val="a8"/>
+          <w:rFonts w:ascii="Arial" w:hAnsi="Arial" w:cs="Arial" w:hint="eastAsia"/>
+        </w:rPr>
+        <w:t>以下是前</w:t>
+      </w:r>
+      <w:r>
+        <w:rPr>
+          <w:rStyle w:val="a8"/>
+          <w:rFonts w:ascii="Arial" w:hAnsi="Arial" w:cs="Arial" w:hint="eastAsia"/>
+        </w:rPr>
+        <w:t>5</w:t>
+      </w:r>
+      <w:r>
+        <w:rPr>
+          <w:rStyle w:val="a8"/>
+          <w:rFonts w:ascii="Arial" w:hAnsi="Arial" w:cs="Arial" w:hint="eastAsia"/>
+        </w:rPr>
+        <w:t>关的盖房子阶段目标高度（</w:t>
+      </w:r>
+      <w:r>
+        <w:rPr>
+          <w:rStyle w:val="a8"/>
+          <w:rFonts w:ascii="Arial" w:hAnsi="Arial" w:cs="Arial" w:hint="eastAsia"/>
+        </w:rPr>
+        <w:t>m</w:t>
+      </w:r>
+      <w:r>
+        <w:rPr>
+          <w:rStyle w:val="a8"/>
+          <w:rFonts w:ascii="Arial" w:hAnsi="Arial" w:cs="Arial" w:hint="eastAsia"/>
+        </w:rPr>
+        <w:t>）：</w:t>
+      </w:r>
+      <w:r>
+        <w:rPr>
+          <w:rStyle w:val="a8"/>
+          <w:rFonts w:ascii="Arial" w:hAnsi="Arial" w:cs="Arial" w:hint="eastAsia"/>
+        </w:rPr>
+        <w:t>1</w:t>
+      </w:r>
+      <w:r>
+        <w:rPr>
+          <w:rStyle w:val="a8"/>
+          <w:rFonts w:ascii="Arial" w:hAnsi="Arial" w:cs="Arial"/>
+        </w:rPr>
+        <w:t>0</w:t>
+      </w:r>
+      <w:r>
+        <w:rPr>
+          <w:rStyle w:val="a8"/>
+          <w:rFonts w:ascii="Arial" w:hAnsi="Arial" w:cs="Arial" w:hint="eastAsia"/>
+        </w:rPr>
+        <w:t>；</w:t>
+      </w:r>
+      <w:r>
+        <w:rPr>
+          <w:rStyle w:val="a8"/>
+          <w:rFonts w:ascii="Arial" w:hAnsi="Arial" w:cs="Arial"/>
+        </w:rPr>
+        <w:t>25</w:t>
+      </w:r>
+      <w:r>
+        <w:rPr>
+          <w:rStyle w:val="a8"/>
+          <w:rFonts w:ascii="Arial" w:hAnsi="Arial" w:cs="Arial" w:hint="eastAsia"/>
+        </w:rPr>
+        <w:t>；</w:t>
+      </w:r>
+      <w:r>
+        <w:rPr>
+          <w:rStyle w:val="a8"/>
+          <w:rFonts w:ascii="Arial" w:hAnsi="Arial" w:cs="Arial" w:hint="eastAsia"/>
+        </w:rPr>
+        <w:t>4</w:t>
+      </w:r>
+      <w:r>
+        <w:rPr>
+          <w:rStyle w:val="a8"/>
+          <w:rFonts w:ascii="Arial" w:hAnsi="Arial" w:cs="Arial"/>
+        </w:rPr>
+        <w:t>5</w:t>
+      </w:r>
+      <w:r>
+        <w:rPr>
+          <w:rStyle w:val="a8"/>
+          <w:rFonts w:ascii="Arial" w:hAnsi="Arial" w:cs="Arial" w:hint="eastAsia"/>
+        </w:rPr>
+        <w:t>；</w:t>
+      </w:r>
+      <w:r>
+        <w:rPr>
+          <w:rStyle w:val="a8"/>
+          <w:rFonts w:ascii="Arial" w:hAnsi="Arial" w:cs="Arial" w:hint="eastAsia"/>
+        </w:rPr>
+        <w:t>7</w:t>
+      </w:r>
+      <w:r>
+        <w:rPr>
+          <w:rStyle w:val="a8"/>
+          <w:rFonts w:ascii="Arial" w:hAnsi="Arial" w:cs="Arial"/>
+        </w:rPr>
+        <w:t>0</w:t>
+      </w:r>
+      <w:r>
+        <w:rPr>
+          <w:rStyle w:val="a8"/>
+          <w:rFonts w:ascii="Arial" w:hAnsi="Arial" w:cs="Arial" w:hint="eastAsia"/>
+        </w:rPr>
+        <w:t>；</w:t>
+      </w:r>
+      <w:r>
+        <w:rPr>
+          <w:rStyle w:val="a8"/>
+          <w:rFonts w:ascii="Arial" w:hAnsi="Arial" w:cs="Arial" w:hint="eastAsia"/>
+        </w:rPr>
+        <w:t>1</w:t>
+      </w:r>
+      <w:r>
+        <w:rPr>
+          <w:rStyle w:val="a8"/>
+          <w:rFonts w:ascii="Arial" w:hAnsi="Arial" w:cs="Arial"/>
+        </w:rPr>
+        <w:t>00</w:t>
+      </w:r>
+      <w:r>
+        <w:rPr>
+          <w:rStyle w:val="a8"/>
+          <w:rFonts w:ascii="Arial" w:hAnsi="Arial" w:cs="Arial"/>
+        </w:rPr>
+        <w:t xml:space="preserve"> </w:t>
+      </w:r>
+      <w:r>
+        <w:rPr>
+          <w:rStyle w:val="a8"/>
+          <w:rFonts w:ascii="Arial" w:hAnsi="Arial" w:cs="Arial" w:hint="eastAsia"/>
+        </w:rPr>
+        <w:t>总目标高度为</w:t>
+      </w:r>
+      <w:r>
+        <w:rPr>
+          <w:rStyle w:val="a8"/>
+          <w:rFonts w:ascii="Arial" w:hAnsi="Arial" w:cs="Arial" w:hint="eastAsia"/>
+        </w:rPr>
+        <w:t>2</w:t>
+      </w:r>
+      <w:r>
+        <w:rPr>
+          <w:rStyle w:val="a8"/>
+          <w:rFonts w:ascii="Arial" w:hAnsi="Arial" w:cs="Arial"/>
+        </w:rPr>
+        <w:t>00</w:t>
+      </w:r>
+      <w:r>
+        <w:rPr>
+          <w:rStyle w:val="a8"/>
+          <w:rFonts w:ascii="Arial" w:hAnsi="Arial" w:cs="Arial" w:hint="eastAsia"/>
+        </w:rPr>
+        <w:t>m</w:t>
+      </w:r>
+      <w:bookmarkStart w:id="0" w:name="_GoBack"/>
+      <w:bookmarkEnd w:id="0"/>
+    </w:p>
+    <w:p>
+      <w:pPr>
+        <w:pStyle w:val="a7"/>
+        <w:ind w:left="360" w:firstLineChars="0" w:firstLine="0"/>
+        <w:rPr>
+          <w:rStyle w:val="a8"/>
+          <w:rFonts w:ascii="Arial" w:hAnsi="Arial" w:cs="Arial"/>
+        </w:rPr>
+      </w:pPr>
+      <w:r>
+        <w:rPr>
+          <w:rStyle w:val="a8"/>
+          <w:rFonts w:ascii="Arial" w:hAnsi="Arial" w:cs="Arial" w:hint="eastAsia"/>
+        </w:rPr>
+        <w:lastRenderedPageBreak/>
+        <w:t>完成目标时提示目标完成然后弄一个</w:t>
+      </w:r>
+      <w:r>
+        <w:rPr>
+          <w:rStyle w:val="a8"/>
+          <w:rFonts w:ascii="Arial" w:hAnsi="Arial" w:cs="Arial" w:hint="eastAsia"/>
+        </w:rPr>
+        <w:t>过场</w:t>
+      </w:r>
+      <w:r>
+        <w:rPr>
+          <w:rStyle w:val="a8"/>
+          <w:rFonts w:ascii="Arial" w:hAnsi="Arial" w:cs="Arial" w:hint="eastAsia"/>
+        </w:rPr>
+        <w:t>效果切换</w:t>
+      </w:r>
+      <w:proofErr w:type="gramStart"/>
+      <w:r>
+        <w:rPr>
+          <w:rStyle w:val="a8"/>
+          <w:rFonts w:ascii="Arial" w:hAnsi="Arial" w:cs="Arial" w:hint="eastAsia"/>
+        </w:rPr>
+        <w:t>回战斗</w:t>
+      </w:r>
+      <w:proofErr w:type="gramEnd"/>
+      <w:r>
+        <w:rPr>
+          <w:rStyle w:val="a8"/>
+          <w:rFonts w:ascii="Arial" w:hAnsi="Arial" w:cs="Arial" w:hint="eastAsia"/>
+        </w:rPr>
+        <w:t>阶段的下一关。</w:t>
+      </w:r>
+      <w:r>
+        <w:rPr>
+          <w:rStyle w:val="a8"/>
+          <w:rFonts w:ascii="Arial" w:hAnsi="Arial" w:cs="Arial" w:hint="eastAsia"/>
+        </w:rPr>
+        <w:t>注意战斗阶段</w:t>
+      </w:r>
+      <w:r>
+        <w:rPr>
+          <w:rStyle w:val="a8"/>
+          <w:rFonts w:ascii="Arial" w:hAnsi="Arial" w:cs="Arial"/>
+        </w:rPr>
+        <w:t>-</w:t>
+      </w:r>
+      <w:r>
+        <w:rPr>
+          <w:rStyle w:val="a8"/>
+          <w:rFonts w:ascii="Arial" w:hAnsi="Arial" w:cs="Arial" w:hint="eastAsia"/>
+        </w:rPr>
+        <w:t>盖房子阶段</w:t>
+      </w:r>
+      <w:r>
+        <w:rPr>
+          <w:rStyle w:val="a8"/>
+          <w:rFonts w:ascii="Arial" w:hAnsi="Arial" w:cs="Arial" w:hint="eastAsia"/>
+        </w:rPr>
+        <w:t xml:space="preserve"> </w:t>
+      </w:r>
+      <w:r>
+        <w:rPr>
+          <w:rStyle w:val="a8"/>
+          <w:rFonts w:ascii="Arial" w:hAnsi="Arial" w:cs="Arial"/>
+        </w:rPr>
+        <w:t xml:space="preserve"> </w:t>
+      </w:r>
+      <w:r>
+        <w:rPr>
+          <w:rStyle w:val="a8"/>
+          <w:rFonts w:ascii="Arial" w:hAnsi="Arial" w:cs="Arial" w:hint="eastAsia"/>
+        </w:rPr>
+        <w:t>盖房子阶段</w:t>
+      </w:r>
+      <w:r>
+        <w:rPr>
+          <w:rStyle w:val="a8"/>
+          <w:rFonts w:ascii="Arial" w:hAnsi="Arial" w:cs="Arial" w:hint="eastAsia"/>
+        </w:rPr>
+        <w:t>-</w:t>
+      </w:r>
+      <w:r>
+        <w:rPr>
+          <w:rStyle w:val="a8"/>
+          <w:rFonts w:ascii="Arial" w:hAnsi="Arial" w:cs="Arial" w:hint="eastAsia"/>
+        </w:rPr>
+        <w:t>战斗阶段</w:t>
+      </w:r>
+      <w:r>
+        <w:rPr>
+          <w:rStyle w:val="a8"/>
+          <w:rFonts w:ascii="Arial" w:hAnsi="Arial" w:cs="Arial" w:hint="eastAsia"/>
+        </w:rPr>
+        <w:t xml:space="preserve"> </w:t>
+      </w:r>
+      <w:r>
+        <w:rPr>
+          <w:rStyle w:val="a8"/>
+          <w:rFonts w:ascii="Arial" w:hAnsi="Arial" w:cs="Arial" w:hint="eastAsia"/>
+        </w:rPr>
+        <w:t>这两个的过场效果要保持一致。</w:t>
+      </w:r>
+    </w:p>
+    <w:p>
+      <w:pPr>
+        <w:pStyle w:val="a7"/>
+        <w:ind w:left="360" w:firstLineChars="0" w:firstLine="0"/>
+        <w:rPr>
+          <w:rStyle w:val="a8"/>
+          <w:rFonts w:ascii="Arial" w:hAnsi="Arial" w:cs="Arial"/>
+        </w:rPr>
+      </w:pPr>
+    </w:p>
+    <w:p>
+      <w:pPr>
+        <w:pStyle w:val="a7"/>
+        <w:ind w:left="360" w:firstLineChars="0" w:firstLine="0"/>
+        <w:rPr>
+          <w:rStyle w:val="a8"/>
+          <w:rFonts w:ascii="Arial" w:hAnsi="Arial" w:cs="Arial" w:hint="eastAsia"/>
+        </w:rPr>
+      </w:pPr>
+      <w:r>
+        <w:rPr>
+          <w:rStyle w:val="a8"/>
+          <w:rFonts w:ascii="Arial" w:hAnsi="Arial" w:cs="Arial" w:hint="eastAsia"/>
+        </w:rPr>
+        <w:t>以上提到的</w:t>
+      </w:r>
+      <w:r>
+        <w:rPr>
+          <w:rStyle w:val="a8"/>
+          <w:rFonts w:ascii="Arial" w:hAnsi="Arial" w:cs="Arial" w:hint="eastAsia"/>
+        </w:rPr>
+        <w:t>所有关于</w:t>
+      </w:r>
+      <w:r>
+        <w:rPr>
+          <w:rStyle w:val="a8"/>
+          <w:rFonts w:ascii="Arial" w:hAnsi="Arial" w:cs="Arial" w:hint="eastAsia"/>
+        </w:rPr>
+        <w:t>美术</w:t>
+      </w:r>
+      <w:r>
+        <w:rPr>
+          <w:rStyle w:val="a8"/>
+          <w:rFonts w:ascii="Arial" w:hAnsi="Arial" w:cs="Arial" w:hint="eastAsia"/>
+        </w:rPr>
+        <w:t>的</w:t>
+      </w:r>
+      <w:r>
+        <w:rPr>
+          <w:rStyle w:val="a8"/>
+          <w:rFonts w:ascii="Arial" w:hAnsi="Arial" w:cs="Arial" w:hint="eastAsia"/>
+        </w:rPr>
+        <w:t>素材你都帮我绘制，绘制成像素风格的。整体精度可以参考抽奖</w:t>
+      </w:r>
+      <w:proofErr w:type="spellStart"/>
+      <w:r>
+        <w:rPr>
+          <w:rStyle w:val="a8"/>
+          <w:rFonts w:ascii="Arial" w:hAnsi="Arial" w:cs="Arial" w:hint="eastAsia"/>
+        </w:rPr>
+        <w:t>ui</w:t>
+      </w:r>
+      <w:proofErr w:type="spellEnd"/>
+      <w:r>
+        <w:rPr>
+          <w:rStyle w:val="a8"/>
+          <w:rFonts w:ascii="Arial" w:hAnsi="Arial" w:cs="Arial" w:hint="eastAsia"/>
+        </w:rPr>
+        <w:t>界面那个精度，风格一致。</w:t>
+      </w:r>
+    </w:p>
+    <w:p>
+      <w:pPr>
+        <w:pStyle w:val="a7"/>
+        <w:ind w:left="360" w:firstLineChars="0" w:firstLine="0"/>
+        <w:rPr>
+          <w:rStyle w:val="a8"/>
+          <w:rFonts w:ascii="Arial" w:hAnsi="Arial" w:cs="Arial" w:hint="eastAsia"/>
+        </w:rPr>
+      </w:pPr>
+    </w:p>
+    <w:p/>
+    <w:p/>
+    <w:p>
+      <w:pPr>
+        <w:pStyle w:val="a7"/>
+        <w:numPr>
+          <w:ilvl w:val="0"/>
+          <w:numId w:val="2"/>
+        </w:numPr>
+        <w:ind w:firstLineChars="0"/>
+      </w:pPr>
+      <w:r>
+        <w:rPr>
+          <w:rFonts w:hint="eastAsia"/>
+        </w:rPr>
+        <w:t>怪物</w:t>
+      </w:r>
+      <w:proofErr w:type="gramStart"/>
+      <w:r>
+        <w:rPr>
+          <w:rFonts w:hint="eastAsia"/>
+        </w:rPr>
+        <w:t>刷新太</w:t>
+      </w:r>
+      <w:proofErr w:type="gramEnd"/>
+      <w:r>
+        <w:rPr>
+          <w:rFonts w:hint="eastAsia"/>
+        </w:rPr>
+        <w:t>频繁了 太多了</w:t>
+      </w:r>
+      <w:r>
+        <w:rPr>
+          <w:rFonts w:hint="eastAsia"/>
+        </w:rPr>
+        <w:t xml:space="preserve"> 根本打不过了。</w:t>
+      </w:r>
+    </w:p>
+    <w:p>
+      <w:pPr>
+        <w:pStyle w:val="a7"/>
+        <w:numPr>
+          <w:ilvl w:val="0"/>
+          <w:numId w:val="2"/>
+        </w:numPr>
+        <w:ind w:firstLineChars="0"/>
+      </w:pPr>
+      <w:r>
+        <w:rPr>
+          <w:rFonts w:hint="eastAsia"/>
+        </w:rPr>
+        <w:t>树和掉落的木材都需要放大一些。</w:t>
+      </w:r>
+    </w:p>
+    <w:p>
+      <w:pPr>
+        <w:pStyle w:val="a7"/>
+        <w:numPr>
+          <w:ilvl w:val="0"/>
+          <w:numId w:val="2"/>
+        </w:numPr>
+        <w:ind w:firstLineChars="0"/>
+        <w:rPr>
+          <w:rFonts w:hint="eastAsia"/>
+        </w:rPr>
+      </w:pPr>
+      <w:r>
+        <w:rPr>
+          <w:rFonts w:hint="eastAsia"/>
+        </w:rPr>
+        <w:t>树的血量太低了 我期望前期</w:t>
+      </w:r>
+      <w:proofErr w:type="gramStart"/>
+      <w:r>
+        <w:rPr>
+          <w:rFonts w:hint="eastAsia"/>
+        </w:rPr>
+        <w:t>至少斩击四五次</w:t>
+      </w:r>
+      <w:proofErr w:type="gramEnd"/>
+      <w:r>
+        <w:rPr>
+          <w:rFonts w:hint="eastAsia"/>
+        </w:rPr>
+        <w:t>才彻底砍掉一个。</w:t>
+      </w:r>
     </w:p>
     <w:sectPr>
       <w:pgSz w:w="11906" w:h="16838"/>
@@ -509,8 +1364,100 @@
       </w:pPr>
     </w:lvl>
   </w:abstractNum>
+  <w:abstractNum w:abstractNumId="1" w15:restartNumberingAfterBreak="0">
+    <w:nsid w:val="743318D1"/>
+    <w:multiLevelType w:val="hybridMultilevel"/>
+    <w:tmpl w:val="BC582726"/>
+    <w:lvl w:ilvl="0" w:tplc="A460A85E">
+      <w:start w:val="1"/>
+      <w:numFmt w:val="decimal"/>
+      <w:lvlText w:val="%1."/>
+      <w:lvlJc w:val="left"/>
+      <w:pPr>
+        <w:ind w:left="360" w:hanging="360"/>
+      </w:pPr>
+      <w:rPr>
+        <w:rFonts w:hint="default"/>
+      </w:rPr>
+    </w:lvl>
+    <w:lvl w:ilvl="1" w:tplc="04090019" w:tentative="1">
+      <w:start w:val="1"/>
+      <w:numFmt w:val="lowerLetter"/>
+      <w:lvlText w:val="%2)"/>
+      <w:lvlJc w:val="left"/>
+      <w:pPr>
+        <w:ind w:left="840" w:hanging="420"/>
+      </w:pPr>
+    </w:lvl>
+    <w:lvl w:ilvl="2" w:tplc="0409001B" w:tentative="1">
+      <w:start w:val="1"/>
+      <w:numFmt w:val="lowerRoman"/>
+      <w:lvlText w:val="%3."/>
+      <w:lvlJc w:val="right"/>
+      <w:pPr>
+        <w:ind w:left="1260" w:hanging="420"/>
+      </w:pPr>
+    </w:lvl>
+    <w:lvl w:ilvl="3" w:tplc="0409000F" w:tentative="1">
+      <w:start w:val="1"/>
+      <w:numFmt w:val="decimal"/>
+      <w:lvlText w:val="%4."/>
+      <w:lvlJc w:val="left"/>
+      <w:pPr>
+        <w:ind w:left="1680" w:hanging="420"/>
+      </w:pPr>
+    </w:lvl>
+    <w:lvl w:ilvl="4" w:tplc="04090019" w:tentative="1">
+      <w:start w:val="1"/>
+      <w:numFmt w:val="lowerLetter"/>
+      <w:lvlText w:val="%5)"/>
+      <w:lvlJc w:val="left"/>
+      <w:pPr>
+        <w:ind w:left="2100" w:hanging="420"/>
+      </w:pPr>
+    </w:lvl>
+    <w:lvl w:ilvl="5" w:tplc="0409001B" w:tentative="1">
+      <w:start w:val="1"/>
+      <w:numFmt w:val="lowerRoman"/>
+      <w:lvlText w:val="%6."/>
+      <w:lvlJc w:val="right"/>
+      <w:pPr>
+        <w:ind w:left="2520" w:hanging="420"/>
+      </w:pPr>
+    </w:lvl>
+    <w:lvl w:ilvl="6" w:tplc="0409000F" w:tentative="1">
+      <w:start w:val="1"/>
+      <w:numFmt w:val="decimal"/>
+      <w:lvlText w:val="%7."/>
+      <w:lvlJc w:val="left"/>
+      <w:pPr>
+        <w:ind w:left="2940" w:hanging="420"/>
+      </w:pPr>
+    </w:lvl>
+    <w:lvl w:ilvl="7" w:tplc="04090019" w:tentative="1">
+      <w:start w:val="1"/>
+      <w:numFmt w:val="lowerLetter"/>
+      <w:lvlText w:val="%8)"/>
+      <w:lvlJc w:val="left"/>
+      <w:pPr>
+        <w:ind w:left="3360" w:hanging="420"/>
+      </w:pPr>
+    </w:lvl>
+    <w:lvl w:ilvl="8" w:tplc="0409001B" w:tentative="1">
+      <w:start w:val="1"/>
+      <w:numFmt w:val="lowerRoman"/>
+      <w:lvlText w:val="%9."/>
+      <w:lvlJc w:val="right"/>
+      <w:pPr>
+        <w:ind w:left="3780" w:hanging="420"/>
+      </w:pPr>
+    </w:lvl>
+  </w:abstractNum>
   <w:num w:numId="1">
     <w:abstractNumId w:val="0"/>
+  </w:num>
+  <w:num w:numId="2">
+    <w:abstractNumId w:val="1"/>
   </w:num>
 </w:numbering>
 </file>

--- a/新的想法.docx
+++ b/新的想法.docx
@@ -936,8 +936,6 @@
         </w:rPr>
         <w:t>m</w:t>
       </w:r>
-      <w:bookmarkStart w:id="0" w:name="_GoBack"/>
-      <w:bookmarkEnd w:id="0"/>
     </w:p>
     <w:p>
       <w:pPr>
@@ -1200,9 +1198,6 @@
           <w:numId w:val="2"/>
         </w:numPr>
         <w:ind w:firstLineChars="0"/>
-        <w:rPr>
-          <w:rFonts w:hint="eastAsia"/>
-        </w:rPr>
       </w:pPr>
       <w:r>
         <w:rPr>
@@ -1224,6 +1219,289 @@
         </w:rPr>
         <w:t>才彻底砍掉一个。</w:t>
       </w:r>
+    </w:p>
+    <w:p/>
+    <w:p/>
+    <w:p>
+      <w:r>
+        <w:rPr>
+          <w:rFonts w:hint="eastAsia"/>
+        </w:rPr>
+        <w:t>装备打造：</w:t>
+      </w:r>
+    </w:p>
+    <w:p/>
+    <w:p/>
+    <w:p>
+      <w:pPr>
+        <w:rPr>
+          <w:rFonts w:hint="eastAsia"/>
+        </w:rPr>
+      </w:pPr>
+      <w:r>
+        <w:rPr>
+          <w:rFonts w:hint="eastAsia"/>
+        </w:rPr>
+        <w:t>我希望在进入下一关的时候有一个场景切换效果。完成关卡后表现为玩家</w:t>
+      </w:r>
+      <w:r>
+        <w:rPr>
+          <w:rFonts w:hint="eastAsia"/>
+        </w:rPr>
+        <w:t>向屏幕上方</w:t>
+      </w:r>
+      <w:r>
+        <w:rPr>
+          <w:rFonts w:hint="eastAsia"/>
+        </w:rPr>
+        <w:t>跳起来 跳到下一个场景中间  场景的视觉切换为竖着滚轴似的 随着玩家跳跃场景也滚动到下一个场景 滚动完成和玩家跳跃完毕为一个时间点</w:t>
+      </w:r>
+    </w:p>
+    <w:p>
+      <w:pPr>
+        <w:rPr>
+          <w:rFonts w:hint="eastAsia"/>
+        </w:rPr>
+      </w:pPr>
+    </w:p>
+    <w:p>
+      <w:r>
+        <w:rPr>
+          <w:rFonts w:hint="eastAsia"/>
+        </w:rPr>
+        <w:t>下一关场景切换：</w:t>
+      </w:r>
+    </w:p>
+    <w:p>
+      <w:r>
+        <w:rPr>
+          <w:rFonts w:hint="eastAsia"/>
+        </w:rPr>
+        <w:t>石头遮挡</w:t>
+      </w:r>
+    </w:p>
+    <w:p>
+      <w:r>
+        <w:rPr>
+          <w:rFonts w:hint="eastAsia"/>
+        </w:rPr>
+        <w:t>水减速 减气：</w:t>
+      </w:r>
+    </w:p>
+    <w:p>
+      <w:r>
+        <w:rPr>
+          <w:rFonts w:hint="eastAsia"/>
+        </w:rPr>
+        <w:t>精英怪：</w:t>
+      </w:r>
+    </w:p>
+    <w:p>
+      <w:pPr>
+        <w:rPr>
+          <w:rFonts w:hint="eastAsia"/>
+        </w:rPr>
+      </w:pPr>
+    </w:p>
+    <w:p/>
+    <w:p>
+      <w:r>
+        <w:rPr>
+          <w:rFonts w:hint="eastAsia"/>
+        </w:rPr>
+        <w:t>恶魔球 激光扫射（画线躲）</w:t>
+      </w:r>
+      <w:r>
+        <w:rPr>
+          <w:rFonts w:hint="eastAsia"/>
+        </w:rPr>
+        <w:t xml:space="preserve"> 子弹</w:t>
+      </w:r>
+      <w:proofErr w:type="gramStart"/>
+      <w:r>
+        <w:rPr>
+          <w:rFonts w:hint="eastAsia"/>
+        </w:rPr>
+        <w:t>弹</w:t>
+      </w:r>
+      <w:proofErr w:type="gramEnd"/>
+      <w:r>
+        <w:rPr>
+          <w:rFonts w:hint="eastAsia"/>
+        </w:rPr>
+        <w:t>幕（走位躲）</w:t>
+      </w:r>
+      <w:r>
+        <w:rPr>
+          <w:rFonts w:hint="eastAsia"/>
+        </w:rPr>
+        <w:t>召唤小骷髅（战斗）</w:t>
+      </w:r>
+    </w:p>
+    <w:p>
+      <w:r>
+        <w:rPr>
+          <w:rFonts w:hint="eastAsia"/>
+        </w:rPr>
+        <w:t>恶魔奖励</w:t>
+      </w:r>
+    </w:p>
+    <w:p/>
+    <w:p>
+      <w:pPr>
+        <w:rPr>
+          <w:rFonts w:hint="eastAsia"/>
+        </w:rPr>
+      </w:pPr>
+      <w:r>
+        <w:rPr>
+          <w:rFonts w:hint="eastAsia"/>
+        </w:rPr>
+        <w:t>地形塌陷</w:t>
+      </w:r>
+      <w:r>
+        <w:rPr>
+          <w:rFonts w:hint="eastAsia"/>
+        </w:rPr>
+        <w:t>：</w:t>
+      </w:r>
+    </w:p>
+    <w:p/>
+    <w:p>
+      <w:r>
+        <w:rPr>
+          <w:rFonts w:hint="eastAsia"/>
+        </w:rPr>
+        <w:t>初始装备：</w:t>
+      </w:r>
+    </w:p>
+    <w:p>
+      <w:r>
+        <w:rPr>
+          <w:rFonts w:hint="eastAsia"/>
+        </w:rPr>
+        <w:t>火球远程</w:t>
+      </w:r>
+    </w:p>
+    <w:p>
+      <w:r>
+        <w:rPr>
+          <w:rFonts w:hint="eastAsia"/>
+        </w:rPr>
+        <w:t>炸弹远程</w:t>
+      </w:r>
+    </w:p>
+    <w:p>
+      <w:r>
+        <w:rPr>
+          <w:rFonts w:hint="eastAsia"/>
+        </w:rPr>
+        <w:t>戳戳枪</w:t>
+      </w:r>
+    </w:p>
+    <w:p>
+      <w:pPr>
+        <w:rPr>
+          <w:rFonts w:hint="eastAsia"/>
+        </w:rPr>
+      </w:pPr>
+    </w:p>
+    <w:p>
+      <w:pPr>
+        <w:rPr>
+          <w:rFonts w:hint="eastAsia"/>
+        </w:rPr>
+      </w:pPr>
+    </w:p>
+    <w:p>
+      <w:pPr>
+        <w:rPr>
+          <w:rFonts w:hint="eastAsia"/>
+        </w:rPr>
+      </w:pPr>
+    </w:p>
+    <w:p>
+      <w:r>
+        <w:rPr>
+          <w:rFonts w:hint="eastAsia"/>
+        </w:rPr>
+        <w:t>装备打造：</w:t>
+      </w:r>
+    </w:p>
+    <w:p>
+      <w:pPr>
+        <w:rPr>
+          <w:rFonts w:hint="eastAsia"/>
+        </w:rPr>
+      </w:pPr>
+    </w:p>
+    <w:p>
+      <w:r>
+        <w:rPr>
+          <w:rFonts w:hint="eastAsia"/>
+        </w:rPr>
+        <w:t>宝箱</w:t>
+      </w:r>
+    </w:p>
+    <w:p>
+      <w:r>
+        <w:rPr>
+          <w:rFonts w:hint="eastAsia"/>
+        </w:rPr>
+        <w:t>事件：</w:t>
+      </w:r>
+      <w:bookmarkStart w:id="0" w:name="_GoBack"/>
+      <w:bookmarkEnd w:id="0"/>
+    </w:p>
+    <w:p>
+      <w:r>
+        <w:rPr>
+          <w:rFonts w:hint="eastAsia"/>
+        </w:rPr>
+        <w:t xml:space="preserve">抽奖房 </w:t>
+      </w:r>
+      <w:proofErr w:type="gramStart"/>
+      <w:r>
+        <w:rPr>
+          <w:rFonts w:hint="eastAsia"/>
+        </w:rPr>
+        <w:t>恶魔房</w:t>
+      </w:r>
+      <w:proofErr w:type="gramEnd"/>
+      <w:r>
+        <w:rPr>
+          <w:rFonts w:hint="eastAsia"/>
+        </w:rPr>
+        <w:t xml:space="preserve"> 天使房</w:t>
+      </w:r>
+      <w:r>
+        <w:rPr>
+          <w:rFonts w:hint="eastAsia"/>
+        </w:rPr>
+        <w:t xml:space="preserve"> </w:t>
+      </w:r>
+    </w:p>
+    <w:p>
+      <w:r>
+        <w:rPr>
+          <w:rFonts w:hint="eastAsia"/>
+        </w:rPr>
+        <w:t>精英怪</w:t>
+      </w:r>
+    </w:p>
+    <w:p>
+      <w:pPr>
+        <w:rPr>
+          <w:rFonts w:hint="eastAsia"/>
+        </w:rPr>
+      </w:pPr>
+    </w:p>
+    <w:p>
+      <w:pPr>
+        <w:rPr>
+          <w:rFonts w:hint="eastAsia"/>
+        </w:rPr>
+      </w:pPr>
     </w:p>
     <w:sectPr>
       <w:pgSz w:w="11906" w:h="16838"/>

--- a/新的想法.docx
+++ b/新的想法.docx
@@ -28,11 +28,6 @@
     <w:p/>
     <w:p/>
     <w:p>
-      <w:pPr>
-        <w:rPr>
-          <w:rFonts w:hint="eastAsia"/>
-        </w:rPr>
-      </w:pPr>
       <w:r>
         <w:rPr>
           <w:rFonts w:hint="eastAsia"/>
@@ -97,11 +92,6 @@
     </w:p>
     <w:p/>
     <w:p>
-      <w:pPr>
-        <w:rPr>
-          <w:rFonts w:hint="eastAsia"/>
-        </w:rPr>
-      </w:pPr>
       <w:r>
         <w:rPr>
           <w:rFonts w:hint="eastAsia"/>
@@ -110,11 +100,6 @@
       </w:r>
     </w:p>
     <w:p>
-      <w:pPr>
-        <w:rPr>
-          <w:rFonts w:hint="eastAsia"/>
-        </w:rPr>
-      </w:pPr>
       <w:r>
         <w:rPr>
           <w:rFonts w:hint="eastAsia"/>
@@ -210,13 +195,7 @@
         <w:t xml:space="preserve"> </w:t>
       </w:r>
     </w:p>
-    <w:p>
-      <w:pPr>
-        <w:rPr>
-          <w:rFonts w:hint="eastAsia"/>
-        </w:rPr>
-      </w:pPr>
-    </w:p>
+    <w:p/>
     <w:p/>
     <w:p>
       <w:r>
@@ -411,13 +390,7 @@
         <w:rPr>
           <w:rFonts w:hint="eastAsia"/>
         </w:rPr>
-        <w:t>关卡开始后</w:t>
-      </w:r>
-      <w:r>
-        <w:rPr>
-          <w:rFonts w:hint="eastAsia"/>
-        </w:rPr>
-        <w:t>一次性刷出来</w:t>
+        <w:t>关卡开始后一次性刷出来</w:t>
       </w:r>
       <w:r>
         <w:t>5</w:t>
@@ -426,13 +399,7 @@
         <w:rPr>
           <w:rFonts w:hint="eastAsia"/>
         </w:rPr>
-        <w:t>棵树</w:t>
-      </w:r>
-      <w:r>
-        <w:rPr>
-          <w:rFonts w:hint="eastAsia"/>
-        </w:rPr>
-        <w:t>，所有树都被砍掉后再次刷出5棵新树 以此往复。</w:t>
+        <w:t>棵树，所有树都被砍掉后再次刷出5棵新树 以此往复。</w:t>
       </w:r>
     </w:p>
     <w:p>
@@ -450,19 +417,7 @@
         <w:rPr>
           <w:rFonts w:hint="eastAsia"/>
         </w:rPr>
-        <w:t>根据树的血量百分比获得木材，以下是分别砍到</w:t>
-      </w:r>
-      <w:r>
-        <w:rPr>
-          <w:rFonts w:hint="eastAsia"/>
-        </w:rPr>
-        <w:t>不茂密的树-树干-消失</w:t>
-      </w:r>
-      <w:r>
-        <w:rPr>
-          <w:rFonts w:hint="eastAsia"/>
-        </w:rPr>
-        <w:t>这三个阶段时获得的木材：5</w:t>
+        <w:t>根据树的血量百分比获得木材，以下是分别砍到不茂密的树-树干-消失这三个阶段时获得的木材：5</w:t>
       </w:r>
       <w:r>
         <w:t>-10-20</w:t>
@@ -484,9 +439,6 @@
       <w:pPr>
         <w:pStyle w:val="a7"/>
         <w:ind w:left="360" w:firstLineChars="0" w:firstLine="0"/>
-        <w:rPr>
-          <w:rFonts w:hint="eastAsia"/>
-        </w:rPr>
       </w:pPr>
       <w:r>
         <w:rPr>
@@ -499,9 +451,6 @@
       <w:pPr>
         <w:pStyle w:val="a7"/>
         <w:ind w:left="360" w:firstLineChars="0" w:firstLine="0"/>
-        <w:rPr>
-          <w:rFonts w:hint="eastAsia"/>
-        </w:rPr>
       </w:pPr>
     </w:p>
     <w:p>
@@ -571,9 +520,6 @@
       <w:pPr>
         <w:pStyle w:val="a7"/>
         <w:ind w:left="360" w:firstLineChars="0" w:firstLine="0"/>
-        <w:rPr>
-          <w:rFonts w:hint="eastAsia"/>
-        </w:rPr>
       </w:pPr>
       <w:r>
         <w:rPr>
@@ -772,7 +718,7 @@
         <w:ind w:left="360" w:firstLineChars="0" w:firstLine="0"/>
         <w:rPr>
           <w:rStyle w:val="a8"/>
-          <w:rFonts w:ascii="Arial" w:hAnsi="Arial" w:cs="Arial" w:hint="eastAsia"/>
+          <w:rFonts w:ascii="Arial" w:hAnsi="Arial" w:cs="Arial"/>
         </w:rPr>
       </w:pPr>
       <w:r>
@@ -1071,7 +1017,7 @@
         <w:ind w:left="360" w:firstLineChars="0" w:firstLine="0"/>
         <w:rPr>
           <w:rStyle w:val="a8"/>
-          <w:rFonts w:ascii="Arial" w:hAnsi="Arial" w:cs="Arial" w:hint="eastAsia"/>
+          <w:rFonts w:ascii="Arial" w:hAnsi="Arial" w:cs="Arial"/>
         </w:rPr>
       </w:pPr>
       <w:r>
@@ -1132,7 +1078,7 @@
         <w:ind w:left="360" w:firstLineChars="0" w:firstLine="0"/>
         <w:rPr>
           <w:rStyle w:val="a8"/>
-          <w:rFonts w:ascii="Arial" w:hAnsi="Arial" w:cs="Arial" w:hint="eastAsia"/>
+          <w:rFonts w:ascii="Arial" w:hAnsi="Arial" w:cs="Arial"/>
         </w:rPr>
       </w:pPr>
     </w:p>
@@ -1233,37 +1179,20 @@
     <w:p/>
     <w:p/>
     <w:p>
-      <w:pPr>
-        <w:rPr>
-          <w:rFonts w:hint="eastAsia"/>
-        </w:rPr>
-      </w:pPr>
-      <w:r>
-        <w:rPr>
-          <w:rFonts w:hint="eastAsia"/>
-        </w:rPr>
-        <w:t>我希望在进入下一关的时候有一个场景切换效果。完成关卡后表现为玩家</w:t>
-      </w:r>
-      <w:r>
-        <w:rPr>
-          <w:rFonts w:hint="eastAsia"/>
-        </w:rPr>
-        <w:t>向屏幕上方</w:t>
-      </w:r>
-      <w:r>
-        <w:rPr>
-          <w:rFonts w:hint="eastAsia"/>
-        </w:rPr>
-        <w:t>跳起来 跳到下一个场景中间  场景的视觉切换为竖着滚轴似的 随着玩家跳跃场景也滚动到下一个场景 滚动完成和玩家跳跃完毕为一个时间点</w:t>
-      </w:r>
-    </w:p>
-    <w:p>
-      <w:pPr>
-        <w:rPr>
-          <w:rFonts w:hint="eastAsia"/>
-        </w:rPr>
-      </w:pPr>
-    </w:p>
+      <w:r>
+        <w:rPr>
+          <w:rFonts w:hint="eastAsia"/>
+        </w:rPr>
+        <w:t>我希望在进入下一关的时候有一个场景切换效果。完成关卡后表现为玩家向屏幕上方跳起来 跳到下一个场景中间  场景的视觉切换为竖着滚轴似的 随着玩家跳跃场景也滚动到下一个场景 滚动完成和玩家跳跃完毕为一个时间点</w:t>
+      </w:r>
+      <w:r>
+        <w:rPr>
+          <w:rFonts w:hint="eastAsia"/>
+        </w:rPr>
+        <w:t xml:space="preserve"> </w:t>
+      </w:r>
+    </w:p>
+    <w:p/>
     <w:p>
       <w:r>
         <w:rPr>
@@ -1272,21 +1201,388 @@
         <w:t>下一关场景切换：</w:t>
       </w:r>
     </w:p>
-    <w:p>
-      <w:r>
-        <w:rPr>
-          <w:rFonts w:hint="eastAsia"/>
-        </w:rPr>
-        <w:t>石头遮挡</w:t>
-      </w:r>
-    </w:p>
-    <w:p>
-      <w:r>
-        <w:rPr>
-          <w:rFonts w:hint="eastAsia"/>
-        </w:rPr>
-        <w:t>水减速 减气：</w:t>
-      </w:r>
+    <w:p/>
+    <w:p>
+      <w:pPr>
+        <w:rPr>
+          <w:rFonts w:hint="eastAsia"/>
+        </w:rPr>
+      </w:pPr>
+      <w:r>
+        <w:rPr>
+          <w:rFonts w:hint="eastAsia"/>
+        </w:rPr>
+        <w:t>地面元素</w:t>
+      </w:r>
+    </w:p>
+    <w:p>
+      <w:r>
+        <w:rPr>
+          <w:rFonts w:hint="eastAsia"/>
+        </w:rPr>
+        <w:t>石头</w:t>
+      </w:r>
+      <w:r>
+        <w:rPr>
+          <w:rFonts w:hint="eastAsia"/>
+        </w:rPr>
+        <w:t>：</w:t>
+      </w:r>
+      <w:r>
+        <w:rPr>
+          <w:rFonts w:hint="eastAsia"/>
+        </w:rPr>
+        <w:t>遮挡</w:t>
+      </w:r>
+    </w:p>
+    <w:p>
+      <w:r>
+        <w:rPr>
+          <w:rFonts w:hint="eastAsia"/>
+        </w:rPr>
+        <w:t>宝箱：</w:t>
+      </w:r>
+    </w:p>
+    <w:p/>
+    <w:p>
+      <w:r>
+        <w:rPr>
+          <w:rFonts w:hint="eastAsia"/>
+        </w:rPr>
+        <w:t>恶魔奖励 天使奖励</w:t>
+      </w:r>
+    </w:p>
+    <w:p>
+      <w:pPr>
+        <w:rPr>
+          <w:rFonts w:hint="eastAsia"/>
+        </w:rPr>
+      </w:pPr>
+    </w:p>
+    <w:p>
+      <w:pPr>
+        <w:rPr>
+          <w:rFonts w:hint="eastAsia"/>
+        </w:rPr>
+      </w:pPr>
+      <w:proofErr w:type="gramStart"/>
+      <w:r>
+        <w:rPr>
+          <w:rFonts w:hint="eastAsia"/>
+        </w:rPr>
+        <w:t>恶魔房</w:t>
+      </w:r>
+      <w:proofErr w:type="gramEnd"/>
+      <w:r>
+        <w:rPr>
+          <w:rFonts w:hint="eastAsia"/>
+        </w:rPr>
+        <w:t xml:space="preserve"> 天使房</w:t>
+      </w:r>
+    </w:p>
+    <w:p>
+      <w:r>
+        <w:t>B</w:t>
+      </w:r>
+      <w:r>
+        <w:rPr>
+          <w:rFonts w:hint="eastAsia"/>
+        </w:rPr>
+        <w:t>oss</w:t>
+      </w:r>
+      <w:r>
+        <w:rPr>
+          <w:rFonts w:hint="eastAsia"/>
+        </w:rPr>
+        <w:t>关</w:t>
+      </w:r>
+      <w:r>
+        <w:t xml:space="preserve"> </w:t>
+      </w:r>
+      <w:r>
+        <w:rPr>
+          <w:rFonts w:hint="eastAsia"/>
+        </w:rPr>
+        <w:t>场景</w:t>
+      </w:r>
+    </w:p>
+    <w:p>
+      <w:pPr>
+        <w:rPr>
+          <w:rFonts w:hint="eastAsia"/>
+        </w:rPr>
+      </w:pPr>
+    </w:p>
+    <w:p>
+      <w:pPr>
+        <w:rPr>
+          <w:rFonts w:hint="eastAsia"/>
+        </w:rPr>
+      </w:pPr>
+    </w:p>
+    <w:p>
+      <w:r>
+        <w:rPr>
+          <w:rFonts w:hint="eastAsia"/>
+        </w:rPr>
+        <w:t>水</w:t>
+      </w:r>
+      <w:r>
+        <w:rPr>
+          <w:rFonts w:hint="eastAsia"/>
+        </w:rPr>
+        <w:t>地块</w:t>
+      </w:r>
+    </w:p>
+    <w:p>
+      <w:r>
+        <w:rPr>
+          <w:rFonts w:hint="eastAsia"/>
+        </w:rPr>
+        <w:t>效果：</w:t>
+      </w:r>
+      <w:r>
+        <w:rPr>
+          <w:rFonts w:hint="eastAsia"/>
+        </w:rPr>
+        <w:t>单位路过：</w:t>
+      </w:r>
+      <w:r>
+        <w:rPr>
+          <w:rFonts w:hint="eastAsia"/>
+        </w:rPr>
+        <w:t>减速</w:t>
+      </w:r>
+      <w:r>
+        <w:rPr>
+          <w:rFonts w:hint="eastAsia"/>
+        </w:rPr>
+        <w:t xml:space="preserve"> 单位路过时要有减速颜色效果，可以</w:t>
+      </w:r>
+      <w:proofErr w:type="gramStart"/>
+      <w:r>
+        <w:rPr>
+          <w:rFonts w:hint="eastAsia"/>
+        </w:rPr>
+        <w:t>用冰伤效果</w:t>
+      </w:r>
+      <w:proofErr w:type="gramEnd"/>
+      <w:r>
+        <w:rPr>
+          <w:rFonts w:hint="eastAsia"/>
+        </w:rPr>
+        <w:t>的变蓝。</w:t>
+      </w:r>
+      <w:r>
+        <w:rPr>
+          <w:rFonts w:hint="eastAsia"/>
+        </w:rPr>
+        <w:t xml:space="preserve"> </w:t>
+      </w:r>
+    </w:p>
+    <w:p>
+      <w:r>
+        <w:rPr>
+          <w:rFonts w:hint="eastAsia"/>
+        </w:rPr>
+        <w:t>画线路过：</w:t>
+      </w:r>
+      <w:proofErr w:type="gramStart"/>
+      <w:r>
+        <w:rPr>
+          <w:rFonts w:hint="eastAsia"/>
+        </w:rPr>
+        <w:t>减气</w:t>
+      </w:r>
+      <w:proofErr w:type="gramEnd"/>
+      <w:r>
+        <w:rPr>
+          <w:rFonts w:hint="eastAsia"/>
+        </w:rPr>
+        <w:t xml:space="preserve">  画线模式下水地块不要暗色遮罩 就像小</w:t>
+      </w:r>
+      <w:proofErr w:type="gramStart"/>
+      <w:r>
+        <w:rPr>
+          <w:rFonts w:hint="eastAsia"/>
+        </w:rPr>
+        <w:t>怪一样</w:t>
+      </w:r>
+      <w:proofErr w:type="gramEnd"/>
+      <w:r>
+        <w:rPr>
+          <w:rFonts w:hint="eastAsia"/>
+        </w:rPr>
+        <w:t>保持原来的色彩。</w:t>
+      </w:r>
+    </w:p>
+    <w:p>
+      <w:pPr>
+        <w:rPr>
+          <w:rFonts w:hint="eastAsia"/>
+        </w:rPr>
+      </w:pPr>
+      <w:r>
+        <w:rPr>
+          <w:rFonts w:hint="eastAsia"/>
+        </w:rPr>
+        <w:t>水地块生成逻辑：会在第一关之后的关卡里（不包含第一关）随机生成，</w:t>
+      </w:r>
+      <w:r>
+        <w:rPr>
+          <w:rFonts w:hint="eastAsia"/>
+        </w:rPr>
+        <w:t xml:space="preserve">水地块组合一般是两种形态：河流形态 一般是条状 </w:t>
+      </w:r>
+      <w:r>
+        <w:t xml:space="preserve"> </w:t>
+      </w:r>
+      <w:r>
+        <w:rPr>
+          <w:rFonts w:hint="eastAsia"/>
+        </w:rPr>
+        <w:t>水池形态 一般是方块状。</w:t>
+      </w:r>
+      <w:r>
+        <w:rPr>
+          <w:rFonts w:hint="eastAsia"/>
+        </w:rPr>
+        <w:t>一</w:t>
+      </w:r>
+      <w:r>
+        <w:rPr>
+          <w:rFonts w:hint="eastAsia"/>
+        </w:rPr>
+        <w:t>个河流组合</w:t>
+      </w:r>
+      <w:r>
+        <w:rPr>
+          <w:rFonts w:hint="eastAsia"/>
+        </w:rPr>
+        <w:t>大小</w:t>
+      </w:r>
+      <w:r>
+        <w:rPr>
+          <w:rFonts w:hint="eastAsia"/>
+        </w:rPr>
+        <w:t>大概</w:t>
+      </w:r>
+      <w:r>
+        <w:rPr>
+          <w:rFonts w:hint="eastAsia"/>
+        </w:rPr>
+        <w:t>占屏幕的</w:t>
+      </w:r>
+      <w:r>
+        <w:t>6</w:t>
+      </w:r>
+      <w:r>
+        <w:t>%</w:t>
+      </w:r>
+      <w:r>
+        <w:rPr>
+          <w:rFonts w:hint="eastAsia"/>
+        </w:rPr>
+        <w:t>左右</w:t>
+      </w:r>
+      <w:r>
+        <w:rPr>
+          <w:rFonts w:hint="eastAsia"/>
+        </w:rPr>
+        <w:t>（只是大概 不用那么精细）</w:t>
+      </w:r>
+      <w:r>
+        <w:rPr>
+          <w:rFonts w:hint="eastAsia"/>
+        </w:rPr>
+        <w:t>，</w:t>
+      </w:r>
+      <w:r>
+        <w:rPr>
+          <w:rFonts w:hint="eastAsia"/>
+        </w:rPr>
+        <w:t>可以用地块尺寸算，</w:t>
+      </w:r>
+      <w:r>
+        <w:rPr>
+          <w:rFonts w:hint="eastAsia"/>
+        </w:rPr>
+        <w:t>低概率</w:t>
+      </w:r>
+      <w:r>
+        <w:rPr>
+          <w:rFonts w:hint="eastAsia"/>
+        </w:rPr>
+        <w:t>河流组合有更多的水地块</w:t>
+      </w:r>
+      <w:r>
+        <w:rPr>
+          <w:rFonts w:hint="eastAsia"/>
+        </w:rPr>
+        <w:t>。</w:t>
+      </w:r>
+      <w:r>
+        <w:rPr>
+          <w:rFonts w:hint="eastAsia"/>
+        </w:rPr>
+        <w:t>可以有多个水地块组合，一般</w:t>
+      </w:r>
+      <w:r>
+        <w:rPr>
+          <w:rFonts w:hint="eastAsia"/>
+        </w:rPr>
+        <w:t>为</w:t>
+      </w:r>
+      <w:r>
+        <w:t>0~</w:t>
+      </w:r>
+      <w:r>
+        <w:t>2</w:t>
+      </w:r>
+      <w:r>
+        <w:rPr>
+          <w:rFonts w:hint="eastAsia"/>
+        </w:rPr>
+        <w:t>个组合</w:t>
+      </w:r>
+      <w:r>
+        <w:rPr>
+          <w:rFonts w:hint="eastAsia"/>
+        </w:rPr>
+        <w:t>（有可能关卡里没有水）</w:t>
+      </w:r>
+      <w:r>
+        <w:rPr>
+          <w:rFonts w:hint="eastAsia"/>
+        </w:rPr>
+        <w:t xml:space="preserve"> 低概率有更多水</w:t>
+      </w:r>
+      <w:r>
+        <w:rPr>
+          <w:rFonts w:hint="eastAsia"/>
+        </w:rPr>
+        <w:t>组合</w:t>
+      </w:r>
+      <w:r>
+        <w:rPr>
+          <w:rFonts w:hint="eastAsia"/>
+        </w:rPr>
+        <w:t>。</w:t>
+      </w:r>
+    </w:p>
+    <w:p>
+      <w:pPr>
+        <w:rPr>
+          <w:rFonts w:hint="eastAsia"/>
+        </w:rPr>
+      </w:pPr>
+    </w:p>
+    <w:p>
+      <w:pPr>
+        <w:rPr>
+          <w:rFonts w:hint="eastAsia"/>
+        </w:rPr>
+      </w:pPr>
     </w:p>
     <w:p>
       <w:r>
@@ -1296,74 +1592,23 @@
         <w:t>精英怪：</w:t>
       </w:r>
     </w:p>
-    <w:p>
-      <w:pPr>
-        <w:rPr>
-          <w:rFonts w:hint="eastAsia"/>
-        </w:rPr>
-      </w:pPr>
-    </w:p>
     <w:p/>
-    <w:p>
-      <w:r>
-        <w:rPr>
-          <w:rFonts w:hint="eastAsia"/>
-        </w:rPr>
-        <w:t>恶魔球 激光扫射（画线躲）</w:t>
-      </w:r>
-      <w:r>
-        <w:rPr>
-          <w:rFonts w:hint="eastAsia"/>
-        </w:rPr>
-        <w:t xml:space="preserve"> 子弹</w:t>
-      </w:r>
-      <w:proofErr w:type="gramStart"/>
-      <w:r>
-        <w:rPr>
-          <w:rFonts w:hint="eastAsia"/>
-        </w:rPr>
-        <w:t>弹</w:t>
-      </w:r>
-      <w:proofErr w:type="gramEnd"/>
-      <w:r>
-        <w:rPr>
-          <w:rFonts w:hint="eastAsia"/>
-        </w:rPr>
-        <w:t>幕（走位躲）</w:t>
-      </w:r>
-      <w:r>
-        <w:rPr>
-          <w:rFonts w:hint="eastAsia"/>
-        </w:rPr>
-        <w:t>召唤小骷髅（战斗）</w:t>
-      </w:r>
-    </w:p>
-    <w:p>
-      <w:r>
-        <w:rPr>
-          <w:rFonts w:hint="eastAsia"/>
-        </w:rPr>
-        <w:t>恶魔奖励</w:t>
-      </w:r>
-    </w:p>
     <w:p/>
     <w:p>
-      <w:pPr>
-        <w:rPr>
-          <w:rFonts w:hint="eastAsia"/>
-        </w:rPr>
-      </w:pPr>
-      <w:r>
-        <w:rPr>
-          <w:rFonts w:hint="eastAsia"/>
-        </w:rPr>
-        <w:t>地形塌陷</w:t>
-      </w:r>
-      <w:r>
-        <w:rPr>
-          <w:rFonts w:hint="eastAsia"/>
-        </w:rPr>
-        <w:t>：</w:t>
+      <w:r>
+        <w:rPr>
+          <w:rFonts w:hint="eastAsia"/>
+        </w:rPr>
+        <w:t>现在每第</w:t>
+      </w:r>
+      <w:r>
+        <w:t>4</w:t>
+      </w:r>
+      <w:r>
+        <w:rPr>
+          <w:rFonts w:hint="eastAsia"/>
+        </w:rPr>
+        <w:t>关为恶魔关卡/天使关卡：</w:t>
       </w:r>
     </w:p>
     <w:p/>
@@ -1372,86 +1617,400 @@
         <w:rPr>
           <w:rFonts w:hint="eastAsia"/>
         </w:rPr>
-        <w:t>初始装备：</w:t>
-      </w:r>
-    </w:p>
-    <w:p>
-      <w:r>
-        <w:rPr>
-          <w:rFonts w:hint="eastAsia"/>
-        </w:rPr>
-        <w:t>火球远程</w:t>
-      </w:r>
-    </w:p>
-    <w:p>
-      <w:r>
-        <w:rPr>
-          <w:rFonts w:hint="eastAsia"/>
-        </w:rPr>
-        <w:t>炸弹远程</w:t>
-      </w:r>
-    </w:p>
-    <w:p>
-      <w:r>
-        <w:rPr>
-          <w:rFonts w:hint="eastAsia"/>
-        </w:rPr>
-        <w:t>戳戳枪</w:t>
-      </w:r>
-    </w:p>
-    <w:p>
-      <w:pPr>
-        <w:rPr>
-          <w:rFonts w:hint="eastAsia"/>
-        </w:rPr>
-      </w:pPr>
-    </w:p>
-    <w:p>
-      <w:pPr>
-        <w:rPr>
-          <w:rFonts w:hint="eastAsia"/>
-        </w:rPr>
-      </w:pPr>
-    </w:p>
-    <w:p>
-      <w:pPr>
-        <w:rPr>
-          <w:rFonts w:hint="eastAsia"/>
-        </w:rPr>
-      </w:pPr>
-    </w:p>
-    <w:p>
-      <w:r>
-        <w:rPr>
-          <w:rFonts w:hint="eastAsia"/>
-        </w:rPr>
-        <w:t>装备打造：</w:t>
-      </w:r>
-    </w:p>
-    <w:p>
-      <w:pPr>
-        <w:rPr>
-          <w:rFonts w:hint="eastAsia"/>
-        </w:rPr>
-      </w:pPr>
-    </w:p>
-    <w:p>
-      <w:r>
-        <w:rPr>
-          <w:rFonts w:hint="eastAsia"/>
-        </w:rPr>
-        <w:t>宝箱</w:t>
-      </w:r>
-    </w:p>
-    <w:p>
-      <w:r>
-        <w:rPr>
-          <w:rFonts w:hint="eastAsia"/>
-        </w:rPr>
-        <w:t>事件：</w:t>
+        <w:t>敌人的类型和数量还是原来的设计，但是外观和属性上有变化：外观上</w:t>
+      </w:r>
+    </w:p>
+    <w:p>
+      <w:r>
+        <w:rPr>
+          <w:rFonts w:hint="eastAsia"/>
+        </w:rPr>
+        <w:t>恶魔关卡：敌人颜色改为暗红色，身上散发着</w:t>
+      </w:r>
+      <w:r>
+        <w:rPr>
+          <w:rFonts w:hint="eastAsia"/>
+        </w:rPr>
+        <w:t>微弱的</w:t>
+      </w:r>
+      <w:r>
+        <w:rPr>
+          <w:rFonts w:hint="eastAsia"/>
+        </w:rPr>
+        <w:t>黑气，有恐怖的感觉</w:t>
+      </w:r>
+    </w:p>
+    <w:p>
+      <w:r>
+        <w:rPr>
+          <w:rFonts w:hint="eastAsia"/>
+        </w:rPr>
+        <w:t>天使关卡：敌人颜色改为淡黄色，</w:t>
+      </w:r>
+      <w:r>
+        <w:rPr>
+          <w:rFonts w:hint="eastAsia"/>
+        </w:rPr>
+        <w:t>身上散发着</w:t>
+      </w:r>
+      <w:r>
+        <w:rPr>
+          <w:rFonts w:hint="eastAsia"/>
+        </w:rPr>
+        <w:t>微弱的</w:t>
+      </w:r>
+      <w:r>
+        <w:rPr>
+          <w:rFonts w:hint="eastAsia"/>
+        </w:rPr>
+        <w:t>圣光</w:t>
+      </w:r>
+      <w:r>
+        <w:rPr>
+          <w:rFonts w:hint="eastAsia"/>
+        </w:rPr>
+        <w:t>，</w:t>
+      </w:r>
+      <w:r>
+        <w:rPr>
+          <w:rFonts w:hint="eastAsia"/>
+        </w:rPr>
+        <w:t>有神圣的感觉。</w:t>
+      </w:r>
+    </w:p>
+    <w:p>
+      <w:pPr>
+        <w:rPr>
+          <w:rFonts w:hint="eastAsia"/>
+        </w:rPr>
+      </w:pPr>
+      <w:r>
+        <w:rPr>
+          <w:rFonts w:hint="eastAsia"/>
+        </w:rPr>
+        <w:t xml:space="preserve">属性上：恶魔关卡/天使关卡的敌人 </w:t>
+      </w:r>
+      <w:r>
+        <w:rPr>
+          <w:rFonts w:hint="eastAsia"/>
+        </w:rPr>
+        <w:t>移动速度增加1</w:t>
+      </w:r>
+      <w:r>
+        <w:t>5%</w:t>
+      </w:r>
+      <w:r>
+        <w:rPr>
+          <w:rFonts w:hint="eastAsia"/>
+        </w:rPr>
+        <w:t>，防御力增加1</w:t>
+      </w:r>
+      <w:r>
+        <w:t>0%</w:t>
+      </w:r>
+      <w:r>
+        <w:rPr>
+          <w:rFonts w:hint="eastAsia"/>
+        </w:rPr>
+        <w:t>。</w:t>
+      </w:r>
+    </w:p>
+    <w:p>
+      <w:pPr>
+        <w:rPr>
+          <w:rFonts w:hint="eastAsia"/>
+        </w:rPr>
+      </w:pPr>
+    </w:p>
+    <w:p>
+      <w:r>
+        <w:rPr>
+          <w:rFonts w:hint="eastAsia"/>
+        </w:rPr>
+        <w:t>同时恶魔关卡和天使关卡的地图视觉效果也要改变，恶魔关卡和天使关卡地图上没有水地块等特殊地块，</w:t>
+      </w:r>
+      <w:r>
+        <w:rPr>
+          <w:rFonts w:hint="eastAsia"/>
+        </w:rPr>
+        <w:t>也没有树和草等装饰单位。</w:t>
       </w:r>
       <w:bookmarkStart w:id="0" w:name="_GoBack"/>
       <w:bookmarkEnd w:id="0"/>
+      <w:r>
+        <w:rPr>
+          <w:rFonts w:hint="eastAsia"/>
+        </w:rPr>
+        <w:t>只有基础地块。恶魔关卡的基础地块更加的暗黑，有地狱的感觉。天使关卡的地块更加神圣，可以是淡蓝色砖块的感觉。</w:t>
+      </w:r>
+      <w:r>
+        <w:rPr>
+          <w:rFonts w:hint="eastAsia"/>
+        </w:rPr>
+        <w:t>地图正中心可以分别是恶魔和天使的标记</w:t>
+      </w:r>
+      <w:r>
+        <w:rPr>
+          <w:rFonts w:hint="eastAsia"/>
+        </w:rPr>
+        <w:t>绘制</w:t>
+      </w:r>
+      <w:r>
+        <w:rPr>
+          <w:rFonts w:hint="eastAsia"/>
+        </w:rPr>
+        <w:t>。</w:t>
+      </w:r>
+      <w:r>
+        <w:rPr>
+          <w:rFonts w:hint="eastAsia"/>
+        </w:rPr>
+        <w:t>增加仪式感。</w:t>
+      </w:r>
+    </w:p>
+    <w:p>
+      <w:pPr>
+        <w:rPr>
+          <w:rFonts w:hint="eastAsia"/>
+        </w:rPr>
+      </w:pPr>
+    </w:p>
+    <w:p>
+      <w:pPr>
+        <w:rPr>
+          <w:rFonts w:hint="eastAsia"/>
+        </w:rPr>
+      </w:pPr>
+    </w:p>
+    <w:p>
+      <w:pPr>
+        <w:rPr>
+          <w:rFonts w:hint="eastAsia"/>
+        </w:rPr>
+      </w:pPr>
+      <w:r>
+        <w:rPr>
+          <w:rFonts w:hint="eastAsia"/>
+        </w:rPr>
+        <w:t>注意美术像素设计要遵循一贯的像素设计精度，可以参考其他地块等。</w:t>
+      </w:r>
+    </w:p>
+    <w:p>
+      <w:pPr>
+        <w:rPr>
+          <w:rFonts w:hint="eastAsia"/>
+        </w:rPr>
+      </w:pPr>
+    </w:p>
+    <w:p>
+      <w:pPr>
+        <w:rPr>
+          <w:rFonts w:hint="eastAsia"/>
+        </w:rPr>
+      </w:pPr>
+    </w:p>
+    <w:p>
+      <w:r>
+        <w:rPr>
+          <w:rFonts w:hint="eastAsia"/>
+        </w:rPr>
+        <w:t>恶魔球 激光扫射（画线躲）</w:t>
+      </w:r>
+      <w:r>
+        <w:rPr>
+          <w:rFonts w:hint="eastAsia"/>
+        </w:rPr>
+        <w:t xml:space="preserve"> 子弹</w:t>
+      </w:r>
+      <w:proofErr w:type="gramStart"/>
+      <w:r>
+        <w:rPr>
+          <w:rFonts w:hint="eastAsia"/>
+        </w:rPr>
+        <w:t>弹</w:t>
+      </w:r>
+      <w:proofErr w:type="gramEnd"/>
+      <w:r>
+        <w:rPr>
+          <w:rFonts w:hint="eastAsia"/>
+        </w:rPr>
+        <w:t>幕（走位躲）</w:t>
+      </w:r>
+      <w:r>
+        <w:rPr>
+          <w:rFonts w:hint="eastAsia"/>
+        </w:rPr>
+        <w:t>召唤小骷髅（战斗）</w:t>
+      </w:r>
+    </w:p>
+    <w:p>
+      <w:r>
+        <w:rPr>
+          <w:rFonts w:hint="eastAsia"/>
+        </w:rPr>
+        <w:t>恶魔奖励</w:t>
+      </w:r>
+      <w:r>
+        <w:rPr>
+          <w:rFonts w:hint="eastAsia"/>
+        </w:rPr>
+        <w:t>：</w:t>
+      </w:r>
+    </w:p>
+    <w:p>
+      <w:r>
+        <w:rPr>
+          <w:rFonts w:hint="eastAsia"/>
+        </w:rPr>
+        <w:t>死神镰刀：</w:t>
+      </w:r>
+      <w:r>
+        <w:rPr>
+          <w:rFonts w:hint="eastAsia"/>
+        </w:rPr>
+        <w:t>在画线结束位置释放死神镰刀，朝目标方向释放一个</w:t>
+      </w:r>
+      <w:r>
+        <w:rPr>
+          <w:rFonts w:hint="eastAsia"/>
+        </w:rPr>
+        <w:t>无限</w:t>
+      </w:r>
+      <w:r>
+        <w:rPr>
+          <w:rFonts w:hint="eastAsia"/>
+        </w:rPr>
+        <w:t>射程</w:t>
+      </w:r>
+      <w:r>
+        <w:rPr>
+          <w:rFonts w:hint="eastAsia"/>
+        </w:rPr>
+        <w:t>的死神镰刀</w:t>
+      </w:r>
+      <w:r>
+        <w:rPr>
+          <w:rFonts w:hint="eastAsia"/>
+        </w:rPr>
+        <w:t>，死神镰刀有贯通效果。</w:t>
+      </w:r>
+    </w:p>
+    <w:p>
+      <w:pPr>
+        <w:rPr>
+          <w:rFonts w:hint="eastAsia"/>
+        </w:rPr>
+      </w:pPr>
+      <w:r>
+        <w:rPr>
+          <w:rFonts w:hint="eastAsia"/>
+        </w:rPr>
+        <w:t>硫磺火</w:t>
+      </w:r>
+      <w:r>
+        <w:rPr>
+          <w:rFonts w:hint="eastAsia"/>
+        </w:rPr>
+        <w:t>：</w:t>
+      </w:r>
+      <w:r>
+        <w:rPr>
+          <w:rFonts w:hint="eastAsia"/>
+        </w:rPr>
+        <w:t>每</w:t>
+      </w:r>
+      <w:r>
+        <w:t>3秒向目标方向发射无限长度的红色激光，红色激光持续1秒。</w:t>
+      </w:r>
+      <w:r>
+        <w:rPr>
+          <w:rFonts w:hint="eastAsia"/>
+        </w:rPr>
+        <w:t>激光持续期间玩家移动激光也跟着移动，有一种扫射的感觉。</w:t>
+      </w:r>
+    </w:p>
+    <w:p>
+      <w:pPr>
+        <w:rPr>
+          <w:rFonts w:hint="eastAsia"/>
+        </w:rPr>
+      </w:pPr>
+    </w:p>
+    <w:p/>
+    <w:p>
+      <w:r>
+        <w:rPr>
+          <w:rFonts w:hint="eastAsia"/>
+        </w:rPr>
+        <w:t>地形塌陷</w:t>
+      </w:r>
+      <w:r>
+        <w:rPr>
+          <w:rFonts w:hint="eastAsia"/>
+        </w:rPr>
+        <w:t>：</w:t>
+      </w:r>
+    </w:p>
+    <w:p/>
+    <w:p>
+      <w:r>
+        <w:rPr>
+          <w:rFonts w:hint="eastAsia"/>
+        </w:rPr>
+        <w:t>初始装备：</w:t>
+      </w:r>
+    </w:p>
+    <w:p>
+      <w:r>
+        <w:rPr>
+          <w:rFonts w:hint="eastAsia"/>
+        </w:rPr>
+        <w:t>火球远程</w:t>
+      </w:r>
+    </w:p>
+    <w:p>
+      <w:r>
+        <w:rPr>
+          <w:rFonts w:hint="eastAsia"/>
+        </w:rPr>
+        <w:t>炸弹远程</w:t>
+      </w:r>
+    </w:p>
+    <w:p>
+      <w:r>
+        <w:rPr>
+          <w:rFonts w:hint="eastAsia"/>
+        </w:rPr>
+        <w:t>戳戳枪</w:t>
+      </w:r>
+    </w:p>
+    <w:p/>
+    <w:p/>
+    <w:p/>
+    <w:p>
+      <w:r>
+        <w:rPr>
+          <w:rFonts w:hint="eastAsia"/>
+        </w:rPr>
+        <w:t>装备打造：</w:t>
+      </w:r>
+    </w:p>
+    <w:p/>
+    <w:p>
+      <w:r>
+        <w:rPr>
+          <w:rFonts w:hint="eastAsia"/>
+        </w:rPr>
+        <w:t>宝箱</w:t>
+      </w:r>
+    </w:p>
+    <w:p>
+      <w:r>
+        <w:rPr>
+          <w:rFonts w:hint="eastAsia"/>
+        </w:rPr>
+        <w:t>事件：</w:t>
+      </w:r>
     </w:p>
     <w:p>
       <w:r>
@@ -1489,20 +2048,8 @@
         <w:t>精英怪</w:t>
       </w:r>
     </w:p>
-    <w:p>
-      <w:pPr>
-        <w:rPr>
-          <w:rFonts w:hint="eastAsia"/>
-        </w:rPr>
-      </w:pPr>
-    </w:p>
-    <w:p>
-      <w:pPr>
-        <w:rPr>
-          <w:rFonts w:hint="eastAsia"/>
-        </w:rPr>
-      </w:pPr>
-    </w:p>
+    <w:p/>
+    <w:p/>
     <w:sectPr>
       <w:pgSz w:w="11906" w:h="16838"/>
       <w:pgMar w:top="1440" w:right="1800" w:bottom="1440" w:left="1800" w:header="851" w:footer="992" w:gutter="0"/>

--- a/新的想法.docx
+++ b/新的想法.docx
@@ -1595,6 +1595,11 @@
     <w:p/>
     <w:p/>
     <w:p>
+      <w:pPr>
+        <w:rPr>
+          <w:rFonts w:hint="eastAsia"/>
+        </w:rPr>
+      </w:pPr>
       <w:r>
         <w:rPr>
           <w:rFonts w:hint="eastAsia"/>
@@ -1611,54 +1616,691 @@
         <w:t>关为恶魔关卡/天使关卡：</w:t>
       </w:r>
     </w:p>
+    <w:p>
+      <w:r>
+        <w:rPr>
+          <w:rFonts w:hint="eastAsia"/>
+        </w:rPr>
+        <w:t>敌人的类型和数量还是原来的设计，但是外观和属性上有变化：外观上</w:t>
+      </w:r>
+    </w:p>
+    <w:p>
+      <w:r>
+        <w:rPr>
+          <w:rFonts w:hint="eastAsia"/>
+        </w:rPr>
+        <w:t>恶魔关卡：敌人颜色改为暗红色，身上散发着</w:t>
+      </w:r>
+      <w:r>
+        <w:rPr>
+          <w:rFonts w:hint="eastAsia"/>
+        </w:rPr>
+        <w:t>微弱的</w:t>
+      </w:r>
+      <w:r>
+        <w:rPr>
+          <w:rFonts w:hint="eastAsia"/>
+        </w:rPr>
+        <w:t>黑气，有恐怖的感觉</w:t>
+      </w:r>
+    </w:p>
+    <w:p>
+      <w:r>
+        <w:rPr>
+          <w:rFonts w:hint="eastAsia"/>
+        </w:rPr>
+        <w:t>天使关卡：敌人颜色改为淡黄色，</w:t>
+      </w:r>
+      <w:r>
+        <w:rPr>
+          <w:rFonts w:hint="eastAsia"/>
+        </w:rPr>
+        <w:t>身上散发着</w:t>
+      </w:r>
+      <w:r>
+        <w:rPr>
+          <w:rFonts w:hint="eastAsia"/>
+        </w:rPr>
+        <w:t>微弱的</w:t>
+      </w:r>
+      <w:r>
+        <w:rPr>
+          <w:rFonts w:hint="eastAsia"/>
+        </w:rPr>
+        <w:t>圣光，</w:t>
+      </w:r>
+      <w:r>
+        <w:rPr>
+          <w:rFonts w:hint="eastAsia"/>
+        </w:rPr>
+        <w:t>有神圣的感觉。</w:t>
+      </w:r>
+    </w:p>
+    <w:p>
+      <w:pPr>
+        <w:rPr>
+          <w:rFonts w:hint="eastAsia"/>
+        </w:rPr>
+      </w:pPr>
+      <w:r>
+        <w:rPr>
+          <w:rFonts w:hint="eastAsia"/>
+        </w:rPr>
+        <w:t xml:space="preserve">属性上：恶魔关卡/天使关卡的敌人 </w:t>
+      </w:r>
+      <w:r>
+        <w:rPr>
+          <w:rFonts w:hint="eastAsia"/>
+        </w:rPr>
+        <w:t>移动速度增加1</w:t>
+      </w:r>
+      <w:r>
+        <w:t>5%</w:t>
+      </w:r>
+      <w:r>
+        <w:rPr>
+          <w:rFonts w:hint="eastAsia"/>
+        </w:rPr>
+        <w:t>，防御力增加1</w:t>
+      </w:r>
+      <w:r>
+        <w:t>0%</w:t>
+      </w:r>
+      <w:r>
+        <w:rPr>
+          <w:rFonts w:hint="eastAsia"/>
+        </w:rPr>
+        <w:t>。</w:t>
+      </w:r>
+    </w:p>
+    <w:p>
+      <w:pPr>
+        <w:rPr>
+          <w:rFonts w:hint="eastAsia"/>
+        </w:rPr>
+      </w:pPr>
+    </w:p>
+    <w:p>
+      <w:r>
+        <w:rPr>
+          <w:rFonts w:hint="eastAsia"/>
+        </w:rPr>
+        <w:t>同时恶魔关卡和天使关卡的地图视觉效果也要改变，恶魔关卡和天使关卡地图上没有水地块等特殊地块，</w:t>
+      </w:r>
+      <w:r>
+        <w:rPr>
+          <w:rFonts w:hint="eastAsia"/>
+        </w:rPr>
+        <w:t>也没有树和草等装饰单位。</w:t>
+      </w:r>
+      <w:r>
+        <w:rPr>
+          <w:rFonts w:hint="eastAsia"/>
+        </w:rPr>
+        <w:t>只有基础地块。恶魔关卡的基础地块更加的暗黑，有地狱的感觉。天使关卡的地块更加神圣，可以是淡蓝色砖块的感觉。</w:t>
+      </w:r>
+      <w:r>
+        <w:rPr>
+          <w:rFonts w:hint="eastAsia"/>
+        </w:rPr>
+        <w:t>地图正中心可以分别是恶魔和天使的标记</w:t>
+      </w:r>
+      <w:r>
+        <w:rPr>
+          <w:rFonts w:hint="eastAsia"/>
+        </w:rPr>
+        <w:t>绘制</w:t>
+      </w:r>
+      <w:r>
+        <w:rPr>
+          <w:rFonts w:hint="eastAsia"/>
+        </w:rPr>
+        <w:t>。</w:t>
+      </w:r>
+      <w:r>
+        <w:rPr>
+          <w:rFonts w:hint="eastAsia"/>
+        </w:rPr>
+        <w:t>增加仪式感。</w:t>
+      </w:r>
+    </w:p>
+    <w:p>
+      <w:pPr>
+        <w:rPr>
+          <w:rFonts w:hint="eastAsia"/>
+        </w:rPr>
+      </w:pPr>
+    </w:p>
+    <w:p>
+      <w:pPr>
+        <w:rPr>
+          <w:rFonts w:hint="eastAsia"/>
+        </w:rPr>
+      </w:pPr>
+      <w:r>
+        <w:rPr>
+          <w:rFonts w:hint="eastAsia"/>
+        </w:rPr>
+        <w:t>注意美术像素设计要遵循一贯的像素设计精度，可以参考其他地块等。</w:t>
+      </w:r>
+    </w:p>
+    <w:p>
+      <w:pPr>
+        <w:rPr>
+          <w:rFonts w:hint="eastAsia"/>
+        </w:rPr>
+      </w:pPr>
+    </w:p>
+    <w:p>
+      <w:pPr>
+        <w:rPr>
+          <w:rFonts w:hint="eastAsia"/>
+        </w:rPr>
+      </w:pPr>
+    </w:p>
+    <w:p>
+      <w:r>
+        <w:rPr>
+          <w:rFonts w:hint="eastAsia"/>
+        </w:rPr>
+        <w:t>恶魔球 激光扫射（画线躲）</w:t>
+      </w:r>
+      <w:r>
+        <w:rPr>
+          <w:rFonts w:hint="eastAsia"/>
+        </w:rPr>
+        <w:t xml:space="preserve"> 子弹</w:t>
+      </w:r>
+      <w:proofErr w:type="gramStart"/>
+      <w:r>
+        <w:rPr>
+          <w:rFonts w:hint="eastAsia"/>
+        </w:rPr>
+        <w:t>弹</w:t>
+      </w:r>
+      <w:proofErr w:type="gramEnd"/>
+      <w:r>
+        <w:rPr>
+          <w:rFonts w:hint="eastAsia"/>
+        </w:rPr>
+        <w:t>幕（走位躲）</w:t>
+      </w:r>
+      <w:r>
+        <w:rPr>
+          <w:rFonts w:hint="eastAsia"/>
+        </w:rPr>
+        <w:t>召唤小骷髅（战斗）</w:t>
+      </w:r>
+    </w:p>
+    <w:p>
+      <w:pPr>
+        <w:rPr>
+          <w:rFonts w:hint="eastAsia"/>
+        </w:rPr>
+      </w:pPr>
+    </w:p>
+    <w:p>
+      <w:r>
+        <w:rPr>
+          <w:rFonts w:hint="eastAsia"/>
+        </w:rPr>
+        <w:t>恶魔奖励</w:t>
+      </w:r>
+      <w:r>
+        <w:rPr>
+          <w:rFonts w:hint="eastAsia"/>
+        </w:rPr>
+        <w:t>：</w:t>
+      </w:r>
+    </w:p>
+    <w:p>
+      <w:pPr>
+        <w:rPr>
+          <w:rFonts w:hint="eastAsia"/>
+        </w:rPr>
+      </w:pPr>
+      <w:r>
+        <w:rPr>
+          <w:rFonts w:hint="eastAsia"/>
+        </w:rPr>
+        <w:t>死神镰刀：</w:t>
+      </w:r>
+      <w:r>
+        <w:rPr>
+          <w:rFonts w:hint="eastAsia"/>
+        </w:rPr>
+        <w:t>清</w:t>
+      </w:r>
+      <w:proofErr w:type="gramStart"/>
+      <w:r>
+        <w:rPr>
+          <w:rFonts w:hint="eastAsia"/>
+        </w:rPr>
+        <w:t>空气力</w:t>
+      </w:r>
+      <w:r>
+        <w:rPr>
+          <w:rFonts w:hint="eastAsia"/>
+        </w:rPr>
+        <w:t>条时</w:t>
+      </w:r>
+      <w:proofErr w:type="gramEnd"/>
+      <w:r>
+        <w:rPr>
+          <w:rFonts w:hint="eastAsia"/>
+        </w:rPr>
+        <w:t>释放死神镰刀，朝目标方向释放一个</w:t>
+      </w:r>
+      <w:r>
+        <w:rPr>
+          <w:rFonts w:hint="eastAsia"/>
+        </w:rPr>
+        <w:t>无限</w:t>
+      </w:r>
+      <w:r>
+        <w:rPr>
+          <w:rFonts w:hint="eastAsia"/>
+        </w:rPr>
+        <w:t>射程</w:t>
+      </w:r>
+      <w:r>
+        <w:rPr>
+          <w:rFonts w:hint="eastAsia"/>
+        </w:rPr>
+        <w:t>的死神镰刀</w:t>
+      </w:r>
+      <w:r>
+        <w:rPr>
+          <w:rFonts w:hint="eastAsia"/>
+        </w:rPr>
+        <w:t>，死神镰刀有贯通效果。</w:t>
+      </w:r>
+      <w:r>
+        <w:rPr>
+          <w:rFonts w:hint="eastAsia"/>
+        </w:rPr>
+        <w:t xml:space="preserve"> 惩罚 最大生命-</w:t>
+      </w:r>
+      <w:r>
+        <w:t>30%</w:t>
+      </w:r>
+    </w:p>
+    <w:p>
+      <w:r>
+        <w:rPr>
+          <w:rFonts w:hint="eastAsia"/>
+        </w:rPr>
+        <w:t>硫磺火</w:t>
+      </w:r>
+      <w:r>
+        <w:rPr>
+          <w:rFonts w:hint="eastAsia"/>
+        </w:rPr>
+        <w:t>：</w:t>
+      </w:r>
+      <w:r>
+        <w:rPr>
+          <w:rFonts w:hint="eastAsia"/>
+        </w:rPr>
+        <w:t>每</w:t>
+      </w:r>
+      <w:r>
+        <w:t>4</w:t>
+      </w:r>
+      <w:r>
+        <w:t>秒向目标方向发射无限长度的红色激光，红色激光持续1秒。</w:t>
+      </w:r>
+      <w:r>
+        <w:rPr>
+          <w:rFonts w:hint="eastAsia"/>
+        </w:rPr>
+        <w:t>激光持续期间玩家移动激光也跟着移动，有一种扫射的感觉。</w:t>
+      </w:r>
+      <w:r>
+        <w:rPr>
+          <w:rFonts w:hint="eastAsia"/>
+        </w:rPr>
+        <w:t>伤害类型：火伤</w:t>
+      </w:r>
+      <w:r>
+        <w:rPr>
+          <w:rFonts w:hint="eastAsia"/>
+        </w:rPr>
+        <w:t>。</w:t>
+      </w:r>
+      <w:r>
+        <w:rPr>
+          <w:rFonts w:hint="eastAsia"/>
+        </w:rPr>
+        <w:t xml:space="preserve"> 惩罚 最大生命-</w:t>
+      </w:r>
+      <w:r>
+        <w:t>30%</w:t>
+      </w:r>
+    </w:p>
+    <w:p>
+      <w:r>
+        <w:rPr>
+          <w:rFonts w:hint="eastAsia"/>
+        </w:rPr>
+        <w:t>恶魔宝宝：召唤恶魔宝宝跟随玩家 恶魔宝宝造成直线激光穿透伤害。</w:t>
+      </w:r>
+      <w:r>
+        <w:rPr>
+          <w:rFonts w:hint="eastAsia"/>
+        </w:rPr>
+        <w:t>类型：</w:t>
+      </w:r>
+      <w:r>
+        <w:rPr>
+          <w:rFonts w:hint="eastAsia"/>
+        </w:rPr>
+        <w:t xml:space="preserve">召唤物 </w:t>
+      </w:r>
+      <w:r>
+        <w:rPr>
+          <w:rFonts w:hint="eastAsia"/>
+        </w:rPr>
+        <w:t>伤害类型：</w:t>
+      </w:r>
+      <w:r>
+        <w:rPr>
+          <w:rFonts w:hint="eastAsia"/>
+        </w:rPr>
+        <w:t>火伤 。</w:t>
+      </w:r>
+      <w:r>
+        <w:rPr>
+          <w:rFonts w:hint="eastAsia"/>
+        </w:rPr>
+        <w:t>惩罚 最大生命-</w:t>
+      </w:r>
+      <w:r>
+        <w:t>30%</w:t>
+      </w:r>
+    </w:p>
+    <w:p>
+      <w:pPr>
+        <w:rPr>
+          <w:rFonts w:hint="eastAsia"/>
+        </w:rPr>
+      </w:pPr>
+      <w:r>
+        <w:rPr>
+          <w:rFonts w:hint="eastAsia"/>
+        </w:rPr>
+        <w:t>九名猫：获得9条命（可以重生9次，重生后最大生命还是1）</w:t>
+      </w:r>
+      <w:r>
+        <w:rPr>
+          <w:rFonts w:hint="eastAsia"/>
+        </w:rPr>
+        <w:t>惩罚 最大生命-</w:t>
+      </w:r>
+      <w:r>
+        <w:t>99%</w:t>
+      </w:r>
+    </w:p>
+    <w:p>
+      <w:r>
+        <w:rPr>
+          <w:rFonts w:hint="eastAsia"/>
+        </w:rPr>
+        <w:t>吸血鬼：角色每次击杀有</w:t>
+      </w:r>
+      <w:r>
+        <w:t>5%</w:t>
+      </w:r>
+      <w:r>
+        <w:rPr>
+          <w:rFonts w:hint="eastAsia"/>
+        </w:rPr>
+        <w:t>概率回复</w:t>
+      </w:r>
+      <w:r>
+        <w:t>2</w:t>
+      </w:r>
+      <w:r>
+        <w:t>0</w:t>
+      </w:r>
+      <w:r>
+        <w:t>%</w:t>
+      </w:r>
+      <w:r>
+        <w:rPr>
+          <w:rFonts w:hint="eastAsia"/>
+        </w:rPr>
+        <w:t>最大</w:t>
+      </w:r>
+      <w:r>
+        <w:rPr>
+          <w:rFonts w:hint="eastAsia"/>
+        </w:rPr>
+        <w:t>血量。</w:t>
+      </w:r>
+      <w:r>
+        <w:rPr>
+          <w:rFonts w:hint="eastAsia"/>
+        </w:rPr>
+        <w:t xml:space="preserve"> 惩罚 最大生命-</w:t>
+      </w:r>
+      <w:r>
+        <w:t>1</w:t>
+      </w:r>
+      <w:r>
+        <w:t>0%</w:t>
+      </w:r>
+    </w:p>
+    <w:p>
+      <w:pPr>
+        <w:rPr>
+          <w:rFonts w:hint="eastAsia"/>
+        </w:rPr>
+      </w:pPr>
+      <w:proofErr w:type="gramStart"/>
+      <w:r>
+        <w:rPr>
+          <w:rFonts w:hint="eastAsia"/>
+        </w:rPr>
+        <w:t>血</w:t>
+      </w:r>
+      <w:r>
+        <w:rPr>
+          <w:rFonts w:hint="eastAsia"/>
+        </w:rPr>
+        <w:t>飞</w:t>
+      </w:r>
+      <w:r>
+        <w:rPr>
+          <w:rFonts w:hint="eastAsia"/>
+        </w:rPr>
+        <w:t>刀</w:t>
+      </w:r>
+      <w:proofErr w:type="gramEnd"/>
+      <w:r>
+        <w:rPr>
+          <w:rFonts w:hint="eastAsia"/>
+        </w:rPr>
+        <w:t>：</w:t>
+      </w:r>
+      <w:proofErr w:type="gramStart"/>
+      <w:r>
+        <w:rPr>
+          <w:rFonts w:hint="eastAsia"/>
+        </w:rPr>
+        <w:t>普攻</w:t>
+      </w:r>
+      <w:r>
+        <w:rPr>
+          <w:rFonts w:hint="eastAsia"/>
+        </w:rPr>
+        <w:t>子弹</w:t>
+      </w:r>
+      <w:proofErr w:type="gramEnd"/>
+      <w:r>
+        <w:rPr>
+          <w:rFonts w:hint="eastAsia"/>
+        </w:rPr>
+        <w:t>外观</w:t>
+      </w:r>
+      <w:r>
+        <w:rPr>
+          <w:rFonts w:hint="eastAsia"/>
+        </w:rPr>
+        <w:t>替换</w:t>
+      </w:r>
+      <w:proofErr w:type="gramStart"/>
+      <w:r>
+        <w:rPr>
+          <w:rFonts w:hint="eastAsia"/>
+        </w:rPr>
+        <w:t>为血飞刀</w:t>
+      </w:r>
+      <w:proofErr w:type="gramEnd"/>
+      <w:r>
+        <w:rPr>
+          <w:rFonts w:hint="eastAsia"/>
+        </w:rPr>
+        <w:t>，</w:t>
+      </w:r>
+      <w:r>
+        <w:rPr>
+          <w:rFonts w:hint="eastAsia"/>
+        </w:rPr>
+        <w:t>基础</w:t>
+      </w:r>
+      <w:r>
+        <w:rPr>
+          <w:rFonts w:hint="eastAsia"/>
+        </w:rPr>
+        <w:t>攻</w:t>
+      </w:r>
+      <w:proofErr w:type="gramStart"/>
+      <w:r>
+        <w:rPr>
+          <w:rFonts w:hint="eastAsia"/>
+        </w:rPr>
+        <w:t>速</w:t>
+      </w:r>
+      <w:r>
+        <w:rPr>
+          <w:rFonts w:hint="eastAsia"/>
+        </w:rPr>
+        <w:t>增加</w:t>
+      </w:r>
+      <w:proofErr w:type="gramEnd"/>
+      <w:r>
+        <w:rPr>
+          <w:rFonts w:hint="eastAsia"/>
+        </w:rPr>
+        <w:t>1</w:t>
+      </w:r>
+      <w:r>
+        <w:t>00%</w:t>
+      </w:r>
+      <w:r>
+        <w:rPr>
+          <w:rFonts w:hint="eastAsia"/>
+        </w:rPr>
+        <w:t>，基础攻击减少8</w:t>
+      </w:r>
+      <w:r>
+        <w:t>0%</w:t>
+      </w:r>
+      <w:r>
+        <w:rPr>
+          <w:rFonts w:hint="eastAsia"/>
+        </w:rPr>
+        <w:t>，</w:t>
+      </w:r>
+      <w:r>
+        <w:rPr>
+          <w:rFonts w:hint="eastAsia"/>
+        </w:rPr>
+        <w:t>子弹</w:t>
+      </w:r>
+      <w:r>
+        <w:rPr>
+          <w:rFonts w:hint="eastAsia"/>
+        </w:rPr>
+        <w:t>增加</w:t>
+      </w:r>
+      <w:r>
+        <w:rPr>
+          <w:rFonts w:hint="eastAsia"/>
+        </w:rPr>
+        <w:t>穿透效果。</w:t>
+      </w:r>
+      <w:r>
+        <w:rPr>
+          <w:rFonts w:hint="eastAsia"/>
+        </w:rPr>
+        <w:t>攻击距离翻倍。</w:t>
+      </w:r>
+      <w:r>
+        <w:rPr>
+          <w:rFonts w:hint="eastAsia"/>
+        </w:rPr>
+        <w:t>类型：</w:t>
+      </w:r>
+      <w:proofErr w:type="gramStart"/>
+      <w:r>
+        <w:rPr>
+          <w:rFonts w:hint="eastAsia"/>
+        </w:rPr>
+        <w:t>普攻子弹</w:t>
+      </w:r>
+      <w:proofErr w:type="gramEnd"/>
+      <w:r>
+        <w:rPr>
+          <w:rFonts w:hint="eastAsia"/>
+        </w:rPr>
+        <w:t xml:space="preserve"> 惩罚 最大生命-</w:t>
+      </w:r>
+      <w:r>
+        <w:t>2</w:t>
+      </w:r>
+      <w:r>
+        <w:t>0%</w:t>
+      </w:r>
+    </w:p>
+    <w:p>
+      <w:pPr>
+        <w:rPr>
+          <w:rFonts w:hint="eastAsia"/>
+        </w:rPr>
+      </w:pPr>
+    </w:p>
+    <w:p>
+      <w:pPr>
+        <w:rPr>
+          <w:rFonts w:hint="eastAsia"/>
+        </w:rPr>
+      </w:pPr>
+    </w:p>
     <w:p/>
     <w:p>
       <w:r>
         <w:rPr>
           <w:rFonts w:hint="eastAsia"/>
         </w:rPr>
-        <w:t>敌人的类型和数量还是原来的设计，但是外观和属性上有变化：外观上</w:t>
-      </w:r>
-    </w:p>
-    <w:p>
-      <w:r>
-        <w:rPr>
-          <w:rFonts w:hint="eastAsia"/>
-        </w:rPr>
-        <w:t>恶魔关卡：敌人颜色改为暗红色，身上散发着</w:t>
-      </w:r>
-      <w:r>
-        <w:rPr>
-          <w:rFonts w:hint="eastAsia"/>
-        </w:rPr>
-        <w:t>微弱的</w:t>
-      </w:r>
-      <w:r>
-        <w:rPr>
-          <w:rFonts w:hint="eastAsia"/>
-        </w:rPr>
-        <w:t>黑气，有恐怖的感觉</w:t>
-      </w:r>
-    </w:p>
-    <w:p>
-      <w:r>
-        <w:rPr>
-          <w:rFonts w:hint="eastAsia"/>
-        </w:rPr>
-        <w:t>天使关卡：敌人颜色改为淡黄色，</w:t>
-      </w:r>
-      <w:r>
-        <w:rPr>
-          <w:rFonts w:hint="eastAsia"/>
-        </w:rPr>
-        <w:t>身上散发着</w:t>
-      </w:r>
-      <w:r>
-        <w:rPr>
-          <w:rFonts w:hint="eastAsia"/>
-        </w:rPr>
-        <w:t>微弱的</w:t>
-      </w:r>
+        <w:t>天使奖励：</w:t>
+      </w:r>
+    </w:p>
+    <w:p>
+      <w:r>
+        <w:rPr>
+          <w:rFonts w:hint="eastAsia"/>
+        </w:rPr>
+        <w:t>圣盾：阻挡每关第一次受到的伤害</w:t>
+      </w:r>
+    </w:p>
+    <w:p>
+      <w:pPr>
+        <w:rPr>
+          <w:rFonts w:hint="eastAsia"/>
+        </w:rPr>
+      </w:pPr>
       <w:r>
         <w:rPr>
           <w:rFonts w:hint="eastAsia"/>
@@ -1669,41 +2311,27 @@
         <w:rPr>
           <w:rFonts w:hint="eastAsia"/>
         </w:rPr>
-        <w:t>，</w:t>
-      </w:r>
-      <w:r>
-        <w:rPr>
-          <w:rFonts w:hint="eastAsia"/>
-        </w:rPr>
-        <w:t>有神圣的感觉。</w:t>
-      </w:r>
-    </w:p>
-    <w:p>
-      <w:pPr>
-        <w:rPr>
-          <w:rFonts w:hint="eastAsia"/>
-        </w:rPr>
-      </w:pPr>
-      <w:r>
-        <w:rPr>
-          <w:rFonts w:hint="eastAsia"/>
-        </w:rPr>
-        <w:t xml:space="preserve">属性上：恶魔关卡/天使关卡的敌人 </w:t>
-      </w:r>
-      <w:r>
-        <w:rPr>
-          <w:rFonts w:hint="eastAsia"/>
-        </w:rPr>
-        <w:t>移动速度增加1</w:t>
-      </w:r>
-      <w:r>
-        <w:t>5%</w:t>
-      </w:r>
-      <w:r>
-        <w:rPr>
-          <w:rFonts w:hint="eastAsia"/>
-        </w:rPr>
-        <w:t>，防御力增加1</w:t>
+        <w:t>子弹</w:t>
+      </w:r>
+      <w:r>
+        <w:rPr>
+          <w:rFonts w:hint="eastAsia"/>
+        </w:rPr>
+        <w:t>：</w:t>
+      </w:r>
+      <w:proofErr w:type="gramStart"/>
+      <w:r>
+        <w:rPr>
+          <w:rFonts w:hint="eastAsia"/>
+        </w:rPr>
+        <w:t>每次普攻</w:t>
+      </w:r>
+      <w:proofErr w:type="gramEnd"/>
+      <w:r>
+        <w:rPr>
+          <w:rFonts w:hint="eastAsia"/>
+        </w:rPr>
+        <w:t>1</w:t>
       </w:r>
       <w:r>
         <w:t>0%</w:t>
@@ -1712,48 +2340,192 @@
         <w:rPr>
           <w:rFonts w:hint="eastAsia"/>
         </w:rPr>
+        <w:t>概率发射一枚圣光子弹，在命中位置生成一道光柱，造成</w:t>
+      </w:r>
+      <w:proofErr w:type="spellStart"/>
+      <w:r>
+        <w:rPr>
+          <w:rFonts w:hint="eastAsia"/>
+        </w:rPr>
+        <w:t>aoe</w:t>
+      </w:r>
+      <w:proofErr w:type="spellEnd"/>
+      <w:r>
+        <w:rPr>
+          <w:rFonts w:hint="eastAsia"/>
+        </w:rPr>
+        <w:t>伤害。</w:t>
+      </w:r>
+      <w:r>
+        <w:rPr>
+          <w:rFonts w:hint="eastAsia"/>
+        </w:rPr>
+        <w:t>雷电伤害</w:t>
+      </w:r>
+    </w:p>
+    <w:p>
+      <w:r>
+        <w:rPr>
+          <w:rFonts w:hint="eastAsia"/>
+        </w:rPr>
+        <w:t>光之守护：角色受到的</w:t>
+      </w:r>
+      <w:r>
+        <w:rPr>
+          <w:rFonts w:hint="eastAsia"/>
+        </w:rPr>
+        <w:t>所有</w:t>
+      </w:r>
+      <w:r>
+        <w:rPr>
+          <w:rFonts w:hint="eastAsia"/>
+        </w:rPr>
+        <w:t>伤害减少</w:t>
+      </w:r>
+      <w:r>
+        <w:t>50%</w:t>
+      </w:r>
+      <w:r>
+        <w:rPr>
+          <w:rFonts w:hint="eastAsia"/>
+        </w:rPr>
         <w:t>。</w:t>
       </w:r>
     </w:p>
     <w:p>
-      <w:pPr>
-        <w:rPr>
-          <w:rFonts w:hint="eastAsia"/>
-        </w:rPr>
-      </w:pPr>
-    </w:p>
-    <w:p>
-      <w:r>
-        <w:rPr>
-          <w:rFonts w:hint="eastAsia"/>
-        </w:rPr>
-        <w:t>同时恶魔关卡和天使关卡的地图视觉效果也要改变，恶魔关卡和天使关卡地图上没有水地块等特殊地块，</w:t>
-      </w:r>
-      <w:r>
-        <w:rPr>
-          <w:rFonts w:hint="eastAsia"/>
-        </w:rPr>
-        <w:t>也没有树和草等装饰单位。</w:t>
-      </w:r>
-      <w:bookmarkStart w:id="0" w:name="_GoBack"/>
-      <w:bookmarkEnd w:id="0"/>
-      <w:r>
-        <w:rPr>
-          <w:rFonts w:hint="eastAsia"/>
-        </w:rPr>
-        <w:t>只有基础地块。恶魔关卡的基础地块更加的暗黑，有地狱的感觉。天使关卡的地块更加神圣，可以是淡蓝色砖块的感觉。</w:t>
-      </w:r>
-      <w:r>
-        <w:rPr>
-          <w:rFonts w:hint="eastAsia"/>
-        </w:rPr>
-        <w:t>地图正中心可以分别是恶魔和天使的标记</w:t>
-      </w:r>
-      <w:r>
-        <w:rPr>
-          <w:rFonts w:hint="eastAsia"/>
-        </w:rPr>
-        <w:t>绘制</w:t>
+      <w:r>
+        <w:rPr>
+          <w:rFonts w:hint="eastAsia"/>
+        </w:rPr>
+        <w:t xml:space="preserve">天使宝宝：召唤天使宝宝跟随玩家 </w:t>
+      </w:r>
+      <w:r>
+        <w:rPr>
+          <w:rFonts w:hint="eastAsia"/>
+        </w:rPr>
+        <w:t>天使</w:t>
+      </w:r>
+      <w:r>
+        <w:rPr>
+          <w:rFonts w:hint="eastAsia"/>
+        </w:rPr>
+        <w:t>宝宝</w:t>
+      </w:r>
+      <w:r>
+        <w:rPr>
+          <w:rFonts w:hint="eastAsia"/>
+        </w:rPr>
+        <w:t>发射</w:t>
+      </w:r>
+      <w:r>
+        <w:rPr>
+          <w:rFonts w:hint="eastAsia"/>
+        </w:rPr>
+        <w:t>伤害。</w:t>
+      </w:r>
+      <w:r>
+        <w:rPr>
+          <w:rFonts w:hint="eastAsia"/>
+        </w:rPr>
+        <w:t>类型：</w:t>
+      </w:r>
+      <w:r>
+        <w:rPr>
+          <w:rFonts w:hint="eastAsia"/>
+        </w:rPr>
+        <w:t xml:space="preserve">召唤物 </w:t>
+      </w:r>
+      <w:r>
+        <w:rPr>
+          <w:rFonts w:hint="eastAsia"/>
+        </w:rPr>
+        <w:t>伤害类型：</w:t>
+      </w:r>
+      <w:r>
+        <w:rPr>
+          <w:rFonts w:hint="eastAsia"/>
+        </w:rPr>
+        <w:t>雷伤 。</w:t>
+      </w:r>
+    </w:p>
+    <w:p>
+      <w:pPr>
+        <w:rPr>
+          <w:rFonts w:hint="eastAsia"/>
+        </w:rPr>
+      </w:pPr>
+      <w:r>
+        <w:rPr>
+          <w:rFonts w:hint="eastAsia"/>
+        </w:rPr>
+        <w:t>命运之矛：生成一把环绕的长枪，类型：</w:t>
+      </w:r>
+      <w:r>
+        <w:rPr>
+          <w:rFonts w:hint="eastAsia"/>
+        </w:rPr>
+        <w:t>环绕剑。</w:t>
+      </w:r>
+    </w:p>
+    <w:p>
+      <w:r>
+        <w:rPr>
+          <w:rFonts w:hint="eastAsia"/>
+        </w:rPr>
+        <w:t>无下限术式</w:t>
+      </w:r>
+      <w:r>
+        <w:rPr>
+          <w:rFonts w:hint="eastAsia"/>
+        </w:rPr>
+        <w:t>：</w:t>
+      </w:r>
+      <w:r>
+        <w:rPr>
+          <w:rFonts w:hint="eastAsia"/>
+        </w:rPr>
+        <w:t>在一定距离内 离</w:t>
+      </w:r>
+      <w:proofErr w:type="gramStart"/>
+      <w:r>
+        <w:rPr>
+          <w:rFonts w:hint="eastAsia"/>
+        </w:rPr>
+        <w:t>玩家越</w:t>
+      </w:r>
+      <w:proofErr w:type="gramEnd"/>
+      <w:r>
+        <w:rPr>
+          <w:rFonts w:hint="eastAsia"/>
+        </w:rPr>
+        <w:t>近 怪物</w:t>
+      </w:r>
+      <w:r>
+        <w:rPr>
+          <w:rFonts w:hint="eastAsia"/>
+        </w:rPr>
+        <w:t>移动</w:t>
+      </w:r>
+      <w:r>
+        <w:rPr>
+          <w:rFonts w:hint="eastAsia"/>
+        </w:rPr>
+        <w:t>速度越慢，</w:t>
+      </w:r>
+      <w:r>
+        <w:rPr>
+          <w:rFonts w:hint="eastAsia"/>
+        </w:rPr>
+        <w:t>线性减速，</w:t>
+      </w:r>
+      <w:r>
+        <w:rPr>
+          <w:rFonts w:hint="eastAsia"/>
+        </w:rPr>
+        <w:t>最高减速5</w:t>
+      </w:r>
+      <w:r>
+        <w:t>0%</w:t>
       </w:r>
       <w:r>
         <w:rPr>
@@ -1761,180 +2533,64 @@
         </w:rPr>
         <w:t>。</w:t>
       </w:r>
-      <w:r>
-        <w:rPr>
-          <w:rFonts w:hint="eastAsia"/>
-        </w:rPr>
-        <w:t>增加仪式感。</w:t>
-      </w:r>
-    </w:p>
-    <w:p>
-      <w:pPr>
-        <w:rPr>
-          <w:rFonts w:hint="eastAsia"/>
-        </w:rPr>
-      </w:pPr>
-    </w:p>
-    <w:p>
-      <w:pPr>
-        <w:rPr>
-          <w:rFonts w:hint="eastAsia"/>
-        </w:rPr>
-      </w:pPr>
-    </w:p>
-    <w:p>
-      <w:pPr>
-        <w:rPr>
-          <w:rFonts w:hint="eastAsia"/>
-        </w:rPr>
-      </w:pPr>
-      <w:r>
-        <w:rPr>
-          <w:rFonts w:hint="eastAsia"/>
-        </w:rPr>
-        <w:t>注意美术像素设计要遵循一贯的像素设计精度，可以参考其他地块等。</w:t>
-      </w:r>
-    </w:p>
-    <w:p>
-      <w:pPr>
-        <w:rPr>
-          <w:rFonts w:hint="eastAsia"/>
-        </w:rPr>
-      </w:pPr>
-    </w:p>
-    <w:p>
-      <w:pPr>
-        <w:rPr>
-          <w:rFonts w:hint="eastAsia"/>
-        </w:rPr>
-      </w:pPr>
-    </w:p>
-    <w:p>
-      <w:r>
-        <w:rPr>
-          <w:rFonts w:hint="eastAsia"/>
-        </w:rPr>
-        <w:t>恶魔球 激光扫射（画线躲）</w:t>
-      </w:r>
-      <w:r>
-        <w:rPr>
-          <w:rFonts w:hint="eastAsia"/>
-        </w:rPr>
-        <w:t xml:space="preserve"> 子弹</w:t>
-      </w:r>
+    </w:p>
+    <w:p/>
+    <w:p/>
+    <w:p>
+      <w:pPr>
+        <w:rPr>
+          <w:rFonts w:hint="eastAsia"/>
+        </w:rPr>
+      </w:pPr>
       <w:proofErr w:type="gramStart"/>
       <w:r>
         <w:rPr>
           <w:rFonts w:hint="eastAsia"/>
         </w:rPr>
-        <w:t>弹</w:t>
+        <w:t>恶魔房 天使房</w:t>
       </w:r>
       <w:proofErr w:type="gramEnd"/>
       <w:r>
         <w:rPr>
           <w:rFonts w:hint="eastAsia"/>
         </w:rPr>
-        <w:t>幕（走位躲）</w:t>
-      </w:r>
-      <w:r>
-        <w:rPr>
-          <w:rFonts w:hint="eastAsia"/>
-        </w:rPr>
-        <w:t>召唤小骷髅（战斗）</w:t>
-      </w:r>
-    </w:p>
-    <w:p>
-      <w:r>
-        <w:rPr>
-          <w:rFonts w:hint="eastAsia"/>
-        </w:rPr>
-        <w:t>恶魔奖励</w:t>
-      </w:r>
-      <w:r>
-        <w:rPr>
-          <w:rFonts w:hint="eastAsia"/>
-        </w:rPr>
-        <w:t>：</w:t>
-      </w:r>
-    </w:p>
-    <w:p>
-      <w:r>
-        <w:rPr>
-          <w:rFonts w:hint="eastAsia"/>
-        </w:rPr>
-        <w:t>死神镰刀：</w:t>
-      </w:r>
-      <w:r>
-        <w:rPr>
-          <w:rFonts w:hint="eastAsia"/>
-        </w:rPr>
-        <w:t>在画线结束位置释放死神镰刀，朝目标方向释放一个</w:t>
-      </w:r>
-      <w:r>
-        <w:rPr>
-          <w:rFonts w:hint="eastAsia"/>
-        </w:rPr>
-        <w:t>无限</w:t>
-      </w:r>
-      <w:r>
-        <w:rPr>
-          <w:rFonts w:hint="eastAsia"/>
-        </w:rPr>
-        <w:t>射程</w:t>
-      </w:r>
-      <w:r>
-        <w:rPr>
-          <w:rFonts w:hint="eastAsia"/>
-        </w:rPr>
-        <w:t>的死神镰刀</w:t>
-      </w:r>
-      <w:r>
-        <w:rPr>
-          <w:rFonts w:hint="eastAsia"/>
-        </w:rPr>
-        <w:t>，死神镰刀有贯通效果。</w:t>
-      </w:r>
-    </w:p>
-    <w:p>
-      <w:pPr>
-        <w:rPr>
-          <w:rFonts w:hint="eastAsia"/>
-        </w:rPr>
-      </w:pPr>
-      <w:r>
-        <w:rPr>
-          <w:rFonts w:hint="eastAsia"/>
-        </w:rPr>
-        <w:t>硫磺火</w:t>
-      </w:r>
-      <w:r>
-        <w:rPr>
-          <w:rFonts w:hint="eastAsia"/>
-        </w:rPr>
-        <w:t>：</w:t>
-      </w:r>
-      <w:r>
-        <w:rPr>
-          <w:rFonts w:hint="eastAsia"/>
-        </w:rPr>
-        <w:t>每</w:t>
-      </w:r>
-      <w:r>
-        <w:t>3秒向目标方向发射无限长度的红色激光，红色激光持续1秒。</w:t>
-      </w:r>
-      <w:r>
-        <w:rPr>
-          <w:rFonts w:hint="eastAsia"/>
-        </w:rPr>
-        <w:t>激光持续期间玩家移动激光也跟着移动，有一种扫射的感觉。</w:t>
-      </w:r>
-    </w:p>
-    <w:p>
-      <w:pPr>
-        <w:rPr>
-          <w:rFonts w:hint="eastAsia"/>
-        </w:rPr>
-      </w:pPr>
+        <w:t xml:space="preserve"> 放弃奖励：</w:t>
+      </w:r>
+      <w:r>
+        <w:rPr>
+          <w:rFonts w:hint="eastAsia"/>
+        </w:rPr>
+        <w:t>放弃三次后 下一次</w:t>
+      </w:r>
+      <w:proofErr w:type="gramStart"/>
+      <w:r>
+        <w:rPr>
+          <w:rFonts w:hint="eastAsia"/>
+        </w:rPr>
+        <w:t>恶魔房/天使房</w:t>
+      </w:r>
+      <w:proofErr w:type="gramEnd"/>
+      <w:r>
+        <w:rPr>
+          <w:rFonts w:hint="eastAsia"/>
+        </w:rPr>
+        <w:t xml:space="preserve"> 为特殊boss，打败后获得稀有装备，超级奖励。</w:t>
+      </w:r>
+      <w:r>
+        <w:rPr>
+          <w:rFonts w:hint="eastAsia"/>
+        </w:rPr>
+        <w:t xml:space="preserve"> 放弃时需要有提示：放弃奖励后，你似乎听到了神秘的低语（1</w:t>
+      </w:r>
+      <w:r>
+        <w:t>/3</w:t>
+      </w:r>
+      <w:r>
+        <w:rPr>
+          <w:rFonts w:hint="eastAsia"/>
+        </w:rPr>
+        <w:t>）</w:t>
+      </w:r>
     </w:p>
     <w:p/>
     <w:p>
@@ -1942,6 +2598,7 @@
         <w:rPr>
           <w:rFonts w:hint="eastAsia"/>
         </w:rPr>
+        <w:lastRenderedPageBreak/>
         <w:t>地形塌陷</w:t>
       </w:r>
       <w:r>
@@ -2045,11 +2702,2412 @@
         <w:rPr>
           <w:rFonts w:hint="eastAsia"/>
         </w:rPr>
-        <w:t>精英怪</w:t>
-      </w:r>
+        <w:t>精英</w:t>
+      </w:r>
+      <w:r>
+        <w:rPr>
+          <w:rFonts w:hint="eastAsia"/>
+        </w:rPr>
+        <w:t>化</w:t>
+      </w:r>
+      <w:r>
+        <w:rPr>
+          <w:rFonts w:hint="eastAsia"/>
+        </w:rPr>
+        <w:t>：</w:t>
+      </w:r>
+    </w:p>
+    <w:p>
+      <w:pPr>
+        <w:rPr>
+          <w:rFonts w:hint="eastAsia"/>
+        </w:rPr>
+      </w:pPr>
+      <w:r>
+        <w:rPr>
+          <w:rFonts w:hint="eastAsia"/>
+        </w:rPr>
+        <w:t>普通</w:t>
+      </w:r>
+      <w:r>
+        <w:rPr>
+          <w:rFonts w:hint="eastAsia"/>
+        </w:rPr>
+        <w:t>怪物</w:t>
+      </w:r>
+      <w:r>
+        <w:rPr>
+          <w:rFonts w:hint="eastAsia"/>
+        </w:rPr>
+        <w:t>单位</w:t>
+      </w:r>
+      <w:r>
+        <w:rPr>
+          <w:rFonts w:hint="eastAsia"/>
+        </w:rPr>
+        <w:t>（不包含boss）</w:t>
+      </w:r>
+      <w:r>
+        <w:rPr>
+          <w:rFonts w:hint="eastAsia"/>
+        </w:rPr>
+        <w:t>有5</w:t>
+      </w:r>
+      <w:r>
+        <w:t>%</w:t>
+      </w:r>
+      <w:r>
+        <w:rPr>
+          <w:rFonts w:hint="eastAsia"/>
+        </w:rPr>
+        <w:t>概率</w:t>
+      </w:r>
+      <w:r>
+        <w:rPr>
+          <w:rFonts w:hint="eastAsia"/>
+        </w:rPr>
+        <w:t>精英化（还是以前的怪物，但是</w:t>
+      </w:r>
+      <w:r>
+        <w:rPr>
+          <w:rFonts w:hint="eastAsia"/>
+        </w:rPr>
+        <w:t>外观和属性上</w:t>
+      </w:r>
+      <w:r>
+        <w:rPr>
+          <w:rFonts w:hint="eastAsia"/>
+        </w:rPr>
+        <w:t>有不同）</w:t>
+      </w:r>
+      <w:r>
+        <w:rPr>
+          <w:rFonts w:hint="eastAsia"/>
+        </w:rPr>
+        <w:t>，</w:t>
+      </w:r>
+      <w:r>
+        <w:rPr>
+          <w:rFonts w:hint="eastAsia"/>
+        </w:rPr>
+        <w:t>越往后的关卡精英</w:t>
+      </w:r>
+      <w:r>
+        <w:rPr>
+          <w:rFonts w:hint="eastAsia"/>
+        </w:rPr>
+        <w:t>化</w:t>
+      </w:r>
+      <w:r>
+        <w:rPr>
+          <w:rFonts w:hint="eastAsia"/>
+        </w:rPr>
+        <w:t>概率越高</w:t>
+      </w:r>
+      <w:r>
+        <w:rPr>
+          <w:rFonts w:hint="eastAsia"/>
+        </w:rPr>
+        <w:t>，概率你帮我定 别太夸张。</w:t>
+      </w:r>
+      <w:r>
+        <w:rPr>
+          <w:rFonts w:hint="eastAsia"/>
+        </w:rPr>
+        <w:t>恶魔/</w:t>
+      </w:r>
+      <w:proofErr w:type="gramStart"/>
+      <w:r>
+        <w:rPr>
+          <w:rFonts w:hint="eastAsia"/>
+        </w:rPr>
+        <w:t>天使关</w:t>
+      </w:r>
+      <w:proofErr w:type="gramEnd"/>
+      <w:r>
+        <w:rPr>
+          <w:rFonts w:hint="eastAsia"/>
+        </w:rPr>
+        <w:t xml:space="preserve"> 保底有一只精英怪。</w:t>
+      </w:r>
+    </w:p>
+    <w:p/>
+    <w:p>
+      <w:r>
+        <w:rPr>
+          <w:rFonts w:hint="eastAsia"/>
+        </w:rPr>
+        <w:t>精英</w:t>
+      </w:r>
+      <w:proofErr w:type="gramStart"/>
+      <w:r>
+        <w:rPr>
+          <w:rFonts w:hint="eastAsia"/>
+        </w:rPr>
+        <w:t>怪表现</w:t>
+      </w:r>
+      <w:proofErr w:type="gramEnd"/>
+      <w:r>
+        <w:rPr>
+          <w:rFonts w:hint="eastAsia"/>
+        </w:rPr>
+        <w:t>为体型</w:t>
+      </w:r>
+      <w:r>
+        <w:rPr>
+          <w:rFonts w:hint="eastAsia"/>
+        </w:rPr>
+        <w:t>不同</w:t>
+      </w:r>
+      <w:r>
+        <w:rPr>
+          <w:rFonts w:hint="eastAsia"/>
+        </w:rPr>
+        <w:t>，</w:t>
+      </w:r>
+      <w:r>
+        <w:rPr>
+          <w:rFonts w:hint="eastAsia"/>
+        </w:rPr>
+        <w:t>颜色不同，</w:t>
+      </w:r>
+      <w:r>
+        <w:rPr>
+          <w:rFonts w:hint="eastAsia"/>
+        </w:rPr>
+        <w:t>属性</w:t>
+      </w:r>
+      <w:r>
+        <w:rPr>
+          <w:rFonts w:hint="eastAsia"/>
+        </w:rPr>
+        <w:t>不同</w:t>
+      </w:r>
+      <w:r>
+        <w:rPr>
+          <w:rFonts w:hint="eastAsia"/>
+        </w:rPr>
+        <w:t>。</w:t>
+      </w:r>
+    </w:p>
+    <w:p>
+      <w:pPr>
+        <w:rPr>
+          <w:rFonts w:hint="eastAsia"/>
+        </w:rPr>
+      </w:pPr>
+      <w:r>
+        <w:rPr>
+          <w:rFonts w:hint="eastAsia"/>
+        </w:rPr>
+        <w:t>精英怪头上需要有精英icon提示 可以是一个金色的icon。</w:t>
+      </w:r>
+    </w:p>
+    <w:p>
+      <w:pPr>
+        <w:rPr>
+          <w:rFonts w:hint="eastAsia"/>
+        </w:rPr>
+      </w:pPr>
+      <w:r>
+        <w:rPr>
+          <w:rFonts w:hint="eastAsia"/>
+        </w:rPr>
+        <w:t>精英</w:t>
+      </w:r>
+      <w:proofErr w:type="gramStart"/>
+      <w:r>
+        <w:rPr>
+          <w:rFonts w:hint="eastAsia"/>
+        </w:rPr>
+        <w:t>怪目前</w:t>
+      </w:r>
+      <w:proofErr w:type="gramEnd"/>
+      <w:r>
+        <w:rPr>
+          <w:rFonts w:hint="eastAsia"/>
+        </w:rPr>
+        <w:t>有以下几种特殊类型：</w:t>
+      </w:r>
+    </w:p>
+    <w:p>
+      <w:pPr>
+        <w:rPr>
+          <w:rFonts w:hint="eastAsia"/>
+        </w:rPr>
+      </w:pPr>
+      <w:r>
+        <w:rPr>
+          <w:rFonts w:hint="eastAsia"/>
+        </w:rPr>
+        <w:t>自爆精英怪：</w:t>
+      </w:r>
+    </w:p>
+    <w:p>
+      <w:r>
+        <w:rPr>
+          <w:rFonts w:hint="eastAsia"/>
+        </w:rPr>
+        <w:t>体型：体型放大</w:t>
+      </w:r>
+      <w:r>
+        <w:t>8</w:t>
+      </w:r>
+      <w:r>
+        <w:t>0%</w:t>
+      </w:r>
+      <w:r>
+        <w:rPr>
+          <w:rFonts w:hint="eastAsia"/>
+        </w:rPr>
+        <w:t>。</w:t>
+      </w:r>
+    </w:p>
+    <w:p>
+      <w:r>
+        <w:rPr>
+          <w:rFonts w:hint="eastAsia"/>
+        </w:rPr>
+        <w:t>属性：</w:t>
+      </w:r>
+      <w:r>
+        <w:rPr>
+          <w:rFonts w:hint="eastAsia"/>
+        </w:rPr>
+        <w:t>防御增加</w:t>
+      </w:r>
+      <w:r>
+        <w:t>25%</w:t>
+      </w:r>
+    </w:p>
+    <w:p>
+      <w:r>
+        <w:rPr>
+          <w:rFonts w:hint="eastAsia"/>
+        </w:rPr>
+        <w:t>特殊效果“：死亡后造成范围</w:t>
+      </w:r>
+      <w:proofErr w:type="spellStart"/>
+      <w:r>
+        <w:rPr>
+          <w:rFonts w:hint="eastAsia"/>
+        </w:rPr>
+        <w:t>aoe</w:t>
+      </w:r>
+      <w:proofErr w:type="spellEnd"/>
+      <w:r>
+        <w:rPr>
+          <w:rFonts w:hint="eastAsia"/>
+        </w:rPr>
+        <w:t>自爆伤害（要有视觉效果）</w:t>
+      </w:r>
+    </w:p>
+    <w:p>
+      <w:r>
+        <w:rPr>
+          <w:rFonts w:hint="eastAsia"/>
+        </w:rPr>
+        <w:t>颜色：黑色。</w:t>
+      </w:r>
+    </w:p>
+    <w:p/>
+    <w:p>
+      <w:r>
+        <w:rPr>
+          <w:rFonts w:hint="eastAsia"/>
+        </w:rPr>
+        <w:t>肉盾精英怪：</w:t>
+      </w:r>
+    </w:p>
+    <w:p>
+      <w:r>
+        <w:rPr>
+          <w:rFonts w:hint="eastAsia"/>
+        </w:rPr>
+        <w:t>体型：体型放大</w:t>
+      </w:r>
+      <w:r>
+        <w:t>8</w:t>
+      </w:r>
+      <w:r>
+        <w:t>0%</w:t>
+      </w:r>
+      <w:r>
+        <w:rPr>
+          <w:rFonts w:hint="eastAsia"/>
+        </w:rPr>
+        <w:t>。</w:t>
+      </w:r>
+    </w:p>
+    <w:p>
+      <w:r>
+        <w:rPr>
+          <w:rFonts w:hint="eastAsia"/>
+        </w:rPr>
+        <w:t>属性：防御增加</w:t>
+      </w:r>
+      <w:r>
+        <w:t>60</w:t>
+      </w:r>
+      <w:r>
+        <w:t>%</w:t>
+      </w:r>
+      <w:r>
+        <w:t xml:space="preserve"> </w:t>
+      </w:r>
+      <w:r>
+        <w:rPr>
+          <w:rFonts w:hint="eastAsia"/>
+        </w:rPr>
+        <w:t>移速下降2</w:t>
+      </w:r>
+      <w:r>
+        <w:t>5%</w:t>
+      </w:r>
+    </w:p>
+    <w:p>
+      <w:r>
+        <w:rPr>
+          <w:rFonts w:hint="eastAsia"/>
+        </w:rPr>
+        <w:t>特殊效果“：</w:t>
+      </w:r>
+      <w:r>
+        <w:rPr>
+          <w:rFonts w:hint="eastAsia"/>
+        </w:rPr>
+        <w:t>无</w:t>
+      </w:r>
+    </w:p>
+    <w:p>
+      <w:r>
+        <w:rPr>
+          <w:rFonts w:hint="eastAsia"/>
+        </w:rPr>
+        <w:t>颜色：</w:t>
+      </w:r>
+      <w:r>
+        <w:rPr>
+          <w:rFonts w:hint="eastAsia"/>
+        </w:rPr>
+        <w:t>金</w:t>
+      </w:r>
+      <w:r>
+        <w:rPr>
+          <w:rFonts w:hint="eastAsia"/>
+        </w:rPr>
+        <w:t>色。</w:t>
+      </w:r>
+    </w:p>
+    <w:p/>
+    <w:p>
+      <w:r>
+        <w:rPr>
+          <w:rFonts w:hint="eastAsia"/>
+        </w:rPr>
+        <w:t>快速精英怪：</w:t>
+      </w:r>
+    </w:p>
+    <w:p>
+      <w:r>
+        <w:rPr>
+          <w:rFonts w:hint="eastAsia"/>
+        </w:rPr>
+        <w:t>体型：体型放大</w:t>
+      </w:r>
+      <w:r>
+        <w:t>5</w:t>
+      </w:r>
+      <w:r>
+        <w:t>0%</w:t>
+      </w:r>
+      <w:r>
+        <w:rPr>
+          <w:rFonts w:hint="eastAsia"/>
+        </w:rPr>
+        <w:t>。</w:t>
+      </w:r>
+    </w:p>
+    <w:p>
+      <w:r>
+        <w:rPr>
+          <w:rFonts w:hint="eastAsia"/>
+        </w:rPr>
+        <w:t>属性：</w:t>
+      </w:r>
+      <w:r>
+        <w:rPr>
+          <w:rFonts w:hint="eastAsia"/>
+        </w:rPr>
+        <w:t>移速</w:t>
+      </w:r>
+      <w:r>
+        <w:rPr>
+          <w:rFonts w:hint="eastAsia"/>
+        </w:rPr>
+        <w:t>增加</w:t>
+      </w:r>
+      <w:r>
+        <w:t>30</w:t>
+      </w:r>
+      <w:r>
+        <w:t>%</w:t>
+      </w:r>
+      <w:r>
+        <w:rPr>
+          <w:rFonts w:hint="eastAsia"/>
+        </w:rPr>
+        <w:t>，防御增加2</w:t>
+      </w:r>
+      <w:r>
+        <w:t>5</w:t>
+      </w:r>
+      <w:r>
+        <w:t>%</w:t>
+      </w:r>
+    </w:p>
+    <w:p>
+      <w:r>
+        <w:rPr>
+          <w:rFonts w:hint="eastAsia"/>
+        </w:rPr>
+        <w:t>颜色：紫色</w:t>
+      </w:r>
+    </w:p>
+    <w:p/>
+    <w:p>
+      <w:pPr>
+        <w:rPr>
+          <w:strike/>
+        </w:rPr>
+      </w:pPr>
+      <w:r>
+        <w:rPr>
+          <w:rFonts w:hint="eastAsia"/>
+          <w:strike/>
+        </w:rPr>
+        <w:t>隐形精英怪：</w:t>
+      </w:r>
+    </w:p>
+    <w:p>
+      <w:pPr>
+        <w:rPr>
+          <w:strike/>
+        </w:rPr>
+      </w:pPr>
+      <w:r>
+        <w:rPr>
+          <w:rFonts w:hint="eastAsia"/>
+          <w:strike/>
+        </w:rPr>
+        <w:t>体型：体型放大</w:t>
+      </w:r>
+      <w:r>
+        <w:rPr>
+          <w:strike/>
+        </w:rPr>
+        <w:t>50%</w:t>
+      </w:r>
+      <w:r>
+        <w:rPr>
+          <w:rFonts w:hint="eastAsia"/>
+          <w:strike/>
+        </w:rPr>
+        <w:t>。</w:t>
+      </w:r>
+    </w:p>
+    <w:p>
+      <w:pPr>
+        <w:rPr>
+          <w:strike/>
+        </w:rPr>
+      </w:pPr>
+      <w:r>
+        <w:rPr>
+          <w:rFonts w:hint="eastAsia"/>
+          <w:strike/>
+        </w:rPr>
+        <w:t>属性：防御增加2</w:t>
+      </w:r>
+      <w:r>
+        <w:rPr>
+          <w:strike/>
+        </w:rPr>
+        <w:t>5</w:t>
+      </w:r>
+      <w:r>
+        <w:rPr>
+          <w:strike/>
+        </w:rPr>
+        <w:t>%</w:t>
+      </w:r>
+    </w:p>
+    <w:p>
+      <w:pPr>
+        <w:rPr>
+          <w:rFonts w:hint="eastAsia"/>
+          <w:strike/>
+        </w:rPr>
+      </w:pPr>
+      <w:r>
+        <w:rPr>
+          <w:rFonts w:hint="eastAsia"/>
+          <w:strike/>
+        </w:rPr>
+        <w:t>特殊效果：出场会逐渐隐身为半透明（注意头上的icon</w:t>
+      </w:r>
+      <w:proofErr w:type="gramStart"/>
+      <w:r>
+        <w:rPr>
+          <w:rFonts w:hint="eastAsia"/>
+          <w:strike/>
+        </w:rPr>
+        <w:t>和血条也要</w:t>
+      </w:r>
+      <w:proofErr w:type="gramEnd"/>
+      <w:r>
+        <w:rPr>
+          <w:rFonts w:hint="eastAsia"/>
+          <w:strike/>
+        </w:rPr>
+        <w:t>跟着半透明）</w:t>
+      </w:r>
+    </w:p>
+    <w:p>
+      <w:pPr>
+        <w:rPr>
+          <w:rFonts w:hint="eastAsia"/>
+          <w:strike/>
+        </w:rPr>
+      </w:pPr>
+      <w:r>
+        <w:rPr>
+          <w:rFonts w:hint="eastAsia"/>
+          <w:strike/>
+        </w:rPr>
+        <w:t>颜色：灰色</w:t>
+      </w:r>
+    </w:p>
+    <w:p/>
+    <w:p>
+      <w:pPr>
+        <w:rPr>
+          <w:rFonts w:hint="eastAsia"/>
+        </w:rPr>
+      </w:pPr>
+    </w:p>
+    <w:p>
+      <w:pPr>
+        <w:rPr>
+          <w:rFonts w:hint="eastAsia"/>
+        </w:rPr>
+      </w:pPr>
+    </w:p>
+    <w:p>
+      <w:pPr>
+        <w:rPr>
+          <w:rFonts w:hint="eastAsia"/>
+        </w:rPr>
+      </w:pPr>
     </w:p>
     <w:p/>
     <w:p/>
+    <w:p>
+      <w:pPr>
+        <w:rPr>
+          <w:rFonts w:ascii="Palatino Linotype" w:hAnsi="Palatino Linotype"/>
+          <w:color w:val="E0E0E0"/>
+          <w:shd w:val="clear" w:color="auto" w:fill="353535"/>
+        </w:rPr>
+      </w:pPr>
+      <w:r>
+        <w:rPr>
+          <w:rFonts w:hint="eastAsia"/>
+        </w:rPr>
+        <w:t>蜘蛛：</w:t>
+      </w:r>
+      <w:r>
+        <w:rPr>
+          <w:rFonts w:ascii="Palatino Linotype" w:hAnsi="Palatino Linotype"/>
+          <w:color w:val="E0E0E0"/>
+          <w:shd w:val="clear" w:color="auto" w:fill="353535"/>
+        </w:rPr>
+        <w:t>射速下降，</w:t>
+      </w:r>
+      <w:proofErr w:type="gramStart"/>
+      <w:r>
+        <w:rPr>
+          <w:rFonts w:ascii="Palatino Linotype" w:hAnsi="Palatino Linotype" w:hint="eastAsia"/>
+          <w:color w:val="E0E0E0"/>
+          <w:shd w:val="clear" w:color="auto" w:fill="353535"/>
+        </w:rPr>
+        <w:t>普攻子弹</w:t>
+      </w:r>
+      <w:proofErr w:type="gramEnd"/>
+      <w:r>
+        <w:rPr>
+          <w:rFonts w:ascii="Palatino Linotype" w:hAnsi="Palatino Linotype" w:hint="eastAsia"/>
+          <w:color w:val="E0E0E0"/>
+          <w:shd w:val="clear" w:color="auto" w:fill="353535"/>
+        </w:rPr>
+        <w:t>+</w:t>
+      </w:r>
+      <w:r>
+        <w:rPr>
+          <w:rFonts w:ascii="Palatino Linotype" w:hAnsi="Palatino Linotype"/>
+          <w:color w:val="E0E0E0"/>
+          <w:shd w:val="clear" w:color="auto" w:fill="353535"/>
+        </w:rPr>
+        <w:t>3</w:t>
+      </w:r>
+      <w:r>
+        <w:rPr>
+          <w:rFonts w:ascii="Palatino Linotype" w:hAnsi="Palatino Linotype"/>
+          <w:color w:val="E0E0E0"/>
+          <w:shd w:val="clear" w:color="auto" w:fill="353535"/>
+        </w:rPr>
+        <w:t>。</w:t>
+      </w:r>
+    </w:p>
+    <w:p>
+      <w:r>
+        <w:rPr>
+          <w:rFonts w:hint="eastAsia"/>
+        </w:rPr>
+        <w:t>炸弹人：</w:t>
+      </w:r>
+      <w:r>
+        <w:rPr>
+          <w:rFonts w:hint="eastAsia"/>
+        </w:rPr>
+        <w:t>画线后生成炸弹。</w:t>
+      </w:r>
+    </w:p>
+    <w:p>
+      <w:r>
+        <w:rPr>
+          <w:rFonts w:hint="eastAsia"/>
+        </w:rPr>
+        <w:t>种</w:t>
+      </w:r>
+      <w:r>
+        <w:rPr>
+          <w:rFonts w:hint="eastAsia"/>
+        </w:rPr>
+        <w:t>树：每关树木数量翻倍</w:t>
+      </w:r>
+    </w:p>
+    <w:p>
+      <w:r>
+        <w:rPr>
+          <w:rFonts w:hint="eastAsia"/>
+        </w:rPr>
+        <w:t>水元素：召唤物 不会攻击 但是移动路径</w:t>
+      </w:r>
+      <w:r>
+        <w:rPr>
+          <w:rFonts w:hint="eastAsia"/>
+        </w:rPr>
+        <w:t>为</w:t>
+      </w:r>
+      <w:proofErr w:type="gramStart"/>
+      <w:r>
+        <w:rPr>
+          <w:rFonts w:hint="eastAsia"/>
+        </w:rPr>
+        <w:t>小霜径</w:t>
+      </w:r>
+      <w:proofErr w:type="gramEnd"/>
+      <w:r>
+        <w:rPr>
+          <w:rFonts w:hint="eastAsia"/>
+        </w:rPr>
+        <w:t>。</w:t>
+      </w:r>
+    </w:p>
+    <w:p>
+      <w:pPr>
+        <w:rPr>
+          <w:rFonts w:hint="eastAsia"/>
+        </w:rPr>
+      </w:pPr>
+      <w:r>
+        <w:rPr>
+          <w:rFonts w:hint="eastAsia"/>
+        </w:rPr>
+        <w:t>念力：画线结束后 敌人原地停止</w:t>
+      </w:r>
+      <w:r>
+        <w:t>1</w:t>
+      </w:r>
+      <w:r>
+        <w:rPr>
+          <w:rFonts w:hint="eastAsia"/>
+        </w:rPr>
+        <w:t>秒钟。</w:t>
+      </w:r>
+      <w:r>
+        <w:rPr>
+          <w:rFonts w:hint="eastAsia"/>
+        </w:rPr>
+        <w:t xml:space="preserve"> 要有视觉效果</w:t>
+      </w:r>
+    </w:p>
+    <w:p>
+      <w:r>
+        <w:rPr>
+          <w:rFonts w:hint="eastAsia"/>
+        </w:rPr>
+        <w:t>电弧：电击靠近的敌人</w:t>
+      </w:r>
+    </w:p>
+    <w:p>
+      <w:r>
+        <w:rPr>
+          <w:rFonts w:hint="eastAsia"/>
+        </w:rPr>
+        <w:t>独角兽：每隔</w:t>
+      </w:r>
+      <w:r>
+        <w:t>15</w:t>
+      </w:r>
+      <w:r>
+        <w:rPr>
+          <w:rFonts w:hint="eastAsia"/>
+        </w:rPr>
+        <w:t>秒 无敌</w:t>
+      </w:r>
+      <w:r>
+        <w:t>5</w:t>
+      </w:r>
+      <w:r>
+        <w:rPr>
+          <w:rFonts w:hint="eastAsia"/>
+        </w:rPr>
+        <w:t>秒。</w:t>
+      </w:r>
+      <w:r>
+        <w:rPr>
+          <w:rFonts w:hint="eastAsia"/>
+        </w:rPr>
+        <w:t>无敌时人物颜色变为流动的彩色。</w:t>
+      </w:r>
+    </w:p>
+    <w:p>
+      <w:pPr>
+        <w:rPr>
+          <w:rFonts w:hint="eastAsia"/>
+        </w:rPr>
+      </w:pPr>
+      <w:r>
+        <w:rPr>
+          <w:rFonts w:hint="eastAsia"/>
+        </w:rPr>
+        <w:t>所有环绕</w:t>
+      </w:r>
+      <w:proofErr w:type="gramStart"/>
+      <w:r>
+        <w:rPr>
+          <w:rFonts w:hint="eastAsia"/>
+        </w:rPr>
+        <w:t>剑基础</w:t>
+      </w:r>
+      <w:proofErr w:type="gramEnd"/>
+      <w:r>
+        <w:rPr>
+          <w:rFonts w:hint="eastAsia"/>
+        </w:rPr>
+        <w:t>长度都翻一倍。</w:t>
+      </w:r>
+    </w:p>
+    <w:p/>
+    <w:p>
+      <w:r>
+        <w:rPr>
+          <w:rFonts w:hint="eastAsia"/>
+        </w:rPr>
+        <w:t>装备打造</w:t>
+      </w:r>
+      <w:r>
+        <w:rPr>
+          <w:rFonts w:hint="eastAsia"/>
+        </w:rPr>
+        <w:t>：</w:t>
+      </w:r>
+    </w:p>
+    <w:p>
+      <w:r>
+        <w:rPr>
+          <w:rFonts w:hint="eastAsia"/>
+        </w:rPr>
+        <w:t>选择一件装备打造。</w:t>
+      </w:r>
+    </w:p>
+    <w:p/>
+    <w:p>
+      <w:r>
+        <w:rPr>
+          <w:rFonts w:hint="eastAsia"/>
+        </w:rPr>
+        <w:t>宝箱</w:t>
+      </w:r>
+    </w:p>
+    <w:p>
+      <w:r>
+        <w:rPr>
+          <w:rFonts w:hint="eastAsia"/>
+        </w:rPr>
+        <w:t>新地面元素（和树是一个</w:t>
+      </w:r>
+      <w:r>
+        <w:rPr>
+          <w:rFonts w:hint="eastAsia"/>
+        </w:rPr>
+        <w:t>元素</w:t>
+      </w:r>
+      <w:r>
+        <w:rPr>
+          <w:rFonts w:hint="eastAsia"/>
+        </w:rPr>
+        <w:t>类型的）：</w:t>
+      </w:r>
+      <w:r>
+        <w:rPr>
+          <w:rFonts w:hint="eastAsia"/>
+        </w:rPr>
+        <w:t>石头</w:t>
+      </w:r>
+      <w:r>
+        <w:rPr>
+          <w:rFonts w:hint="eastAsia"/>
+        </w:rPr>
+        <w:t>：阻挡效果（可以用树的阻挡算法），石</w:t>
+      </w:r>
+      <w:proofErr w:type="gramStart"/>
+      <w:r>
+        <w:rPr>
+          <w:rFonts w:hint="eastAsia"/>
+        </w:rPr>
+        <w:t>头围着</w:t>
+      </w:r>
+      <w:proofErr w:type="gramEnd"/>
+      <w:r>
+        <w:rPr>
+          <w:rFonts w:hint="eastAsia"/>
+        </w:rPr>
+        <w:t xml:space="preserve">宝箱 </w:t>
+      </w:r>
+      <w:r>
+        <w:t xml:space="preserve"> </w:t>
+      </w:r>
+      <w:r>
+        <w:rPr>
+          <w:rFonts w:hint="eastAsia"/>
+        </w:rPr>
+        <w:t xml:space="preserve">宝箱有倒计时。 </w:t>
+      </w:r>
+      <w:proofErr w:type="gramStart"/>
+      <w:r>
+        <w:rPr>
+          <w:rFonts w:hint="eastAsia"/>
+        </w:rPr>
+        <w:t>石头斩击三次</w:t>
+      </w:r>
+      <w:proofErr w:type="gramEnd"/>
+      <w:r>
+        <w:rPr>
+          <w:rFonts w:hint="eastAsia"/>
+        </w:rPr>
+        <w:t>后消失。每次</w:t>
+      </w:r>
+      <w:r>
+        <w:rPr>
+          <w:rFonts w:hint="eastAsia"/>
+        </w:rPr>
+        <w:t>受</w:t>
+      </w:r>
+      <w:r>
+        <w:rPr>
+          <w:rFonts w:hint="eastAsia"/>
+        </w:rPr>
+        <w:t>到</w:t>
+      </w:r>
+      <w:proofErr w:type="gramStart"/>
+      <w:r>
+        <w:rPr>
+          <w:rFonts w:hint="eastAsia"/>
+        </w:rPr>
+        <w:t>画线</w:t>
+      </w:r>
+      <w:r>
+        <w:rPr>
+          <w:rFonts w:hint="eastAsia"/>
+        </w:rPr>
+        <w:t>斩击石头</w:t>
+      </w:r>
+      <w:proofErr w:type="gramEnd"/>
+      <w:r>
+        <w:rPr>
+          <w:rFonts w:hint="eastAsia"/>
+        </w:rPr>
+        <w:t>的样子都有变化。</w:t>
+      </w:r>
+    </w:p>
+    <w:p>
+      <w:pPr>
+        <w:rPr>
+          <w:rFonts w:hint="eastAsia"/>
+        </w:rPr>
+      </w:pPr>
+    </w:p>
+    <w:p>
+      <w:r>
+        <w:rPr>
+          <w:rFonts w:hint="eastAsia"/>
+        </w:rPr>
+        <w:t>属性打造</w:t>
+      </w:r>
+      <w:r>
+        <w:rPr>
+          <w:rFonts w:hint="eastAsia"/>
+        </w:rPr>
+        <w:t>：</w:t>
+      </w:r>
+    </w:p>
+    <w:p>
+      <w:r>
+        <w:rPr>
+          <w:rFonts w:hint="eastAsia"/>
+        </w:rPr>
+        <w:t>现在一章改为2</w:t>
+      </w:r>
+      <w:r>
+        <w:t>0</w:t>
+      </w:r>
+      <w:r>
+        <w:rPr>
+          <w:rFonts w:hint="eastAsia"/>
+        </w:rPr>
+        <w:t>关，</w:t>
+      </w:r>
+      <w:r>
+        <w:rPr>
+          <w:rFonts w:hint="eastAsia"/>
+        </w:rPr>
+        <w:t>原</w:t>
+      </w:r>
+      <w:r>
+        <w:rPr>
+          <w:rFonts w:hint="eastAsia"/>
+        </w:rPr>
+        <w:t>第</w:t>
+      </w:r>
+      <w:r>
+        <w:rPr>
+          <w:rFonts w:hint="eastAsia"/>
+        </w:rPr>
+        <w:t>1</w:t>
+      </w:r>
+      <w:r>
+        <w:t>0</w:t>
+      </w:r>
+      <w:r>
+        <w:rPr>
+          <w:rFonts w:hint="eastAsia"/>
+        </w:rPr>
+        <w:t>关的</w:t>
+      </w:r>
+      <w:r>
+        <w:rPr>
+          <w:rFonts w:hint="eastAsia"/>
+        </w:rPr>
+        <w:t>boss关改到第2</w:t>
+      </w:r>
+      <w:r>
+        <w:t>0</w:t>
+      </w:r>
+      <w:r>
+        <w:rPr>
+          <w:rFonts w:hint="eastAsia"/>
+        </w:rPr>
+        <w:t>关</w:t>
+      </w:r>
+    </w:p>
+    <w:p>
+      <w:pPr>
+        <w:rPr>
+          <w:rFonts w:hint="eastAsia"/>
+        </w:rPr>
+      </w:pPr>
+      <w:r>
+        <w:rPr>
+          <w:rFonts w:hint="eastAsia"/>
+        </w:rPr>
+        <w:t>将现在的第</w:t>
+      </w:r>
+      <w:r>
+        <w:rPr>
+          <w:rFonts w:hint="eastAsia"/>
+        </w:rPr>
+        <w:t>1</w:t>
+      </w:r>
+      <w:r>
+        <w:t>0</w:t>
+      </w:r>
+      <w:r>
+        <w:rPr>
+          <w:rFonts w:hint="eastAsia"/>
+        </w:rPr>
+        <w:t>关改为属性打造关。</w:t>
+      </w:r>
+    </w:p>
+    <w:p>
+      <w:r>
+        <w:rPr>
+          <w:rFonts w:hint="eastAsia"/>
+        </w:rPr>
+        <w:t>把现在有的盖房子</w:t>
+      </w:r>
+      <w:r>
+        <w:rPr>
+          <w:rFonts w:hint="eastAsia"/>
+        </w:rPr>
+        <w:t>关</w:t>
+      </w:r>
+      <w:r>
+        <w:rPr>
+          <w:rFonts w:hint="eastAsia"/>
+        </w:rPr>
+        <w:t>包装改一下，</w:t>
+      </w:r>
+      <w:r>
+        <w:rPr>
+          <w:rFonts w:hint="eastAsia"/>
+        </w:rPr>
+        <w:t>改成属性打造</w:t>
+      </w:r>
+      <w:r>
+        <w:rPr>
+          <w:rFonts w:hint="eastAsia"/>
+        </w:rPr>
+        <w:t>关</w:t>
+      </w:r>
+      <w:r>
+        <w:rPr>
+          <w:rFonts w:hint="eastAsia"/>
+        </w:rPr>
+        <w:t>，属性打造</w:t>
+      </w:r>
+      <w:r>
+        <w:rPr>
+          <w:rFonts w:hint="eastAsia"/>
+        </w:rPr>
+        <w:t>的效果</w:t>
+      </w:r>
+      <w:r>
+        <w:rPr>
+          <w:rFonts w:hint="eastAsia"/>
+        </w:rPr>
+        <w:t>只在局内生效。</w:t>
+      </w:r>
+    </w:p>
+    <w:p>
+      <w:pPr>
+        <w:rPr>
+          <w:rFonts w:hint="eastAsia"/>
+        </w:rPr>
+      </w:pPr>
+      <w:r>
+        <w:rPr>
+          <w:rFonts w:hint="eastAsia"/>
+        </w:rPr>
+        <w:t>强化块</w:t>
+      </w:r>
+      <w:r>
+        <w:rPr>
+          <w:rFonts w:hint="eastAsia"/>
+        </w:rPr>
+        <w:t>：</w:t>
+      </w:r>
+    </w:p>
+    <w:p>
+      <w:r>
+        <w:rPr>
+          <w:rFonts w:hint="eastAsia"/>
+        </w:rPr>
+        <w:t>原本的</w:t>
+      </w:r>
+      <w:r>
+        <w:rPr>
+          <w:rFonts w:hint="eastAsia"/>
+        </w:rPr>
+        <w:t>木块改为强化块，</w:t>
+      </w:r>
+      <w:r>
+        <w:rPr>
+          <w:rFonts w:hint="eastAsia"/>
+        </w:rPr>
+        <w:t>颜色效果改一下。</w:t>
+      </w:r>
+      <w:r>
+        <w:t xml:space="preserve"> </w:t>
+      </w:r>
+    </w:p>
+    <w:p>
+      <w:r>
+        <w:rPr>
+          <w:rFonts w:hint="eastAsia"/>
+        </w:rPr>
+        <w:t>难度要比之前的盖房子难度低，比如摇晃的方块更靠下，方块要更大一些，视觉上要有爽感。</w:t>
+      </w:r>
+    </w:p>
+    <w:p>
+      <w:r>
+        <w:rPr>
+          <w:rFonts w:hint="eastAsia"/>
+        </w:rPr>
+        <w:t>地基：现在地基就是中央的一个方块宽度的地基，两边是悬崖。方块掉落会直接掉到悬崖掉出屏幕。</w:t>
+      </w:r>
+    </w:p>
+    <w:p>
+      <w:r>
+        <w:rPr>
+          <w:rFonts w:hint="eastAsia"/>
+        </w:rPr>
+        <w:t>删除以前的目标提示。</w:t>
+      </w:r>
+    </w:p>
+    <w:p>
+      <w:r>
+        <w:rPr>
+          <w:rFonts w:hint="eastAsia"/>
+        </w:rPr>
+        <w:t>现在</w:t>
+      </w:r>
+      <w:proofErr w:type="gramStart"/>
+      <w:r>
+        <w:rPr>
+          <w:rFonts w:hint="eastAsia"/>
+        </w:rPr>
+        <w:t>改为像</w:t>
+      </w:r>
+      <w:proofErr w:type="gramEnd"/>
+      <w:r>
+        <w:rPr>
+          <w:rFonts w:hint="eastAsia"/>
+        </w:rPr>
+        <w:t>连击提示一样的 文字计数提示 比如</w:t>
+      </w:r>
+      <w:r>
+        <w:rPr>
+          <w:rFonts w:hint="eastAsia"/>
+        </w:rPr>
+        <w:t xml:space="preserve"> 堆叠*</w:t>
+      </w:r>
+      <w:r>
+        <w:t>1</w:t>
+      </w:r>
+      <w:r>
+        <w:t xml:space="preserve"> </w:t>
+      </w:r>
+      <w:r>
+        <w:rPr>
+          <w:rFonts w:hint="eastAsia"/>
+        </w:rPr>
+        <w:t xml:space="preserve"> </w:t>
+      </w:r>
+    </w:p>
+    <w:p>
+      <w:r>
+        <w:rPr>
+          <w:rFonts w:hint="eastAsia"/>
+        </w:rPr>
+        <w:t>现在固定给1</w:t>
+      </w:r>
+      <w:r>
+        <w:t>0</w:t>
+      </w:r>
+      <w:r>
+        <w:rPr>
+          <w:rFonts w:hint="eastAsia"/>
+        </w:rPr>
+        <w:t>块</w:t>
+      </w:r>
+      <w:r>
+        <w:rPr>
+          <w:rFonts w:hint="eastAsia"/>
+        </w:rPr>
+        <w:t>，根据1</w:t>
+      </w:r>
+      <w:r>
+        <w:t>0</w:t>
+      </w:r>
+      <w:r>
+        <w:rPr>
+          <w:rFonts w:hint="eastAsia"/>
+        </w:rPr>
+        <w:t>块扔完后最后堆叠的块数结算奖励，触发升级奖励三选</w:t>
+      </w:r>
+      <w:proofErr w:type="gramStart"/>
+      <w:r>
+        <w:rPr>
+          <w:rFonts w:hint="eastAsia"/>
+        </w:rPr>
+        <w:t>一</w:t>
+      </w:r>
+      <w:proofErr w:type="gramEnd"/>
+      <w:r>
+        <w:rPr>
+          <w:rFonts w:hint="eastAsia"/>
+        </w:rPr>
+        <w:t>，以下是堆叠的块数及奖励品质：</w:t>
+      </w:r>
+    </w:p>
+    <w:p>
+      <w:r>
+        <w:rPr>
+          <w:rFonts w:hint="eastAsia"/>
+        </w:rPr>
+        <w:t>1</w:t>
+      </w:r>
+      <w:r>
+        <w:t>-3</w:t>
+      </w:r>
+      <w:r>
+        <w:rPr>
+          <w:rFonts w:hint="eastAsia"/>
+        </w:rPr>
+        <w:t>块：白色</w:t>
+      </w:r>
+    </w:p>
+    <w:p>
+      <w:r>
+        <w:rPr>
+          <w:rFonts w:hint="eastAsia"/>
+        </w:rPr>
+        <w:t>4</w:t>
+      </w:r>
+      <w:r>
+        <w:t>-6</w:t>
+      </w:r>
+      <w:r>
+        <w:rPr>
+          <w:rFonts w:hint="eastAsia"/>
+        </w:rPr>
+        <w:t>块：蓝色</w:t>
+      </w:r>
+    </w:p>
+    <w:p>
+      <w:r>
+        <w:rPr>
+          <w:rFonts w:hint="eastAsia"/>
+        </w:rPr>
+        <w:t>7</w:t>
+      </w:r>
+      <w:r>
+        <w:t>-9</w:t>
+      </w:r>
+      <w:r>
+        <w:rPr>
+          <w:rFonts w:hint="eastAsia"/>
+        </w:rPr>
+        <w:t>块：紫色</w:t>
+      </w:r>
+    </w:p>
+    <w:p>
+      <w:r>
+        <w:rPr>
+          <w:rFonts w:hint="eastAsia"/>
+        </w:rPr>
+        <w:t>1</w:t>
+      </w:r>
+      <w:r>
+        <w:t>0</w:t>
+      </w:r>
+      <w:r>
+        <w:rPr>
+          <w:rFonts w:hint="eastAsia"/>
+        </w:rPr>
+        <w:t>块：橙色</w:t>
+      </w:r>
+    </w:p>
+    <w:p>
+      <w:r>
+        <w:rPr>
+          <w:rFonts w:hint="eastAsia"/>
+        </w:rPr>
+        <w:t>堆叠计数文字随着计数变大，并且文字颜色也会根据奖励的品质颜色改变。 比如堆叠了7块 文字改为紫色。</w:t>
+      </w:r>
+    </w:p>
+    <w:p>
+      <w:pPr>
+        <w:rPr>
+          <w:rFonts w:hint="eastAsia"/>
+        </w:rPr>
+      </w:pPr>
+      <w:r>
+        <w:rPr>
+          <w:rFonts w:hint="eastAsia"/>
+        </w:rPr>
+        <w:t>每次堆叠也会随机增加玩家的基础属性，从以下效果里随机，加成的属性加在基础值上，而不是再叠一层放大</w:t>
+      </w:r>
+      <w:r>
+        <w:rPr>
+          <w:rFonts w:hint="eastAsia"/>
+        </w:rPr>
+        <w:t>百分比</w:t>
+      </w:r>
+      <w:r>
+        <w:rPr>
+          <w:rFonts w:hint="eastAsia"/>
+        </w:rPr>
+        <w:t>。</w:t>
+      </w:r>
+      <w:r>
+        <w:rPr>
+          <w:rFonts w:hint="eastAsia"/>
+        </w:rPr>
+        <w:t>增加属性时要有明显的呼吸文字提示</w:t>
+      </w:r>
+      <w:r>
+        <w:rPr>
+          <w:rFonts w:hint="eastAsia"/>
+        </w:rPr>
+        <w:t>，并且</w:t>
+      </w:r>
+      <w:r>
+        <w:rPr>
+          <w:rFonts w:hint="eastAsia"/>
+        </w:rPr>
+        <w:t>屏幕</w:t>
+      </w:r>
+      <w:r>
+        <w:rPr>
+          <w:rFonts w:hint="eastAsia"/>
+        </w:rPr>
+        <w:t>微微震动一下。</w:t>
+      </w:r>
+      <w:r>
+        <w:rPr>
+          <w:rFonts w:hint="eastAsia"/>
+        </w:rPr>
+        <w:t>。</w:t>
+      </w:r>
+    </w:p>
+    <w:p>
+      <w:pPr>
+        <w:pStyle w:val="a7"/>
+        <w:numPr>
+          <w:ilvl w:val="0"/>
+          <w:numId w:val="4"/>
+        </w:numPr>
+        <w:ind w:firstLineChars="0"/>
+      </w:pPr>
+      <w:r>
+        <w:rPr>
+          <w:rFonts w:hint="eastAsia"/>
+        </w:rPr>
+        <w:t>基础生命+</w:t>
+      </w:r>
+      <w:r>
+        <w:t>3</w:t>
+      </w:r>
+      <w:r>
+        <w:t>%</w:t>
+      </w:r>
+    </w:p>
+    <w:p>
+      <w:pPr>
+        <w:pStyle w:val="a7"/>
+        <w:numPr>
+          <w:ilvl w:val="0"/>
+          <w:numId w:val="4"/>
+        </w:numPr>
+        <w:ind w:firstLineChars="0"/>
+      </w:pPr>
+      <w:r>
+        <w:rPr>
+          <w:rFonts w:hint="eastAsia"/>
+        </w:rPr>
+        <w:lastRenderedPageBreak/>
+        <w:t>基础攻击力+</w:t>
+      </w:r>
+      <w:r>
+        <w:t>3</w:t>
+      </w:r>
+      <w:r>
+        <w:t>%</w:t>
+      </w:r>
+    </w:p>
+    <w:p>
+      <w:pPr>
+        <w:pStyle w:val="a7"/>
+        <w:numPr>
+          <w:ilvl w:val="0"/>
+          <w:numId w:val="4"/>
+        </w:numPr>
+        <w:ind w:firstLineChars="0"/>
+      </w:pPr>
+      <w:r>
+        <w:rPr>
+          <w:rFonts w:hint="eastAsia"/>
+        </w:rPr>
+        <w:t>气力上限+</w:t>
+      </w:r>
+      <w:r>
+        <w:t>3%</w:t>
+      </w:r>
+    </w:p>
+    <w:p>
+      <w:pPr>
+        <w:pStyle w:val="a7"/>
+        <w:numPr>
+          <w:ilvl w:val="0"/>
+          <w:numId w:val="4"/>
+        </w:numPr>
+        <w:ind w:firstLineChars="0"/>
+      </w:pPr>
+      <w:proofErr w:type="gramStart"/>
+      <w:r>
+        <w:rPr>
+          <w:rFonts w:hint="eastAsia"/>
+        </w:rPr>
+        <w:t>暴击率</w:t>
+      </w:r>
+      <w:proofErr w:type="gramEnd"/>
+      <w:r>
+        <w:rPr>
+          <w:rFonts w:hint="eastAsia"/>
+        </w:rPr>
+        <w:t>+</w:t>
+      </w:r>
+      <w:r>
+        <w:t>3%</w:t>
+      </w:r>
+    </w:p>
+    <w:p>
+      <w:pPr>
+        <w:pStyle w:val="a7"/>
+        <w:numPr>
+          <w:ilvl w:val="0"/>
+          <w:numId w:val="4"/>
+        </w:numPr>
+        <w:ind w:firstLineChars="0"/>
+      </w:pPr>
+      <w:r>
+        <w:rPr>
+          <w:rFonts w:hint="eastAsia"/>
+        </w:rPr>
+        <w:t>移速+</w:t>
+      </w:r>
+      <w:r>
+        <w:t>3%</w:t>
+      </w:r>
+    </w:p>
+    <w:p>
+      <w:pPr>
+        <w:pStyle w:val="a7"/>
+        <w:numPr>
+          <w:ilvl w:val="0"/>
+          <w:numId w:val="4"/>
+        </w:numPr>
+        <w:ind w:firstLineChars="0"/>
+      </w:pPr>
+      <w:r>
+        <w:rPr>
+          <w:rFonts w:hint="eastAsia"/>
+        </w:rPr>
+        <w:t>攻速+</w:t>
+      </w:r>
+      <w:r>
+        <w:t>3%</w:t>
+      </w:r>
+    </w:p>
+    <w:p>
+      <w:pPr>
+        <w:pStyle w:val="a7"/>
+        <w:numPr>
+          <w:ilvl w:val="0"/>
+          <w:numId w:val="4"/>
+        </w:numPr>
+        <w:ind w:firstLineChars="0"/>
+      </w:pPr>
+      <w:r>
+        <w:rPr>
+          <w:rFonts w:hint="eastAsia"/>
+        </w:rPr>
+        <w:t>气力恢复速度+</w:t>
+      </w:r>
+      <w:r>
+        <w:t>3%</w:t>
+      </w:r>
+    </w:p>
+    <w:p>
+      <w:pPr>
+        <w:pStyle w:val="a7"/>
+        <w:numPr>
+          <w:ilvl w:val="0"/>
+          <w:numId w:val="4"/>
+        </w:numPr>
+        <w:ind w:firstLineChars="0"/>
+        <w:rPr>
+          <w:rFonts w:hint="eastAsia"/>
+        </w:rPr>
+      </w:pPr>
+      <w:r>
+        <w:rPr>
+          <w:rFonts w:hint="eastAsia"/>
+        </w:rPr>
+        <w:t>画线气力消耗-</w:t>
+      </w:r>
+      <w:r>
+        <w:t>3%</w:t>
+      </w:r>
+    </w:p>
+    <w:p>
+      <w:r>
+        <w:rPr>
+          <w:rFonts w:hint="eastAsia"/>
+        </w:rPr>
+        <w:t>整体界面像素绘制精度和风格参考抽奖转盘那个页面。</w:t>
+      </w:r>
+      <w:r>
+        <w:rPr>
+          <w:rFonts w:hint="eastAsia"/>
+        </w:rPr>
+        <w:t>场景来一点动态元素。</w:t>
+      </w:r>
+    </w:p>
+    <w:p>
+      <w:r>
+        <w:t>稍微改一下逻辑，现在每条加的属性绑定对应的方块</w:t>
+      </w:r>
+    </w:p>
+    <w:p>
+      <w:r>
+        <w:t xml:space="preserve">  ，方块上写着该方块带来的结算时的属性加成。如果方块掉到悬崖下了，那么结算时就不能获得对应方块带来的属性。</w:t>
+      </w:r>
+    </w:p>
+    <w:p>
+      <w:pPr>
+        <w:rPr>
+          <w:rFonts w:hint="eastAsia"/>
+        </w:rPr>
+      </w:pPr>
+      <w:r>
+        <w:t xml:space="preserve">  打造关卡完成后应该有一个结算提示面板弹出 上面记录着 对应品质奖励 以及 各属性奖励</w:t>
+      </w:r>
+    </w:p>
+    <w:p>
+      <w:pPr>
+        <w:rPr>
+          <w:rFonts w:hint="eastAsia"/>
+        </w:rPr>
+      </w:pPr>
+    </w:p>
+    <w:p>
+      <w:pPr>
+        <w:rPr>
+          <w:rFonts w:hint="eastAsia"/>
+        </w:rPr>
+      </w:pPr>
+    </w:p>
+    <w:p/>
+    <w:p/>
+    <w:p>
+      <w:pPr>
+        <w:rPr>
+          <w:rFonts w:hint="eastAsia"/>
+        </w:rPr>
+      </w:pPr>
+    </w:p>
+    <w:p/>
+    <w:p/>
+    <w:p>
+      <w:pPr>
+        <w:pStyle w:val="a7"/>
+        <w:numPr>
+          <w:ilvl w:val="0"/>
+          <w:numId w:val="3"/>
+        </w:numPr>
+        <w:ind w:firstLineChars="0"/>
+      </w:pPr>
+      <w:r>
+        <w:rPr>
+          <w:rFonts w:hint="eastAsia"/>
+        </w:rPr>
+        <w:t>怪物走入水地块 也要有像玩家走入水地块的浅蓝外观效果</w:t>
+      </w:r>
+    </w:p>
+    <w:p>
+      <w:pPr>
+        <w:pStyle w:val="a7"/>
+        <w:numPr>
+          <w:ilvl w:val="0"/>
+          <w:numId w:val="3"/>
+        </w:numPr>
+        <w:ind w:firstLineChars="0"/>
+      </w:pPr>
+      <w:r>
+        <w:rPr>
+          <w:rFonts w:hint="eastAsia"/>
+        </w:rPr>
+        <w:t>抽奖传送门 和传送门倒计时数字 都要放大 现在太小了</w:t>
+      </w:r>
+    </w:p>
+    <w:p>
+      <w:pPr>
+        <w:pStyle w:val="a7"/>
+        <w:numPr>
+          <w:ilvl w:val="0"/>
+          <w:numId w:val="3"/>
+        </w:numPr>
+        <w:ind w:firstLineChars="0"/>
+      </w:pPr>
+      <w:proofErr w:type="gramStart"/>
+      <w:r>
+        <w:rPr>
+          <w:rFonts w:hint="eastAsia"/>
+        </w:rPr>
+        <w:t>普攻子弹</w:t>
+      </w:r>
+      <w:proofErr w:type="gramEnd"/>
+      <w:r>
+        <w:rPr>
+          <w:rFonts w:hint="eastAsia"/>
+        </w:rPr>
+        <w:t>附加元素后（比如获得了烈焰雷电剧毒冰冻这种子弹附加元素的奖励）子弹外观需要有变化，比如获得了剧毒 子弹颜色变为绿色。 如果获得了多种 那么子弹颜色叠加）</w:t>
+      </w:r>
+    </w:p>
+    <w:p>
+      <w:pPr>
+        <w:pStyle w:val="a7"/>
+        <w:numPr>
+          <w:ilvl w:val="0"/>
+          <w:numId w:val="3"/>
+        </w:numPr>
+        <w:ind w:firstLineChars="0"/>
+      </w:pPr>
+      <w:r>
+        <w:rPr>
+          <w:rFonts w:hint="eastAsia"/>
+        </w:rPr>
+        <w:t>升级奖励</w:t>
+      </w:r>
+      <w:r>
+        <w:rPr>
+          <w:rFonts w:hint="eastAsia"/>
+        </w:rPr>
+        <w:t>天雷的雷下落速度再快一些。</w:t>
+      </w:r>
+      <w:r>
+        <w:rPr>
+          <w:rFonts w:hint="eastAsia"/>
+        </w:rPr>
+        <w:t>现在视觉上太拖沓了。</w:t>
+      </w:r>
+    </w:p>
+    <w:p/>
+    <w:p>
+      <w:r>
+        <w:rPr>
+          <w:rFonts w:hint="eastAsia"/>
+        </w:rPr>
+        <w:t>骑士boss修改：</w:t>
+      </w:r>
+      <w:r>
+        <w:br/>
+      </w:r>
+      <w:r>
+        <w:rPr>
+          <w:rFonts w:hint="eastAsia"/>
+        </w:rPr>
+        <w:t>体型再放大</w:t>
+      </w:r>
+      <w:r>
+        <w:t>2</w:t>
+      </w:r>
+      <w:bookmarkStart w:id="0" w:name="_GoBack"/>
+      <w:bookmarkEnd w:id="0"/>
+      <w:r>
+        <w:t>0%</w:t>
+      </w:r>
+      <w:r>
+        <w:rPr>
+          <w:rFonts w:hint="eastAsia"/>
+        </w:rPr>
+        <w:t>。</w:t>
+      </w:r>
+    </w:p>
+    <w:p>
+      <w:r>
+        <w:rPr>
+          <w:rFonts w:hint="eastAsia"/>
+        </w:rPr>
+        <w:t>技能超级加速移速翻倍变成移速翻3倍</w:t>
+      </w:r>
+    </w:p>
+    <w:p/>
+    <w:p>
+      <w:r>
+        <w:rPr>
+          <w:rFonts w:hint="eastAsia"/>
+        </w:rPr>
+        <w:t>骑士</w:t>
+      </w:r>
+      <w:r>
+        <w:t>B</w:t>
+      </w:r>
+      <w:r>
+        <w:rPr>
+          <w:rFonts w:hint="eastAsia"/>
+        </w:rPr>
+        <w:t>oss战场景需要重新绘制，可以是棕色地形 有练兵</w:t>
+      </w:r>
+      <w:r>
+        <w:rPr>
+          <w:rFonts w:hint="eastAsia"/>
+        </w:rPr>
+        <w:t>操场</w:t>
+      </w:r>
+      <w:r>
+        <w:rPr>
+          <w:rFonts w:hint="eastAsia"/>
+        </w:rPr>
+        <w:t>的感觉。</w:t>
+      </w:r>
+    </w:p>
+    <w:p>
+      <w:r>
+        <w:t>B</w:t>
+      </w:r>
+      <w:r>
+        <w:rPr>
+          <w:rFonts w:hint="eastAsia"/>
+        </w:rPr>
+        <w:t>oss</w:t>
+      </w:r>
+      <w:r>
+        <w:rPr>
+          <w:rFonts w:hint="eastAsia"/>
+        </w:rPr>
+        <w:t>要有个出现效果。</w:t>
+      </w:r>
+    </w:p>
+    <w:p>
+      <w:r>
+        <w:rPr>
+          <w:rFonts w:hint="eastAsia"/>
+        </w:rPr>
+        <w:t>另外</w:t>
+      </w:r>
+      <w:r>
+        <w:t>BOSS</w:t>
+      </w:r>
+      <w:r>
+        <w:rPr>
+          <w:rFonts w:hint="eastAsia"/>
+        </w:rPr>
+        <w:t>战</w:t>
+      </w:r>
+      <w:r>
+        <w:rPr>
+          <w:rFonts w:hint="eastAsia"/>
+        </w:rPr>
+        <w:t>的</w:t>
+      </w:r>
+      <w:r>
+        <w:rPr>
+          <w:rFonts w:hint="eastAsia"/>
+        </w:rPr>
+        <w:t>预警</w:t>
+      </w:r>
+      <w:r>
+        <w:rPr>
+          <w:rFonts w:hint="eastAsia"/>
+        </w:rPr>
+        <w:t>提示</w:t>
+      </w:r>
+      <w:r>
+        <w:rPr>
+          <w:rFonts w:hint="eastAsia"/>
+        </w:rPr>
+        <w:t>的</w:t>
+      </w:r>
+      <w:proofErr w:type="gramStart"/>
+      <w:r>
+        <w:rPr>
+          <w:rFonts w:hint="eastAsia"/>
+        </w:rPr>
+        <w:t>红光太</w:t>
+      </w:r>
+      <w:proofErr w:type="gramEnd"/>
+      <w:r>
+        <w:rPr>
+          <w:rFonts w:hint="eastAsia"/>
+        </w:rPr>
+        <w:t>low了 调整一下。</w:t>
+      </w:r>
+    </w:p>
+    <w:p/>
+    <w:p/>
+    <w:p/>
+    <w:p>
+      <w:r>
+        <w:rPr>
+          <w:rFonts w:hint="eastAsia"/>
+        </w:rPr>
+        <w:t>过场动画统一：</w:t>
+      </w:r>
+    </w:p>
+    <w:p>
+      <w:r>
+        <w:rPr>
+          <w:rFonts w:hint="eastAsia"/>
+        </w:rPr>
+        <w:t>将</w:t>
+      </w:r>
+      <w:r>
+        <w:rPr>
+          <w:rFonts w:hint="eastAsia"/>
+        </w:rPr>
+        <w:t>打造关也弄一个场景，打造关场景颜色改为打造</w:t>
+      </w:r>
+      <w:proofErr w:type="gramStart"/>
+      <w:r>
+        <w:rPr>
+          <w:rFonts w:hint="eastAsia"/>
+        </w:rPr>
+        <w:t>关那种</w:t>
+      </w:r>
+      <w:proofErr w:type="gramEnd"/>
+      <w:r>
+        <w:rPr>
+          <w:rFonts w:hint="eastAsia"/>
+        </w:rPr>
+        <w:t>紫色神秘一点，场景里没有树等元素。场景中心是一个打造关传送门。</w:t>
+      </w:r>
+    </w:p>
+    <w:p>
+      <w:r>
+        <w:rPr>
+          <w:rFonts w:hint="eastAsia"/>
+        </w:rPr>
+        <w:t>整体流程是：玩家完成上一关，用一贯的方法跳跃到打造关，跳到打造关后，正好站在关卡中心的</w:t>
+      </w:r>
+      <w:r>
+        <w:rPr>
+          <w:rFonts w:hint="eastAsia"/>
+        </w:rPr>
+        <w:t>打造</w:t>
+      </w:r>
+      <w:r>
+        <w:rPr>
+          <w:rFonts w:hint="eastAsia"/>
+        </w:rPr>
+        <w:t>传送门上，然后触发小跳跃，跳进</w:t>
+      </w:r>
+      <w:r>
+        <w:rPr>
+          <w:rFonts w:hint="eastAsia"/>
+        </w:rPr>
+        <w:t>打造</w:t>
+      </w:r>
+      <w:r>
+        <w:rPr>
+          <w:rFonts w:hint="eastAsia"/>
+        </w:rPr>
+        <w:t>传送门，然后画面切换到打造界面，注意要有个画面切换效果。</w:t>
+      </w:r>
+      <w:r>
+        <w:rPr>
+          <w:rFonts w:hint="eastAsia"/>
+        </w:rPr>
+        <w:t>打造</w:t>
+      </w:r>
+      <w:proofErr w:type="gramStart"/>
+      <w:r>
+        <w:rPr>
+          <w:rFonts w:hint="eastAsia"/>
+        </w:rPr>
+        <w:t>关完成</w:t>
+      </w:r>
+      <w:proofErr w:type="gramEnd"/>
+      <w:r>
+        <w:rPr>
+          <w:rFonts w:hint="eastAsia"/>
+        </w:rPr>
+        <w:t>后</w:t>
+      </w:r>
+      <w:r>
+        <w:rPr>
+          <w:rFonts w:hint="eastAsia"/>
+        </w:rPr>
+        <w:t>，</w:t>
+      </w:r>
+      <w:r>
+        <w:rPr>
+          <w:rFonts w:hint="eastAsia"/>
+        </w:rPr>
+        <w:t>画面切换回来，玩家从传送门里跳出来，</w:t>
+      </w:r>
+      <w:r>
+        <w:rPr>
+          <w:rFonts w:hint="eastAsia"/>
+        </w:rPr>
+        <w:t>，弹出确认奖励，点击继续后，</w:t>
+      </w:r>
+      <w:r>
+        <w:rPr>
+          <w:rFonts w:hint="eastAsia"/>
+        </w:rPr>
+        <w:t>正常领取奖励，然后玩家头顶加一个向上箭头的提示，表示有了属性增</w:t>
+      </w:r>
+      <w:r>
+        <w:rPr>
+          <w:rFonts w:hint="eastAsia"/>
+        </w:rPr>
+        <w:lastRenderedPageBreak/>
+        <w:t>加。</w:t>
+      </w:r>
+      <w:r>
+        <w:rPr>
+          <w:rFonts w:hint="eastAsia"/>
+        </w:rPr>
+        <w:t>然后再跳到下一关。</w:t>
+      </w:r>
+    </w:p>
+    <w:p/>
+    <w:p>
+      <w:r>
+        <w:rPr>
+          <w:rFonts w:hint="eastAsia"/>
+        </w:rPr>
+        <w:t>另外关卡内出现的抽奖传送门，以及未来有可能出现的其他传送门 也是这个</w:t>
+      </w:r>
+      <w:r>
+        <w:rPr>
+          <w:rFonts w:hint="eastAsia"/>
+        </w:rPr>
+        <w:t>跳入跳出传送门的</w:t>
+      </w:r>
+      <w:r>
+        <w:rPr>
+          <w:rFonts w:hint="eastAsia"/>
+        </w:rPr>
+        <w:t>逻辑，触碰到传送门后，触发小跳跃效果跳入传送门，然后弹出抽奖界面，抽奖完成，界面消失，</w:t>
+      </w:r>
+      <w:proofErr w:type="gramStart"/>
+      <w:r>
+        <w:rPr>
+          <w:rFonts w:hint="eastAsia"/>
+        </w:rPr>
+        <w:t>玩家再</w:t>
+      </w:r>
+      <w:proofErr w:type="gramEnd"/>
+      <w:r>
+        <w:rPr>
+          <w:rFonts w:hint="eastAsia"/>
+        </w:rPr>
+        <w:t>从传送门里跳出来。</w:t>
+      </w:r>
+    </w:p>
+    <w:p/>
+    <w:p>
+      <w:pPr>
+        <w:rPr>
+          <w:rFonts w:hint="eastAsia"/>
+        </w:rPr>
+      </w:pPr>
+    </w:p>
+    <w:p/>
+    <w:p/>
+    <w:p>
+      <w:pPr>
+        <w:rPr>
+          <w:rFonts w:hint="eastAsia"/>
+        </w:rPr>
+      </w:pPr>
+      <w:proofErr w:type="gramStart"/>
+      <w:r>
+        <w:rPr>
+          <w:rFonts w:hint="eastAsia"/>
+        </w:rPr>
+        <w:t>普攻子弹</w:t>
+      </w:r>
+      <w:proofErr w:type="gramEnd"/>
+      <w:r>
+        <w:rPr>
+          <w:rFonts w:hint="eastAsia"/>
+        </w:rPr>
+        <w:t>的火球外观替换为你帮我绘制，</w:t>
+      </w:r>
+    </w:p>
+    <w:p>
+      <w:proofErr w:type="gramStart"/>
+      <w:r>
+        <w:rPr>
+          <w:rFonts w:hint="eastAsia"/>
+        </w:rPr>
+        <w:t>获得血飞刀</w:t>
+      </w:r>
+      <w:proofErr w:type="gramEnd"/>
+      <w:r>
+        <w:rPr>
+          <w:rFonts w:hint="eastAsia"/>
+        </w:rPr>
+        <w:t xml:space="preserve">后 </w:t>
+      </w:r>
+      <w:proofErr w:type="gramStart"/>
+      <w:r>
+        <w:rPr>
+          <w:rFonts w:hint="eastAsia"/>
+        </w:rPr>
+        <w:t>普攻子弹</w:t>
+      </w:r>
+      <w:proofErr w:type="gramEnd"/>
+      <w:r>
+        <w:rPr>
+          <w:rFonts w:hint="eastAsia"/>
+        </w:rPr>
+        <w:t>外观怎么没有变化</w:t>
+      </w:r>
+      <w:r>
+        <w:t xml:space="preserve"> </w:t>
+      </w:r>
+      <w:r>
+        <w:rPr>
+          <w:rFonts w:hint="eastAsia"/>
+        </w:rPr>
+        <w:t>修改一下，</w:t>
+      </w:r>
+    </w:p>
+    <w:p>
+      <w:r>
+        <w:rPr>
+          <w:rFonts w:hint="eastAsia"/>
+        </w:rPr>
+        <w:t>圣盾视觉上怎么没有效果，改一下，有盾的时候应该有一个圈。</w:t>
+      </w:r>
+      <w:r>
+        <w:t xml:space="preserve"> </w:t>
+      </w:r>
+    </w:p>
+    <w:p>
+      <w:r>
+        <w:rPr>
+          <w:rFonts w:hint="eastAsia"/>
+        </w:rPr>
+        <w:t>火力支援 的炸弹没有视觉效果 修复一下。</w:t>
+      </w:r>
+    </w:p>
+    <w:p>
+      <w:r>
+        <w:rPr>
+          <w:rFonts w:hint="eastAsia"/>
+        </w:rPr>
+        <w:t xml:space="preserve">元气弹 视觉上子弹也没有变化 </w:t>
+      </w:r>
+    </w:p>
+    <w:p>
+      <w:r>
+        <w:rPr>
+          <w:rFonts w:hint="eastAsia"/>
+        </w:rPr>
+        <w:t>光之守护 要有一个小圆</w:t>
+      </w:r>
+      <w:proofErr w:type="gramStart"/>
+      <w:r>
+        <w:rPr>
+          <w:rFonts w:hint="eastAsia"/>
+        </w:rPr>
+        <w:t>盾</w:t>
+      </w:r>
+      <w:proofErr w:type="gramEnd"/>
+      <w:r>
+        <w:rPr>
+          <w:rFonts w:hint="eastAsia"/>
+        </w:rPr>
+        <w:t>围绕主角旋转</w:t>
+      </w:r>
+    </w:p>
+    <w:p>
+      <w:r>
+        <w:rPr>
+          <w:rFonts w:hint="eastAsia"/>
+        </w:rPr>
+        <w:t>吸血鬼 有一个小蝙蝠围绕主角旋转</w:t>
+      </w:r>
+    </w:p>
+    <w:p>
+      <w:pPr>
+        <w:rPr>
+          <w:rFonts w:hint="eastAsia"/>
+        </w:rPr>
+      </w:pPr>
+      <w:proofErr w:type="gramStart"/>
+      <w:r>
+        <w:rPr>
+          <w:rFonts w:hint="eastAsia"/>
+        </w:rPr>
+        <w:t>九命猫</w:t>
+      </w:r>
+      <w:proofErr w:type="gramEnd"/>
+      <w:r>
+        <w:rPr>
+          <w:rFonts w:hint="eastAsia"/>
+        </w:rPr>
+        <w:t xml:space="preserve"> 有一个小猫头围绕主角旋转</w:t>
+      </w:r>
+    </w:p>
+    <w:p>
+      <w:pPr>
+        <w:rPr>
+          <w:rFonts w:hint="eastAsia"/>
+        </w:rPr>
+      </w:pPr>
+      <w:r>
+        <w:rPr>
+          <w:rFonts w:hint="eastAsia"/>
+        </w:rPr>
+        <w:t>圣光子弹的光柱也没有视觉效果。</w:t>
+      </w:r>
+    </w:p>
+    <w:p>
+      <w:r>
+        <w:rPr>
+          <w:rFonts w:hint="eastAsia"/>
+        </w:rPr>
+        <w:t>以上所有美术都要</w:t>
+      </w:r>
+      <w:r>
+        <w:rPr>
+          <w:rFonts w:hint="eastAsia"/>
+        </w:rPr>
+        <w:t>注意要统一像素风格，可以参考死神镰刀</w:t>
+      </w:r>
+      <w:r>
+        <w:rPr>
+          <w:rFonts w:hint="eastAsia"/>
+        </w:rPr>
+        <w:t>等其他奖励</w:t>
+      </w:r>
+      <w:r>
+        <w:rPr>
+          <w:rFonts w:hint="eastAsia"/>
+        </w:rPr>
+        <w:t>的像素精度</w:t>
+      </w:r>
+      <w:r>
+        <w:rPr>
+          <w:rFonts w:hint="eastAsia"/>
+        </w:rPr>
+        <w:t>和风格</w:t>
+      </w:r>
+      <w:r>
+        <w:rPr>
+          <w:rFonts w:hint="eastAsia"/>
+        </w:rPr>
+        <w:t>。</w:t>
+      </w:r>
+    </w:p>
+    <w:p>
+      <w:pPr>
+        <w:rPr>
+          <w:rFonts w:hint="eastAsia"/>
+        </w:rPr>
+      </w:pPr>
+    </w:p>
+    <w:p>
+      <w:r>
+        <w:rPr>
+          <w:rFonts w:hint="eastAsia"/>
+        </w:rPr>
+        <w:t>所有</w:t>
+      </w:r>
+      <w:r>
+        <w:rPr>
+          <w:rFonts w:hint="eastAsia"/>
+        </w:rPr>
+        <w:t>环绕</w:t>
+      </w:r>
+      <w:proofErr w:type="gramStart"/>
+      <w:r>
+        <w:rPr>
+          <w:rFonts w:hint="eastAsia"/>
+        </w:rPr>
+        <w:t>剑基础</w:t>
+      </w:r>
+      <w:proofErr w:type="gramEnd"/>
+      <w:r>
+        <w:rPr>
+          <w:rFonts w:hint="eastAsia"/>
+        </w:rPr>
+        <w:t>长度</w:t>
+      </w:r>
+      <w:r>
+        <w:rPr>
+          <w:rFonts w:hint="eastAsia"/>
+        </w:rPr>
+        <w:t>改为现在的</w:t>
+      </w:r>
+      <w:r>
+        <w:t>3</w:t>
+      </w:r>
+      <w:r>
+        <w:rPr>
+          <w:rFonts w:hint="eastAsia"/>
+        </w:rPr>
+        <w:t>倍</w:t>
+      </w:r>
+      <w:r>
+        <w:rPr>
+          <w:rFonts w:hint="eastAsia"/>
+        </w:rPr>
+        <w:t>，命运之矛长度应该更长 大概是现在长度的</w:t>
+      </w:r>
+      <w:r>
+        <w:t>6</w:t>
+      </w:r>
+      <w:r>
+        <w:rPr>
+          <w:rFonts w:hint="eastAsia"/>
+        </w:rPr>
+        <w:t>倍。</w:t>
+      </w:r>
+    </w:p>
+    <w:p>
+      <w:r>
+        <w:rPr>
+          <w:rFonts w:hint="eastAsia"/>
+        </w:rPr>
+        <w:t xml:space="preserve">分裂子弹是命中就分裂 而不是打死敌人才分裂 </w:t>
+      </w:r>
+    </w:p>
+    <w:p/>
+    <w:p>
+      <w:pPr>
+        <w:rPr>
+          <w:rFonts w:ascii="Palatino Linotype" w:hAnsi="Palatino Linotype"/>
+          <w:color w:val="E0E0E0"/>
+          <w:shd w:val="clear" w:color="auto" w:fill="2C2925"/>
+        </w:rPr>
+      </w:pPr>
+      <w:r>
+        <w:rPr>
+          <w:rFonts w:hint="eastAsia"/>
+        </w:rPr>
+        <w:t>环绕子弹：角色子弹不再是向敌人发射，而是</w:t>
+      </w:r>
+      <w:r>
+        <w:rPr>
+          <w:rFonts w:hint="eastAsia"/>
+        </w:rPr>
+        <w:t>环绕自己发射。对接触的敌人造成伤害。</w:t>
+      </w:r>
+      <w:r>
+        <w:rPr>
+          <w:rFonts w:hint="eastAsia"/>
+        </w:rPr>
+        <w:t>参考以撒的结合的</w:t>
+      </w:r>
+      <w:r>
+        <w:rPr>
+          <w:rFonts w:hint="eastAsia"/>
+        </w:rPr>
+        <w:t xml:space="preserve">道具 </w:t>
+      </w:r>
+      <w:hyperlink r:id="rId7" w:tooltip="C233" w:history="1">
+        <w:r>
+          <w:rPr>
+            <w:rStyle w:val="a9"/>
+            <w:rFonts w:ascii="Palatino Linotype" w:hAnsi="Palatino Linotype"/>
+            <w:color w:val="479DF3"/>
+            <w:bdr w:val="none" w:sz="0" w:space="0" w:color="auto" w:frame="1"/>
+            <w:shd w:val="clear" w:color="auto" w:fill="2C2925"/>
+          </w:rPr>
+          <w:t>小小星球</w:t>
+        </w:r>
+      </w:hyperlink>
+      <w:r>
+        <w:rPr>
+          <w:rFonts w:ascii="Palatino Linotype" w:hAnsi="Palatino Linotype"/>
+          <w:color w:val="E0E0E0"/>
+          <w:shd w:val="clear" w:color="auto" w:fill="2C2925"/>
+        </w:rPr>
+        <w:t>Tiny Planet</w:t>
+      </w:r>
+    </w:p>
+    <w:p/>
+    <w:p>
+      <w:r>
+        <w:rPr>
+          <w:rFonts w:hint="eastAsia"/>
+        </w:rPr>
+        <w:t>获得守护剑过关后 剑的位置变了 没有以前那么平均分了</w:t>
+      </w:r>
+    </w:p>
+    <w:p>
+      <w:pPr>
+        <w:rPr>
+          <w:rFonts w:hint="eastAsia"/>
+        </w:rPr>
+      </w:pPr>
+      <w:r>
+        <w:rPr>
+          <w:rFonts w:hint="eastAsia"/>
+        </w:rPr>
+        <w:t>召唤物过关后位置也会先出现在奇怪的地方，新关卡正式开始后</w:t>
+      </w:r>
+      <w:proofErr w:type="gramStart"/>
+      <w:r>
+        <w:rPr>
+          <w:rFonts w:hint="eastAsia"/>
+        </w:rPr>
+        <w:t>才瞬移到</w:t>
+      </w:r>
+      <w:proofErr w:type="gramEnd"/>
+      <w:r>
+        <w:rPr>
+          <w:rFonts w:hint="eastAsia"/>
+        </w:rPr>
+        <w:t>玩家身边</w:t>
+      </w:r>
+    </w:p>
+    <w:p>
+      <w:r>
+        <w:rPr>
+          <w:rFonts w:hint="eastAsia"/>
+        </w:rPr>
+        <w:t>圣盾颜色改成蓝色 圣盾的圆圈再稍微大一点点</w:t>
+      </w:r>
+    </w:p>
+    <w:p>
+      <w:r>
+        <w:rPr>
+          <w:rFonts w:hint="eastAsia"/>
+        </w:rPr>
+        <w:t>】</w:t>
+      </w:r>
+    </w:p>
+    <w:p/>
+    <w:p>
+      <w:pPr>
+        <w:rPr>
+          <w:rFonts w:hint="eastAsia"/>
+        </w:rPr>
+      </w:pPr>
+    </w:p>
+    <w:p>
+      <w:pPr>
+        <w:rPr>
+          <w:rFonts w:hint="eastAsia"/>
+        </w:rPr>
+      </w:pPr>
+      <w:r>
+        <w:t xml:space="preserve"> </w:t>
+      </w:r>
+    </w:p>
     <w:sectPr>
       <w:pgSz w:w="11906" w:h="16838"/>
       <w:pgMar w:top="1440" w:right="1800" w:bottom="1440" w:left="1800" w:header="851" w:footer="992" w:gutter="0"/>
@@ -2190,10 +5248,10 @@
     </w:lvl>
   </w:abstractNum>
   <w:abstractNum w:abstractNumId="1" w15:restartNumberingAfterBreak="0">
-    <w:nsid w:val="743318D1"/>
+    <w:nsid w:val="67B01288"/>
     <w:multiLevelType w:val="hybridMultilevel"/>
-    <w:tmpl w:val="BC582726"/>
-    <w:lvl w:ilvl="0" w:tplc="A460A85E">
+    <w:tmpl w:val="2FB22A00"/>
+    <w:lvl w:ilvl="0" w:tplc="AC6ADE84">
       <w:start w:val="1"/>
       <w:numFmt w:val="decimal"/>
       <w:lvlText w:val="%1."/>
@@ -2278,11 +5336,195 @@
       </w:pPr>
     </w:lvl>
   </w:abstractNum>
+  <w:abstractNum w:abstractNumId="2" w15:restartNumberingAfterBreak="0">
+    <w:nsid w:val="68334BB8"/>
+    <w:multiLevelType w:val="hybridMultilevel"/>
+    <w:tmpl w:val="AE3A83C8"/>
+    <w:lvl w:ilvl="0" w:tplc="3DE87FB4">
+      <w:start w:val="1"/>
+      <w:numFmt w:val="decimal"/>
+      <w:lvlText w:val="%1."/>
+      <w:lvlJc w:val="left"/>
+      <w:pPr>
+        <w:ind w:left="360" w:hanging="360"/>
+      </w:pPr>
+      <w:rPr>
+        <w:rFonts w:hint="default"/>
+      </w:rPr>
+    </w:lvl>
+    <w:lvl w:ilvl="1" w:tplc="04090019" w:tentative="1">
+      <w:start w:val="1"/>
+      <w:numFmt w:val="lowerLetter"/>
+      <w:lvlText w:val="%2)"/>
+      <w:lvlJc w:val="left"/>
+      <w:pPr>
+        <w:ind w:left="840" w:hanging="420"/>
+      </w:pPr>
+    </w:lvl>
+    <w:lvl w:ilvl="2" w:tplc="0409001B" w:tentative="1">
+      <w:start w:val="1"/>
+      <w:numFmt w:val="lowerRoman"/>
+      <w:lvlText w:val="%3."/>
+      <w:lvlJc w:val="right"/>
+      <w:pPr>
+        <w:ind w:left="1260" w:hanging="420"/>
+      </w:pPr>
+    </w:lvl>
+    <w:lvl w:ilvl="3" w:tplc="0409000F" w:tentative="1">
+      <w:start w:val="1"/>
+      <w:numFmt w:val="decimal"/>
+      <w:lvlText w:val="%4."/>
+      <w:lvlJc w:val="left"/>
+      <w:pPr>
+        <w:ind w:left="1680" w:hanging="420"/>
+      </w:pPr>
+    </w:lvl>
+    <w:lvl w:ilvl="4" w:tplc="04090019" w:tentative="1">
+      <w:start w:val="1"/>
+      <w:numFmt w:val="lowerLetter"/>
+      <w:lvlText w:val="%5)"/>
+      <w:lvlJc w:val="left"/>
+      <w:pPr>
+        <w:ind w:left="2100" w:hanging="420"/>
+      </w:pPr>
+    </w:lvl>
+    <w:lvl w:ilvl="5" w:tplc="0409001B" w:tentative="1">
+      <w:start w:val="1"/>
+      <w:numFmt w:val="lowerRoman"/>
+      <w:lvlText w:val="%6."/>
+      <w:lvlJc w:val="right"/>
+      <w:pPr>
+        <w:ind w:left="2520" w:hanging="420"/>
+      </w:pPr>
+    </w:lvl>
+    <w:lvl w:ilvl="6" w:tplc="0409000F" w:tentative="1">
+      <w:start w:val="1"/>
+      <w:numFmt w:val="decimal"/>
+      <w:lvlText w:val="%7."/>
+      <w:lvlJc w:val="left"/>
+      <w:pPr>
+        <w:ind w:left="2940" w:hanging="420"/>
+      </w:pPr>
+    </w:lvl>
+    <w:lvl w:ilvl="7" w:tplc="04090019" w:tentative="1">
+      <w:start w:val="1"/>
+      <w:numFmt w:val="lowerLetter"/>
+      <w:lvlText w:val="%8)"/>
+      <w:lvlJc w:val="left"/>
+      <w:pPr>
+        <w:ind w:left="3360" w:hanging="420"/>
+      </w:pPr>
+    </w:lvl>
+    <w:lvl w:ilvl="8" w:tplc="0409001B" w:tentative="1">
+      <w:start w:val="1"/>
+      <w:numFmt w:val="lowerRoman"/>
+      <w:lvlText w:val="%9."/>
+      <w:lvlJc w:val="right"/>
+      <w:pPr>
+        <w:ind w:left="3780" w:hanging="420"/>
+      </w:pPr>
+    </w:lvl>
+  </w:abstractNum>
+  <w:abstractNum w:abstractNumId="3" w15:restartNumberingAfterBreak="0">
+    <w:nsid w:val="743318D1"/>
+    <w:multiLevelType w:val="hybridMultilevel"/>
+    <w:tmpl w:val="BC582726"/>
+    <w:lvl w:ilvl="0" w:tplc="A460A85E">
+      <w:start w:val="1"/>
+      <w:numFmt w:val="decimal"/>
+      <w:lvlText w:val="%1."/>
+      <w:lvlJc w:val="left"/>
+      <w:pPr>
+        <w:ind w:left="360" w:hanging="360"/>
+      </w:pPr>
+      <w:rPr>
+        <w:rFonts w:hint="default"/>
+      </w:rPr>
+    </w:lvl>
+    <w:lvl w:ilvl="1" w:tplc="04090019" w:tentative="1">
+      <w:start w:val="1"/>
+      <w:numFmt w:val="lowerLetter"/>
+      <w:lvlText w:val="%2)"/>
+      <w:lvlJc w:val="left"/>
+      <w:pPr>
+        <w:ind w:left="840" w:hanging="420"/>
+      </w:pPr>
+    </w:lvl>
+    <w:lvl w:ilvl="2" w:tplc="0409001B" w:tentative="1">
+      <w:start w:val="1"/>
+      <w:numFmt w:val="lowerRoman"/>
+      <w:lvlText w:val="%3."/>
+      <w:lvlJc w:val="right"/>
+      <w:pPr>
+        <w:ind w:left="1260" w:hanging="420"/>
+      </w:pPr>
+    </w:lvl>
+    <w:lvl w:ilvl="3" w:tplc="0409000F" w:tentative="1">
+      <w:start w:val="1"/>
+      <w:numFmt w:val="decimal"/>
+      <w:lvlText w:val="%4."/>
+      <w:lvlJc w:val="left"/>
+      <w:pPr>
+        <w:ind w:left="1680" w:hanging="420"/>
+      </w:pPr>
+    </w:lvl>
+    <w:lvl w:ilvl="4" w:tplc="04090019" w:tentative="1">
+      <w:start w:val="1"/>
+      <w:numFmt w:val="lowerLetter"/>
+      <w:lvlText w:val="%5)"/>
+      <w:lvlJc w:val="left"/>
+      <w:pPr>
+        <w:ind w:left="2100" w:hanging="420"/>
+      </w:pPr>
+    </w:lvl>
+    <w:lvl w:ilvl="5" w:tplc="0409001B" w:tentative="1">
+      <w:start w:val="1"/>
+      <w:numFmt w:val="lowerRoman"/>
+      <w:lvlText w:val="%6."/>
+      <w:lvlJc w:val="right"/>
+      <w:pPr>
+        <w:ind w:left="2520" w:hanging="420"/>
+      </w:pPr>
+    </w:lvl>
+    <w:lvl w:ilvl="6" w:tplc="0409000F" w:tentative="1">
+      <w:start w:val="1"/>
+      <w:numFmt w:val="decimal"/>
+      <w:lvlText w:val="%7."/>
+      <w:lvlJc w:val="left"/>
+      <w:pPr>
+        <w:ind w:left="2940" w:hanging="420"/>
+      </w:pPr>
+    </w:lvl>
+    <w:lvl w:ilvl="7" w:tplc="04090019" w:tentative="1">
+      <w:start w:val="1"/>
+      <w:numFmt w:val="lowerLetter"/>
+      <w:lvlText w:val="%8)"/>
+      <w:lvlJc w:val="left"/>
+      <w:pPr>
+        <w:ind w:left="3360" w:hanging="420"/>
+      </w:pPr>
+    </w:lvl>
+    <w:lvl w:ilvl="8" w:tplc="0409001B" w:tentative="1">
+      <w:start w:val="1"/>
+      <w:numFmt w:val="lowerRoman"/>
+      <w:lvlText w:val="%9."/>
+      <w:lvlJc w:val="right"/>
+      <w:pPr>
+        <w:ind w:left="3780" w:hanging="420"/>
+      </w:pPr>
+    </w:lvl>
+  </w:abstractNum>
   <w:num w:numId="1">
     <w:abstractNumId w:val="0"/>
   </w:num>
   <w:num w:numId="2">
+    <w:abstractNumId w:val="3"/>
+  </w:num>
+  <w:num w:numId="3">
     <w:abstractNumId w:val="1"/>
+  </w:num>
+  <w:num w:numId="4">
+    <w:abstractNumId w:val="2"/>
   </w:num>
 </w:numbering>
 </file>
@@ -2799,6 +6041,18 @@
       <w:bCs/>
     </w:rPr>
   </w:style>
+  <w:style w:type="character" w:styleId="a9">
+    <w:name w:val="Hyperlink"/>
+    <w:basedOn w:val="a0"/>
+    <w:uiPriority w:val="99"/>
+    <w:semiHidden/>
+    <w:unhideWhenUsed/>
+    <w:rsid w:val="004D7559"/>
+    <w:rPr>
+      <w:color w:val="0000FF"/>
+      <w:u w:val="single"/>
+    </w:rPr>
+  </w:style>
 </w:styles>
 </file>
 

--- a/新的想法.docx
+++ b/新的想法.docx
@@ -4422,13 +4422,8 @@
         <w:rPr>
           <w:rFonts w:hint="eastAsia"/>
         </w:rPr>
-        <w:t>体型再放大</w:t>
-      </w:r>
-      <w:r>
-        <w:t>2</w:t>
-      </w:r>
-      <w:bookmarkStart w:id="0" w:name="_GoBack"/>
-      <w:bookmarkEnd w:id="0"/>
+        <w:t>体型再放大3</w:t>
+      </w:r>
       <w:r>
         <w:t>0%</w:t>
       </w:r>
@@ -4444,7 +4439,19 @@
         <w:rPr>
           <w:rFonts w:hint="eastAsia"/>
         </w:rPr>
-        <w:t>技能超级加速移速翻倍变成移速翻3倍</w:t>
+        <w:t>技能超级加速移速翻倍</w:t>
+      </w:r>
+      <w:r>
+        <w:rPr>
+          <w:rFonts w:hint="eastAsia"/>
+        </w:rPr>
+        <w:t>改</w:t>
+      </w:r>
+      <w:r>
+        <w:rPr>
+          <w:rFonts w:hint="eastAsia"/>
+        </w:rPr>
+        <w:t>成移速翻3倍</w:t>
       </w:r>
     </w:p>
     <w:p/>
@@ -5099,14 +5106,467 @@
       </w:pPr>
     </w:p>
     <w:p>
-      <w:pPr>
-        <w:rPr>
-          <w:rFonts w:hint="eastAsia"/>
-        </w:rPr>
-      </w:pPr>
+      <w:r>
+        <w:rPr>
+          <w:rFonts w:hint="eastAsia"/>
+        </w:rPr>
+        <w:t>帮我在奖励配置表里的reward</w:t>
+      </w:r>
       <w:r>
         <w:t xml:space="preserve"> </w:t>
       </w:r>
+      <w:r>
+        <w:rPr>
+          <w:rFonts w:hint="eastAsia"/>
+        </w:rPr>
+        <w:t>sheet</w:t>
+      </w:r>
+      <w:r>
+        <w:t xml:space="preserve"> </w:t>
+      </w:r>
+      <w:r>
+        <w:rPr>
+          <w:rFonts w:hint="eastAsia"/>
+        </w:rPr>
+        <w:t xml:space="preserve">奖励名称后面新增一列 “是否入池” </w:t>
+      </w:r>
+    </w:p>
+    <w:p>
+      <w:pPr>
+        <w:rPr>
+          <w:rFonts w:hint="eastAsia"/>
+        </w:rPr>
+      </w:pPr>
+      <w:r>
+        <w:rPr>
+          <w:rFonts w:hint="eastAsia"/>
+        </w:rPr>
+        <w:t>入池是1</w:t>
+      </w:r>
+      <w:r>
+        <w:t xml:space="preserve"> </w:t>
+      </w:r>
+      <w:r>
+        <w:rPr>
+          <w:rFonts w:hint="eastAsia"/>
+        </w:rPr>
+        <w:t>不入池是0</w:t>
+      </w:r>
+      <w:r>
+        <w:t xml:space="preserve"> </w:t>
+      </w:r>
+      <w:r>
+        <w:rPr>
+          <w:rFonts w:hint="eastAsia"/>
+        </w:rPr>
+        <w:t>。</w:t>
+      </w:r>
+    </w:p>
+    <w:p>
+      <w:pPr>
+        <w:widowControl/>
+        <w:rPr>
+          <w:rFonts w:ascii="宋体" w:eastAsia="宋体" w:hAnsi="宋体" w:cs="宋体"/>
+          <w:color w:val="000000"/>
+          <w:kern w:val="0"/>
+          <w:sz w:val="22"/>
+        </w:rPr>
+      </w:pPr>
+      <w:r>
+        <w:rPr>
+          <w:rFonts w:hint="eastAsia"/>
+        </w:rPr>
+        <w:t>之前我让你把强化</w:t>
+      </w:r>
+      <w:proofErr w:type="gramStart"/>
+      <w:r>
+        <w:rPr>
+          <w:rFonts w:hint="eastAsia"/>
+        </w:rPr>
+        <w:t>球相关</w:t>
+      </w:r>
+      <w:proofErr w:type="gramEnd"/>
+      <w:r>
+        <w:rPr>
+          <w:rFonts w:hint="eastAsia"/>
+        </w:rPr>
+        <w:t>的奖励全都不入池了 现在帮我</w:t>
+      </w:r>
+      <w:r>
+        <w:rPr>
+          <w:rFonts w:hint="eastAsia"/>
+        </w:rPr>
+        <w:t>把</w:t>
+      </w:r>
+      <w:r>
+        <w:rPr>
+          <w:rFonts w:hint="eastAsia"/>
+        </w:rPr>
+        <w:t>那部分逻辑改成这里控制，强化球</w:t>
+      </w:r>
+      <w:r>
+        <w:rPr>
+          <w:rFonts w:hint="eastAsia"/>
+        </w:rPr>
+        <w:t>类型的</w:t>
+      </w:r>
+      <w:r>
+        <w:rPr>
+          <w:rFonts w:hint="eastAsia"/>
+        </w:rPr>
+        <w:t>都是0</w:t>
+      </w:r>
+      <w:r>
+        <w:t xml:space="preserve"> </w:t>
+      </w:r>
+      <w:r>
+        <w:rPr>
+          <w:rFonts w:hint="eastAsia"/>
+        </w:rPr>
+        <w:t>，另外把以下几个奖励也弄成不入池，</w:t>
+      </w:r>
+      <w:r>
+        <w:rPr>
+          <w:rFonts w:ascii="宋体" w:eastAsia="宋体" w:hAnsi="宋体" w:cs="宋体" w:hint="eastAsia"/>
+          <w:color w:val="000000"/>
+          <w:kern w:val="0"/>
+          <w:sz w:val="22"/>
+        </w:rPr>
+        <w:t>神速</w:t>
+      </w:r>
+      <w:r>
+        <w:rPr>
+          <w:rFonts w:ascii="宋体" w:eastAsia="宋体" w:hAnsi="宋体" w:cs="宋体" w:hint="eastAsia"/>
+          <w:color w:val="000000"/>
+          <w:kern w:val="0"/>
+          <w:sz w:val="22"/>
+        </w:rPr>
+        <w:t xml:space="preserve"> </w:t>
+      </w:r>
+      <w:r>
+        <w:rPr>
+          <w:rFonts w:ascii="宋体" w:eastAsia="宋体" w:hAnsi="宋体" w:cs="宋体" w:hint="eastAsia"/>
+          <w:color w:val="000000"/>
+          <w:kern w:val="0"/>
+          <w:sz w:val="22"/>
+        </w:rPr>
+        <w:t>四叶草</w:t>
+      </w:r>
+      <w:r>
+        <w:rPr>
+          <w:rFonts w:ascii="宋体" w:eastAsia="宋体" w:hAnsi="宋体" w:cs="宋体" w:hint="eastAsia"/>
+          <w:color w:val="000000"/>
+          <w:kern w:val="0"/>
+          <w:sz w:val="22"/>
+        </w:rPr>
+        <w:t xml:space="preserve"> </w:t>
+      </w:r>
+      <w:r>
+        <w:rPr>
+          <w:rFonts w:ascii="宋体" w:eastAsia="宋体" w:hAnsi="宋体" w:cs="宋体" w:hint="eastAsia"/>
+          <w:color w:val="000000"/>
+          <w:kern w:val="0"/>
+          <w:sz w:val="22"/>
+        </w:rPr>
+        <w:t>负伤战士</w:t>
+      </w:r>
+      <w:r>
+        <w:rPr>
+          <w:rFonts w:ascii="宋体" w:eastAsia="宋体" w:hAnsi="宋体" w:cs="宋体" w:hint="eastAsia"/>
+          <w:color w:val="000000"/>
+          <w:kern w:val="0"/>
+          <w:sz w:val="22"/>
+        </w:rPr>
+        <w:t xml:space="preserve"> </w:t>
+      </w:r>
+      <w:r>
+        <w:rPr>
+          <w:rFonts w:ascii="宋体" w:eastAsia="宋体" w:hAnsi="宋体" w:cs="宋体" w:hint="eastAsia"/>
+          <w:color w:val="000000"/>
+          <w:kern w:val="0"/>
+          <w:sz w:val="22"/>
+        </w:rPr>
+        <w:t>移动加速</w:t>
+      </w:r>
+      <w:r>
+        <w:rPr>
+          <w:rFonts w:ascii="宋体" w:eastAsia="宋体" w:hAnsi="宋体" w:cs="宋体" w:hint="eastAsia"/>
+          <w:color w:val="000000"/>
+          <w:kern w:val="0"/>
+          <w:sz w:val="22"/>
+        </w:rPr>
+        <w:t xml:space="preserve"> </w:t>
+      </w:r>
+      <w:r>
+        <w:rPr>
+          <w:rFonts w:ascii="宋体" w:eastAsia="宋体" w:hAnsi="宋体" w:cs="宋体" w:hint="eastAsia"/>
+          <w:color w:val="000000"/>
+          <w:kern w:val="0"/>
+          <w:sz w:val="22"/>
+        </w:rPr>
+        <w:t>战士之息</w:t>
+      </w:r>
+      <w:r>
+        <w:rPr>
+          <w:rFonts w:ascii="宋体" w:eastAsia="宋体" w:hAnsi="宋体" w:cs="宋体" w:hint="eastAsia"/>
+          <w:color w:val="000000"/>
+          <w:kern w:val="0"/>
+          <w:sz w:val="22"/>
+        </w:rPr>
+        <w:t xml:space="preserve"> </w:t>
+      </w:r>
+      <w:r>
+        <w:rPr>
+          <w:rFonts w:ascii="宋体" w:eastAsia="宋体" w:hAnsi="宋体" w:cs="宋体" w:hint="eastAsia"/>
+          <w:color w:val="000000"/>
+          <w:kern w:val="0"/>
+          <w:sz w:val="22"/>
+        </w:rPr>
+        <w:t>运气</w:t>
+      </w:r>
+    </w:p>
+    <w:p>
+      <w:pPr>
+        <w:widowControl/>
+        <w:rPr>
+          <w:rFonts w:ascii="宋体" w:eastAsia="宋体" w:hAnsi="宋体" w:cs="宋体"/>
+          <w:color w:val="000000"/>
+          <w:kern w:val="0"/>
+          <w:sz w:val="22"/>
+        </w:rPr>
+      </w:pPr>
+    </w:p>
+    <w:p>
+      <w:pPr>
+        <w:widowControl/>
+        <w:rPr>
+          <w:rFonts w:ascii="宋体" w:eastAsia="宋体" w:hAnsi="宋体" w:cs="宋体"/>
+          <w:color w:val="000000"/>
+          <w:kern w:val="0"/>
+          <w:sz w:val="22"/>
+        </w:rPr>
+      </w:pPr>
+      <w:r>
+        <w:rPr>
+          <w:rFonts w:ascii="Segoe UI Symbol" w:eastAsia="宋体" w:hAnsi="Segoe UI Symbol" w:cs="Segoe UI Symbol"/>
+          <w:color w:val="000000"/>
+          <w:kern w:val="0"/>
+          <w:sz w:val="22"/>
+        </w:rPr>
+        <w:t>❯</w:t>
+      </w:r>
+      <w:r>
+        <w:rPr>
+          <w:rFonts w:ascii="宋体" w:eastAsia="宋体" w:hAnsi="宋体" w:cs="宋体"/>
+          <w:color w:val="000000"/>
+          <w:kern w:val="0"/>
+          <w:sz w:val="22"/>
+        </w:rPr>
+        <w:t> 我在compact表里新增了一列 叫做游戏内展示用描述列，这个列只影响游戏内选择奖励时的描述，</w:t>
+      </w:r>
+      <w:proofErr w:type="gramStart"/>
+      <w:r>
+        <w:rPr>
+          <w:rFonts w:ascii="宋体" w:eastAsia="宋体" w:hAnsi="宋体" w:cs="宋体"/>
+          <w:color w:val="000000"/>
+          <w:kern w:val="0"/>
+          <w:sz w:val="22"/>
+        </w:rPr>
+        <w:t>不</w:t>
+      </w:r>
+      <w:proofErr w:type="gramEnd"/>
+      <w:r>
+        <w:rPr>
+          <w:rFonts w:ascii="宋体" w:eastAsia="宋体" w:hAnsi="宋体" w:cs="宋体"/>
+          <w:color w:val="000000"/>
+          <w:kern w:val="0"/>
+          <w:sz w:val="22"/>
+        </w:rPr>
+        <w:t>影</w:t>
+      </w:r>
+    </w:p>
+    <w:p>
+      <w:pPr>
+        <w:widowControl/>
+        <w:rPr>
+          <w:rFonts w:ascii="宋体" w:eastAsia="宋体" w:hAnsi="宋体" w:cs="宋体"/>
+          <w:color w:val="000000"/>
+          <w:kern w:val="0"/>
+          <w:sz w:val="22"/>
+        </w:rPr>
+      </w:pPr>
+      <w:r>
+        <w:rPr>
+          <w:rFonts w:ascii="宋体" w:eastAsia="宋体" w:hAnsi="宋体" w:cs="宋体"/>
+          <w:color w:val="000000"/>
+          <w:kern w:val="0"/>
+          <w:sz w:val="22"/>
+        </w:rPr>
+        <w:t xml:space="preserve">  响功能，目的是简化玩家的阅读压力，正常咱俩沟通 比如新增奖励 具体效果描述还是看 描述 列</w:t>
+      </w:r>
+    </w:p>
+    <w:p>
+      <w:pPr>
+        <w:widowControl/>
+        <w:rPr>
+          <w:rFonts w:ascii="宋体" w:eastAsia="宋体" w:hAnsi="宋体" w:cs="宋体"/>
+          <w:color w:val="000000"/>
+          <w:kern w:val="0"/>
+          <w:sz w:val="22"/>
+        </w:rPr>
+      </w:pPr>
+      <w:r>
+        <w:rPr>
+          <w:rFonts w:ascii="宋体" w:eastAsia="宋体" w:hAnsi="宋体" w:cs="宋体"/>
+          <w:color w:val="000000"/>
+          <w:kern w:val="0"/>
+          <w:sz w:val="22"/>
+        </w:rPr>
+        <w:t xml:space="preserve">  。现在帮我按照 “游戏内展示用描述”列</w:t>
+      </w:r>
+    </w:p>
+    <w:p>
+      <w:pPr>
+        <w:widowControl/>
+        <w:rPr>
+          <w:rFonts w:ascii="宋体" w:eastAsia="宋体" w:hAnsi="宋体" w:cs="宋体"/>
+          <w:color w:val="000000"/>
+          <w:kern w:val="0"/>
+          <w:sz w:val="22"/>
+        </w:rPr>
+      </w:pPr>
+      <w:r>
+        <w:rPr>
+          <w:rFonts w:ascii="宋体" w:eastAsia="宋体" w:hAnsi="宋体" w:cs="宋体"/>
+          <w:color w:val="000000"/>
+          <w:kern w:val="0"/>
+          <w:sz w:val="22"/>
+        </w:rPr>
+        <w:t xml:space="preserve">  帮我修改游戏内奖励的文字描述，另外新增一个规则，比如攻击+35%</w:t>
+      </w:r>
+    </w:p>
+    <w:p>
+      <w:pPr>
+        <w:widowControl/>
+        <w:rPr>
+          <w:rFonts w:ascii="宋体" w:eastAsia="宋体" w:hAnsi="宋体" w:cs="宋体"/>
+          <w:color w:val="000000"/>
+          <w:kern w:val="0"/>
+          <w:sz w:val="22"/>
+        </w:rPr>
+      </w:pPr>
+      <w:r>
+        <w:rPr>
+          <w:rFonts w:ascii="宋体" w:eastAsia="宋体" w:hAnsi="宋体" w:cs="宋体"/>
+          <w:color w:val="000000"/>
+          <w:kern w:val="0"/>
+          <w:sz w:val="22"/>
+        </w:rPr>
+        <w:lastRenderedPageBreak/>
+        <w:t xml:space="preserve">  或者-10%这种属性，游戏内将百分比展示为绿色箭头和红色箭头</w:t>
+      </w:r>
+    </w:p>
+    <w:p>
+      <w:pPr>
+        <w:widowControl/>
+        <w:rPr>
+          <w:rFonts w:ascii="宋体" w:eastAsia="宋体" w:hAnsi="宋体" w:cs="宋体"/>
+          <w:color w:val="000000"/>
+          <w:kern w:val="0"/>
+          <w:sz w:val="22"/>
+        </w:rPr>
+      </w:pPr>
+      <w:r>
+        <w:rPr>
+          <w:rFonts w:ascii="宋体" w:eastAsia="宋体" w:hAnsi="宋体" w:cs="宋体"/>
+          <w:color w:val="000000"/>
+          <w:kern w:val="0"/>
+          <w:sz w:val="22"/>
+        </w:rPr>
+        <w:t xml:space="preserve">  分别代表增和减，小于等于10%为1个箭头，大于10%小于等于25%为两个箭头 大于25%为三个箭头。</w:t>
+      </w:r>
+    </w:p>
+    <w:p>
+      <w:pPr>
+        <w:widowControl/>
+        <w:rPr>
+          <w:rFonts w:ascii="宋体" w:eastAsia="宋体" w:hAnsi="宋体" w:cs="宋体"/>
+          <w:color w:val="000000"/>
+          <w:kern w:val="0"/>
+          <w:sz w:val="22"/>
+        </w:rPr>
+      </w:pPr>
+      <w:r>
+        <w:rPr>
+          <w:rFonts w:ascii="宋体" w:eastAsia="宋体" w:hAnsi="宋体" w:cs="宋体"/>
+          <w:color w:val="000000"/>
+          <w:kern w:val="0"/>
+          <w:sz w:val="22"/>
+        </w:rPr>
+        <w:t xml:space="preserve">  也就是说比如 战士之魂 游戏内看到的 描述应该是 攻击↑↑↑</w:t>
+      </w:r>
+    </w:p>
+    <w:p>
+      <w:pPr>
+        <w:widowControl/>
+        <w:rPr>
+          <w:rFonts w:ascii="宋体" w:eastAsia="宋体" w:hAnsi="宋体" w:cs="宋体"/>
+          <w:color w:val="000000"/>
+          <w:kern w:val="0"/>
+          <w:sz w:val="22"/>
+        </w:rPr>
+      </w:pPr>
+      <w:r>
+        <w:rPr>
+          <w:rFonts w:ascii="宋体" w:eastAsia="宋体" w:hAnsi="宋体" w:cs="宋体" w:hint="eastAsia"/>
+          <w:color w:val="000000"/>
+          <w:kern w:val="0"/>
+          <w:sz w:val="22"/>
+        </w:rPr>
+        <w:t>─────────────────────────────────────────────────────────────</w:t>
+      </w:r>
+      <w:bookmarkStart w:id="0" w:name="_GoBack"/>
+      <w:bookmarkEnd w:id="0"/>
+    </w:p>
+    <w:p>
+      <w:pPr>
+        <w:widowControl/>
+        <w:rPr>
+          <w:rFonts w:ascii="宋体" w:eastAsia="宋体" w:hAnsi="宋体" w:cs="宋体"/>
+          <w:color w:val="000000"/>
+          <w:kern w:val="0"/>
+          <w:sz w:val="22"/>
+        </w:rPr>
+      </w:pPr>
+    </w:p>
+    <w:p>
+      <w:pPr>
+        <w:widowControl/>
+        <w:rPr>
+          <w:rFonts w:ascii="宋体" w:eastAsia="宋体" w:hAnsi="宋体" w:cs="宋体"/>
+          <w:color w:val="000000"/>
+          <w:kern w:val="0"/>
+          <w:sz w:val="22"/>
+        </w:rPr>
+      </w:pPr>
+    </w:p>
+    <w:p>
+      <w:pPr>
+        <w:widowControl/>
+        <w:rPr>
+          <w:rFonts w:ascii="宋体" w:eastAsia="宋体" w:hAnsi="宋体" w:cs="宋体"/>
+          <w:color w:val="000000"/>
+          <w:kern w:val="0"/>
+          <w:sz w:val="22"/>
+        </w:rPr>
+      </w:pPr>
+    </w:p>
+    <w:p>
+      <w:pPr>
+        <w:rPr>
+          <w:rFonts w:hint="eastAsia"/>
+        </w:rPr>
+      </w:pPr>
     </w:p>
     <w:sectPr>
       <w:pgSz w:w="11906" w:h="16838"/>

--- a/新的想法.docx
+++ b/新的想法.docx
@@ -5096,6 +5096,8 @@
         </w:rPr>
         <w:t>】</w:t>
       </w:r>
+      <w:bookmarkStart w:id="0" w:name="_GoBack"/>
+      <w:bookmarkEnd w:id="0"/>
     </w:p>
     <w:p/>
     <w:p>
@@ -5525,8 +5527,6 @@
         </w:rPr>
         <w:t>─────────────────────────────────────────────────────────────</w:t>
       </w:r>
-      <w:bookmarkStart w:id="0" w:name="_GoBack"/>
-      <w:bookmarkEnd w:id="0"/>
     </w:p>
     <w:p>
       <w:pPr>
@@ -5560,6 +5560,23 @@
           <w:sz w:val="22"/>
         </w:rPr>
       </w:pPr>
+    </w:p>
+    <w:p>
+      <w:r>
+        <w:rPr>
+          <w:rFonts w:hint="eastAsia"/>
+        </w:rPr>
+        <w:t>U</w:t>
+      </w:r>
+      <w:r>
+        <w:t>I</w:t>
+      </w:r>
+      <w:r>
+        <w:rPr>
+          <w:rFonts w:hint="eastAsia"/>
+        </w:rPr>
+        <w:t>规范化：</w:t>
+      </w:r>
     </w:p>
     <w:p>
       <w:pPr>

--- a/新的想法.docx
+++ b/新的想法.docx
@@ -5096,8 +5096,6 @@
         </w:rPr>
         <w:t>】</w:t>
       </w:r>
-      <w:bookmarkStart w:id="0" w:name="_GoBack"/>
-      <w:bookmarkEnd w:id="0"/>
     </w:p>
     <w:p/>
     <w:p>
@@ -5576,6 +5574,81 @@
           <w:rFonts w:hint="eastAsia"/>
         </w:rPr>
         <w:t>规范化：</w:t>
+      </w:r>
+    </w:p>
+    <w:p/>
+    <w:p>
+      <w:r>
+        <w:rPr>
+          <w:rFonts w:hint="eastAsia"/>
+        </w:rPr>
+        <w:t>奖励解锁：</w:t>
+      </w:r>
+    </w:p>
+    <w:p>
+      <w:pPr>
+        <w:rPr>
+          <w:rFonts w:hint="eastAsia"/>
+        </w:rPr>
+      </w:pPr>
+      <w:r>
+        <w:rPr>
+          <w:rFonts w:hint="eastAsia"/>
+        </w:rPr>
+        <w:t>房间解锁：</w:t>
+      </w:r>
+      <w:bookmarkStart w:id="0" w:name="_GoBack"/>
+      <w:bookmarkEnd w:id="0"/>
+    </w:p>
+    <w:p>
+      <w:pPr>
+        <w:rPr>
+          <w:rFonts w:hint="eastAsia"/>
+        </w:rPr>
+      </w:pPr>
+      <w:r>
+        <w:rPr>
+          <w:rFonts w:hint="eastAsia"/>
+        </w:rPr>
+        <w:t>天赋升级：</w:t>
+      </w:r>
+      <w:r>
+        <w:rPr>
+          <w:rFonts w:hint="eastAsia"/>
+        </w:rPr>
+        <w:t>核心目标：1</w:t>
+      </w:r>
+      <w:r>
+        <w:t>.</w:t>
+      </w:r>
+      <w:r>
+        <w:rPr>
+          <w:rFonts w:hint="eastAsia"/>
+        </w:rPr>
+        <w:t xml:space="preserve">画线第二段 放旋风  </w:t>
+      </w:r>
+      <w:r>
+        <w:t xml:space="preserve"> 2.</w:t>
+      </w:r>
+      <w:r>
+        <w:rPr>
+          <w:rFonts w:hint="eastAsia"/>
+        </w:rPr>
+        <w:t>旋风后接大招</w:t>
+      </w:r>
+    </w:p>
+    <w:p>
+      <w:r>
+        <w:rPr>
+          <w:rFonts w:hint="eastAsia"/>
+        </w:rPr>
+        <w:t>挂机奖励</w:t>
+      </w:r>
+      <w:r>
+        <w:rPr>
+          <w:rFonts w:hint="eastAsia"/>
+        </w:rPr>
+        <w:t>：</w:t>
       </w:r>
     </w:p>
     <w:p>

--- a/新的想法.docx
+++ b/新的想法.docx
@@ -5597,58 +5597,1338 @@
         </w:rPr>
         <w:t>房间解锁：</w:t>
       </w:r>
+    </w:p>
+    <w:p>
+      <w:pPr>
+        <w:rPr>
+          <w:rFonts w:hint="eastAsia"/>
+        </w:rPr>
+      </w:pPr>
+      <w:r>
+        <w:rPr>
+          <w:rFonts w:hint="eastAsia"/>
+        </w:rPr>
+        <w:t>天赋升级：</w:t>
+      </w:r>
+      <w:r>
+        <w:rPr>
+          <w:rFonts w:hint="eastAsia"/>
+        </w:rPr>
+        <w:t>核心目标：1</w:t>
+      </w:r>
+      <w:r>
+        <w:t>.</w:t>
+      </w:r>
+      <w:r>
+        <w:rPr>
+          <w:rFonts w:hint="eastAsia"/>
+        </w:rPr>
+        <w:t xml:space="preserve">画线第二段 放旋风  </w:t>
+      </w:r>
+      <w:r>
+        <w:t xml:space="preserve"> 2.</w:t>
+      </w:r>
+      <w:r>
+        <w:rPr>
+          <w:rFonts w:hint="eastAsia"/>
+        </w:rPr>
+        <w:t>旋风后接大招</w:t>
+      </w:r>
+    </w:p>
+    <w:p>
+      <w:r>
+        <w:rPr>
+          <w:rFonts w:hint="eastAsia"/>
+        </w:rPr>
+        <w:t>挂机奖励</w:t>
+      </w:r>
+      <w:r>
+        <w:rPr>
+          <w:rFonts w:hint="eastAsia"/>
+        </w:rPr>
+        <w:t>：</w:t>
+      </w:r>
+    </w:p>
+    <w:p/>
+    <w:p>
+      <w:r>
+        <w:rPr>
+          <w:rFonts w:hint="eastAsia"/>
+        </w:rPr>
+        <w:t>精英怪概率掉落红心。</w:t>
+      </w:r>
+    </w:p>
+    <w:p>
+      <w:pPr>
+        <w:rPr>
+          <w:rFonts w:hint="eastAsia"/>
+        </w:rPr>
+      </w:pPr>
+    </w:p>
+    <w:p>
+      <w:pPr>
+        <w:rPr>
+          <w:rFonts w:hint="eastAsia"/>
+        </w:rPr>
+      </w:pPr>
+    </w:p>
+    <w:p/>
+    <w:p>
+      <w:r>
+        <w:rPr>
+          <w:rFonts w:hint="eastAsia"/>
+        </w:rPr>
+        <w:t>天赋卡牌界面：</w:t>
+      </w:r>
+    </w:p>
+    <w:p>
+      <w:r>
+        <w:rPr>
+          <w:rFonts w:hint="eastAsia"/>
+        </w:rPr>
+        <w:t>玩家通过消耗金币来抽卡。</w:t>
+      </w:r>
+    </w:p>
+    <w:p>
+      <w:proofErr w:type="gramStart"/>
+      <w:r>
+        <w:rPr>
+          <w:rFonts w:hint="eastAsia"/>
+        </w:rPr>
+        <w:t>每次抽卡从</w:t>
+      </w:r>
+      <w:proofErr w:type="gramEnd"/>
+      <w:r>
+        <w:rPr>
+          <w:rFonts w:hint="eastAsia"/>
+        </w:rPr>
+        <w:t>卡池里随机1张卡获得。</w:t>
+      </w:r>
+    </w:p>
+    <w:p>
+      <w:pPr>
+        <w:rPr>
+          <w:rFonts w:hint="eastAsia"/>
+        </w:rPr>
+      </w:pPr>
+      <w:r>
+        <w:rPr>
+          <w:rFonts w:hint="eastAsia"/>
+        </w:rPr>
+        <w:t>获得的卡片会展示在天赋卡片界面。</w:t>
+      </w:r>
+    </w:p>
+    <w:p>
+      <w:r>
+        <w:rPr>
+          <w:rFonts w:hint="eastAsia"/>
+        </w:rPr>
+        <w:t>每张卡都有自己的效果。</w:t>
+      </w:r>
+    </w:p>
+    <w:p>
+      <w:r>
+        <w:rPr>
+          <w:rFonts w:hint="eastAsia"/>
+        </w:rPr>
+        <w:t>已拥有的卡牌的效果会生效给玩家。</w:t>
+      </w:r>
+    </w:p>
+    <w:p>
+      <w:pPr>
+        <w:rPr>
+          <w:rFonts w:hint="eastAsia"/>
+        </w:rPr>
+      </w:pPr>
+      <w:r>
+        <w:rPr>
+          <w:rFonts w:hint="eastAsia"/>
+        </w:rPr>
+        <w:t>重复获得卡片时，给卡片升级。</w:t>
+      </w:r>
+    </w:p>
+    <w:p>
+      <w:pPr>
+        <w:rPr>
+          <w:rFonts w:hint="eastAsia"/>
+        </w:rPr>
+      </w:pPr>
+      <w:r>
+        <w:rPr>
+          <w:rFonts w:hint="eastAsia"/>
+        </w:rPr>
+        <w:t>卡牌的设定在</w:t>
+      </w:r>
+      <w:r>
+        <w:t>D:\workspace\rzz_godot_newtry\config\excel</w:t>
+      </w:r>
+      <w:r>
+        <w:rPr>
+          <w:rFonts w:hint="eastAsia"/>
+        </w:rPr>
+        <w:t>的</w:t>
+      </w:r>
+      <w:r>
+        <w:t>card.xlsx</w:t>
+      </w:r>
+      <w:r>
+        <w:t xml:space="preserve"> </w:t>
+      </w:r>
+    </w:p>
+    <w:p>
+      <w:r>
+        <w:rPr>
+          <w:rFonts w:hint="eastAsia"/>
+        </w:rPr>
+        <w:t>界面最下方</w:t>
+      </w:r>
+      <w:r>
+        <w:rPr>
+          <w:rFonts w:hint="eastAsia"/>
+        </w:rPr>
+        <w:t>仍</w:t>
+      </w:r>
+      <w:r>
+        <w:rPr>
+          <w:rFonts w:hint="eastAsia"/>
+        </w:rPr>
+        <w:t>是和其他界面一样的选项卡。</w:t>
+      </w:r>
+    </w:p>
+    <w:p>
+      <w:pPr>
+        <w:rPr>
+          <w:rFonts w:hint="eastAsia"/>
+        </w:rPr>
+      </w:pPr>
+      <w:r>
+        <w:rPr>
+          <w:rFonts w:hint="eastAsia"/>
+        </w:rPr>
+        <w:t xml:space="preserve">参考图在 </w:t>
+      </w:r>
+      <w:r>
+        <w:t>D:\workspace\rzz_godot_newtry\cankao</w:t>
+      </w:r>
+    </w:p>
+    <w:p>
+      <w:pPr>
+        <w:rPr>
+          <w:rFonts w:hint="eastAsia"/>
+        </w:rPr>
+      </w:pPr>
+      <w:r>
+        <w:rPr>
+          <w:rFonts w:hint="eastAsia"/>
+        </w:rPr>
+        <w:t>选项卡之外的</w:t>
+      </w:r>
+      <w:proofErr w:type="spellStart"/>
+      <w:r>
+        <w:rPr>
+          <w:rFonts w:hint="eastAsia"/>
+        </w:rPr>
+        <w:t>ui</w:t>
+      </w:r>
+      <w:proofErr w:type="spellEnd"/>
+      <w:r>
+        <w:rPr>
+          <w:rFonts w:hint="eastAsia"/>
+        </w:rPr>
+        <w:t>内容参考1</w:t>
+      </w:r>
+      <w:r>
+        <w:t>.</w:t>
+      </w:r>
+      <w:r>
+        <w:rPr>
+          <w:rFonts w:hint="eastAsia"/>
+        </w:rPr>
+        <w:t>jpg</w:t>
+      </w:r>
+    </w:p>
+    <w:p>
+      <w:r>
+        <w:rPr>
+          <w:rFonts w:hint="eastAsia"/>
+        </w:rPr>
+        <w:t>界面中心靠下位置 是</w:t>
+      </w:r>
+      <w:proofErr w:type="gramStart"/>
+      <w:r>
+        <w:rPr>
+          <w:rFonts w:hint="eastAsia"/>
+        </w:rPr>
+        <w:t>抽卡按钮</w:t>
+      </w:r>
+      <w:proofErr w:type="gramEnd"/>
+    </w:p>
+    <w:p/>
+    <w:p>
+      <w:pPr>
+        <w:rPr>
+          <w:rFonts w:hint="eastAsia"/>
+        </w:rPr>
+      </w:pPr>
+      <w:r>
+        <w:rPr>
+          <w:rFonts w:hint="eastAsia"/>
+        </w:rPr>
+        <w:t>操作步骤及相关的视觉效果：</w:t>
+      </w:r>
+    </w:p>
+    <w:p>
+      <w:r>
+        <w:rPr>
+          <w:rFonts w:hint="eastAsia"/>
+        </w:rPr>
+        <w:t>点击抽卡</w:t>
+      </w:r>
+    </w:p>
+    <w:p>
+      <w:r>
+        <w:rPr>
+          <w:rFonts w:hint="eastAsia"/>
+        </w:rPr>
+        <w:t>全屏背景</w:t>
+      </w:r>
+      <w:r>
+        <w:t>+</w:t>
+      </w:r>
+      <w:r>
+        <w:rPr>
+          <w:rFonts w:hint="eastAsia"/>
+        </w:rPr>
+        <w:t>弹出卡片 卡片下方文字写着卡牌加成。</w:t>
+      </w:r>
+      <w:r>
+        <w:rPr>
+          <w:rFonts w:hint="eastAsia"/>
+        </w:rPr>
+        <w:t>参考2</w:t>
+      </w:r>
+      <w:r>
+        <w:t>.</w:t>
+      </w:r>
+      <w:r>
+        <w:rPr>
+          <w:rFonts w:hint="eastAsia"/>
+        </w:rPr>
+        <w:t>jpg</w:t>
+      </w:r>
+      <w:r>
+        <w:t xml:space="preserve"> </w:t>
+      </w:r>
+    </w:p>
+    <w:p>
+      <w:pPr>
+        <w:rPr>
+          <w:rFonts w:hint="eastAsia"/>
+        </w:rPr>
+      </w:pPr>
+      <w:r>
+        <w:rPr>
+          <w:rFonts w:hint="eastAsia"/>
+        </w:rPr>
+        <w:t>点击屏幕后关闭这个页面回到天赋卡牌界面。</w:t>
+      </w:r>
+    </w:p>
+    <w:p>
+      <w:r>
+        <w:rPr>
+          <w:rFonts w:hint="eastAsia"/>
+        </w:rPr>
+        <w:t>获取后</w:t>
+      </w:r>
+      <w:r>
+        <w:rPr>
+          <w:rFonts w:hint="eastAsia"/>
+        </w:rPr>
+        <w:t>的</w:t>
+      </w:r>
+      <w:r>
+        <w:rPr>
+          <w:rFonts w:hint="eastAsia"/>
+        </w:rPr>
+        <w:t>卡牌显示在天赋卡牌界面：参考图1</w:t>
+      </w:r>
+    </w:p>
+    <w:p>
+      <w:r>
+        <w:rPr>
+          <w:rFonts w:hint="eastAsia"/>
+        </w:rPr>
+        <w:t>天赋卡牌页面卡牌的最上方需要有等级文字显示 比如L</w:t>
+      </w:r>
+      <w:r>
+        <w:t>V1</w:t>
+      </w:r>
+      <w:r>
+        <w:rPr>
+          <w:rFonts w:hint="eastAsia"/>
+        </w:rPr>
+        <w:t>。</w:t>
+      </w:r>
+    </w:p>
+    <w:p>
+      <w:r>
+        <w:rPr>
+          <w:rFonts w:hint="eastAsia"/>
+        </w:rPr>
+        <w:t xml:space="preserve">天赋卡牌界面 </w:t>
+      </w:r>
+      <w:proofErr w:type="gramStart"/>
+      <w:r>
+        <w:rPr>
+          <w:rFonts w:hint="eastAsia"/>
+        </w:rPr>
+        <w:t>点击卡</w:t>
+      </w:r>
+      <w:proofErr w:type="gramEnd"/>
+      <w:r>
+        <w:rPr>
+          <w:rFonts w:hint="eastAsia"/>
+        </w:rPr>
+        <w:t xml:space="preserve">牌 屏幕置灰 卡牌放大并挪至中央 </w:t>
+      </w:r>
+      <w:r>
+        <w:rPr>
+          <w:rFonts w:hint="eastAsia"/>
+        </w:rPr>
+        <w:t>卡牌下方展示卡</w:t>
+      </w:r>
+      <w:proofErr w:type="gramStart"/>
+      <w:r>
+        <w:rPr>
+          <w:rFonts w:hint="eastAsia"/>
+        </w:rPr>
+        <w:t>牌带来</w:t>
+      </w:r>
+      <w:proofErr w:type="gramEnd"/>
+      <w:r>
+        <w:rPr>
+          <w:rFonts w:hint="eastAsia"/>
+        </w:rPr>
+        <w:t>的</w:t>
+      </w:r>
+      <w:r>
+        <w:rPr>
+          <w:rFonts w:hint="eastAsia"/>
+        </w:rPr>
+        <w:t>效果描述</w:t>
+      </w:r>
+      <w:r>
+        <w:rPr>
+          <w:rFonts w:hint="eastAsia"/>
+        </w:rPr>
+        <w:t>。</w:t>
+      </w:r>
+      <w:r>
+        <w:rPr>
+          <w:rFonts w:hint="eastAsia"/>
+        </w:rPr>
+        <w:t>参考3</w:t>
+      </w:r>
+      <w:r>
+        <w:t>.</w:t>
+      </w:r>
+      <w:r>
+        <w:rPr>
+          <w:rFonts w:hint="eastAsia"/>
+        </w:rPr>
+        <w:t>jpg</w:t>
+      </w:r>
+    </w:p>
+    <w:p>
+      <w:pPr>
+        <w:rPr>
+          <w:rFonts w:hint="eastAsia"/>
+        </w:rPr>
+      </w:pPr>
+      <w:r>
+        <w:rPr>
+          <w:rFonts w:hint="eastAsia"/>
+        </w:rPr>
+        <w:t>左右</w:t>
+      </w:r>
+      <w:proofErr w:type="gramStart"/>
+      <w:r>
+        <w:rPr>
+          <w:rFonts w:hint="eastAsia"/>
+        </w:rPr>
+        <w:t>侧需要</w:t>
+      </w:r>
+      <w:proofErr w:type="gramEnd"/>
+      <w:r>
+        <w:rPr>
+          <w:rFonts w:hint="eastAsia"/>
+        </w:rPr>
+        <w:t>有切换按钮，点击可切换观看上一张或下一张卡牌。</w:t>
+      </w:r>
+    </w:p>
+    <w:p>
+      <w:r>
+        <w:rPr>
+          <w:rFonts w:hint="eastAsia"/>
+        </w:rPr>
+        <w:t>重复获得：</w:t>
+      </w:r>
+    </w:p>
+    <w:p>
+      <w:r>
+        <w:rPr>
+          <w:rFonts w:hint="eastAsia"/>
+        </w:rPr>
+        <w:t>抽到重复的卡牌并回到卡牌界面后，对应的卡牌需要升级，比如从L</w:t>
+      </w:r>
+      <w:r>
+        <w:t>V1</w:t>
+      </w:r>
+      <w:r>
+        <w:rPr>
+          <w:rFonts w:hint="eastAsia"/>
+        </w:rPr>
+        <w:t>变为L</w:t>
+      </w:r>
+      <w:r>
+        <w:t>V2</w:t>
+      </w:r>
+      <w:r>
+        <w:rPr>
+          <w:rFonts w:hint="eastAsia"/>
+        </w:rPr>
+        <w:t>，这个等级</w:t>
+      </w:r>
+      <w:r>
+        <w:rPr>
+          <w:rFonts w:hint="eastAsia"/>
+        </w:rPr>
+        <w:lastRenderedPageBreak/>
+        <w:t>数字变化需要有明显的动画效果来告诉玩家</w:t>
+      </w:r>
+      <w:r>
+        <w:rPr>
+          <w:rFonts w:hint="eastAsia"/>
+        </w:rPr>
+        <w:t>发生了什么。</w:t>
+      </w:r>
+    </w:p>
+    <w:p>
+      <w:r>
+        <w:rPr>
+          <w:rFonts w:hint="eastAsia"/>
+        </w:rPr>
+        <w:t>界面要在引擎里搭建，方便我调整。另外卡牌的美术暂时你帮我绘制，注意保持一贯的像素风格。之后会用美术资源替换。</w:t>
+      </w:r>
+    </w:p>
+    <w:p/>
+    <w:p/>
+    <w:p>
+      <w:r>
+        <w:rPr>
+          <w:rFonts w:hint="eastAsia"/>
+        </w:rPr>
+        <w:t>我更新了card表</w:t>
+      </w:r>
+      <w:r>
+        <w:rPr>
+          <w:rFonts w:hint="eastAsia"/>
+        </w:rPr>
+        <w:t>，你重新读一下</w:t>
+      </w:r>
+      <w:r>
+        <w:t>card.xlsx</w:t>
+      </w:r>
+      <w:r>
+        <w:rPr>
+          <w:rFonts w:hint="eastAsia"/>
+        </w:rPr>
+        <w:t>：</w:t>
+      </w:r>
+    </w:p>
+    <w:p>
+      <w:r>
+        <w:rPr>
+          <w:rFonts w:hint="eastAsia"/>
+        </w:rPr>
+        <w:t>1</w:t>
+      </w:r>
+      <w:r>
+        <w:t>.</w:t>
+      </w:r>
+      <w:r>
+        <w:rPr>
+          <w:rFonts w:hint="eastAsia"/>
+        </w:rPr>
+        <w:t>新增了一些卡牌，</w:t>
+      </w:r>
+      <w:r>
+        <w:rPr>
+          <w:rFonts w:hint="eastAsia"/>
+        </w:rPr>
+        <w:t>并且修改了权值</w:t>
+      </w:r>
+    </w:p>
+    <w:p>
+      <w:r>
+        <w:t>2.</w:t>
+      </w:r>
+      <w:r>
+        <w:rPr>
+          <w:rFonts w:hint="eastAsia"/>
+        </w:rPr>
+        <w:t>卡牌升到最大等级后，卡牌上方的等级提示从</w:t>
+      </w:r>
+      <w:proofErr w:type="spellStart"/>
+      <w:r>
+        <w:rPr>
+          <w:rFonts w:hint="eastAsia"/>
+        </w:rPr>
+        <w:t>L</w:t>
+      </w:r>
+      <w:r>
+        <w:t>V</w:t>
+      </w:r>
+      <w:r>
+        <w:rPr>
+          <w:rFonts w:hint="eastAsia"/>
+        </w:rPr>
+        <w:t>x</w:t>
+      </w:r>
+      <w:proofErr w:type="spellEnd"/>
+      <w:r>
+        <w:rPr>
+          <w:rFonts w:hint="eastAsia"/>
+        </w:rPr>
+        <w:t>改为“满级”</w:t>
+      </w:r>
+    </w:p>
+    <w:p>
+      <w:r>
+        <w:rPr>
+          <w:rFonts w:hint="eastAsia"/>
+        </w:rPr>
+        <w:t>3</w:t>
+      </w:r>
+      <w:r>
+        <w:t>.</w:t>
+      </w:r>
+      <w:r>
+        <w:rPr>
+          <w:rFonts w:hint="eastAsia"/>
+        </w:rPr>
+        <w:t>我把现在游戏里的一些机制调整为了用这个卡牌解锁，抽到</w:t>
+      </w:r>
+      <w:proofErr w:type="gramStart"/>
+      <w:r>
+        <w:rPr>
+          <w:rFonts w:hint="eastAsia"/>
+        </w:rPr>
+        <w:t>对应卡</w:t>
+      </w:r>
+      <w:proofErr w:type="gramEnd"/>
+      <w:r>
+        <w:rPr>
+          <w:rFonts w:hint="eastAsia"/>
+        </w:rPr>
+        <w:t>牌解锁相应的功能。</w:t>
+      </w:r>
+    </w:p>
+    <w:p>
+      <w:r>
+        <w:rPr>
+          <w:rFonts w:hint="eastAsia"/>
+        </w:rPr>
+        <w:t>比如原本的每四关的天使恶魔关，还有第十关的打造关，如果相应卡牌未</w:t>
+      </w:r>
+      <w:r>
+        <w:rPr>
+          <w:rFonts w:hint="eastAsia"/>
+        </w:rPr>
+        <w:t>抽出来</w:t>
+      </w:r>
+      <w:r>
+        <w:rPr>
+          <w:rFonts w:hint="eastAsia"/>
+        </w:rPr>
+        <w:t>的情况</w:t>
+      </w:r>
+      <w:r>
+        <w:rPr>
+          <w:rFonts w:hint="eastAsia"/>
+        </w:rPr>
+        <w:t>下，</w:t>
+      </w:r>
+      <w:r>
+        <w:rPr>
+          <w:rFonts w:hint="eastAsia"/>
+        </w:rPr>
+        <w:t xml:space="preserve"> </w:t>
+      </w:r>
+      <w:r>
+        <w:rPr>
+          <w:rFonts w:hint="eastAsia"/>
+        </w:rPr>
+        <w:t>这些关卡都</w:t>
+      </w:r>
+      <w:r>
+        <w:rPr>
+          <w:rFonts w:hint="eastAsia"/>
+        </w:rPr>
+        <w:t>为普通关卡</w:t>
+      </w:r>
+      <w:r>
+        <w:rPr>
+          <w:rFonts w:hint="eastAsia"/>
+        </w:rPr>
+        <w:t>。另外</w:t>
+      </w:r>
+      <w:r>
+        <w:rPr>
+          <w:rFonts w:hint="eastAsia"/>
+        </w:rPr>
+        <w:t>原本逻辑是</w:t>
+      </w:r>
+      <w:r>
+        <w:rPr>
+          <w:rFonts w:hint="eastAsia"/>
+        </w:rPr>
+        <w:t>每第四关是</w:t>
+      </w:r>
+      <w:proofErr w:type="gramStart"/>
+      <w:r>
+        <w:rPr>
+          <w:rFonts w:hint="eastAsia"/>
+        </w:rPr>
+        <w:t>天使关恶魔关</w:t>
+      </w:r>
+      <w:proofErr w:type="gramEnd"/>
+      <w:r>
+        <w:rPr>
+          <w:rFonts w:hint="eastAsia"/>
+        </w:rPr>
+        <w:t>随机，</w:t>
+      </w:r>
+      <w:r>
+        <w:rPr>
+          <w:rFonts w:hint="eastAsia"/>
+        </w:rPr>
+        <w:t>现在假设</w:t>
+      </w:r>
+      <w:r>
+        <w:rPr>
+          <w:rFonts w:hint="eastAsia"/>
+        </w:rPr>
+        <w:t>只解锁了</w:t>
+      </w:r>
+      <w:proofErr w:type="gramStart"/>
+      <w:r>
+        <w:rPr>
+          <w:rFonts w:hint="eastAsia"/>
+        </w:rPr>
+        <w:t>天使关没解锁</w:t>
+      </w:r>
+      <w:proofErr w:type="gramEnd"/>
+      <w:r>
+        <w:rPr>
+          <w:rFonts w:hint="eastAsia"/>
+        </w:rPr>
+        <w:t>恶魔关，那么就只能看到天使关，都解锁了</w:t>
+      </w:r>
+      <w:proofErr w:type="gramStart"/>
+      <w:r>
+        <w:rPr>
+          <w:rFonts w:hint="eastAsia"/>
+        </w:rPr>
+        <w:t>再相同</w:t>
+      </w:r>
+      <w:proofErr w:type="gramEnd"/>
+      <w:r>
+        <w:rPr>
+          <w:rFonts w:hint="eastAsia"/>
+        </w:rPr>
+        <w:t>概率随机。</w:t>
+      </w:r>
+    </w:p>
+    <w:p>
+      <w:r>
+        <w:rPr>
+          <w:rFonts w:hint="eastAsia"/>
+        </w:rPr>
+        <w:t>5</w:t>
+      </w:r>
+      <w:r>
+        <w:t>.</w:t>
+      </w:r>
+      <w:r>
+        <w:rPr>
+          <w:rFonts w:hint="eastAsia"/>
+        </w:rPr>
+        <w:t>新增了保底次数，也就是如果保底次数内没抽到</w:t>
+      </w:r>
+      <w:proofErr w:type="gramStart"/>
+      <w:r>
+        <w:rPr>
+          <w:rFonts w:hint="eastAsia"/>
+        </w:rPr>
+        <w:t>对应卡</w:t>
+      </w:r>
+      <w:proofErr w:type="gramEnd"/>
+      <w:r>
+        <w:rPr>
+          <w:rFonts w:hint="eastAsia"/>
+        </w:rPr>
+        <w:t>牌，则在保底次数的时候必定抽取到</w:t>
+      </w:r>
+      <w:proofErr w:type="gramStart"/>
+      <w:r>
+        <w:rPr>
+          <w:rFonts w:hint="eastAsia"/>
+        </w:rPr>
+        <w:t>对应卡</w:t>
+      </w:r>
+      <w:proofErr w:type="gramEnd"/>
+      <w:r>
+        <w:rPr>
+          <w:rFonts w:hint="eastAsia"/>
+        </w:rPr>
+        <w:t>牌。</w:t>
+      </w:r>
+    </w:p>
+    <w:p>
+      <w:r>
+        <w:rPr>
+          <w:rFonts w:hint="eastAsia"/>
+        </w:rPr>
+        <w:t>6</w:t>
+      </w:r>
+      <w:r>
+        <w:t>.</w:t>
+      </w:r>
+      <w:r>
+        <w:rPr>
+          <w:rFonts w:hint="eastAsia"/>
+        </w:rPr>
+        <w:t>卡牌界面右上角增加个橙色卡牌全解锁按钮，</w:t>
+      </w:r>
+      <w:r>
+        <w:rPr>
+          <w:rFonts w:hint="eastAsia"/>
+        </w:rPr>
+        <w:t>这个按钮是临时用来测试的，不用太正规。</w:t>
+      </w:r>
+      <w:r>
+        <w:rPr>
+          <w:rFonts w:hint="eastAsia"/>
+        </w:rPr>
+        <w:t>用来供我调试测试。</w:t>
+      </w:r>
+    </w:p>
+    <w:p>
+      <w:pPr>
+        <w:rPr>
+          <w:rFonts w:hint="eastAsia"/>
+        </w:rPr>
+      </w:pPr>
+      <w:r>
+        <w:rPr>
+          <w:rFonts w:hint="eastAsia"/>
+        </w:rPr>
+        <w:t>7</w:t>
+      </w:r>
+      <w:r>
+        <w:t>.</w:t>
+      </w:r>
+      <w:r>
+        <w:rPr>
+          <w:rFonts w:hint="eastAsia"/>
+        </w:rPr>
+        <w:t>现在一共有2</w:t>
+      </w:r>
+      <w:r>
+        <w:t>0</w:t>
+      </w:r>
+      <w:r>
+        <w:rPr>
+          <w:rFonts w:hint="eastAsia"/>
+        </w:rPr>
+        <w:t>张卡，注意界面默认背面展示2</w:t>
+      </w:r>
+      <w:r>
+        <w:t>0</w:t>
+      </w:r>
+      <w:r>
+        <w:rPr>
+          <w:rFonts w:hint="eastAsia"/>
+        </w:rPr>
+        <w:t>张卡，需要支持上下拖动</w:t>
+      </w:r>
+      <w:r>
+        <w:rPr>
+          <w:rFonts w:hint="eastAsia"/>
+        </w:rPr>
+        <w:t>。</w:t>
+      </w:r>
+    </w:p>
+    <w:p>
+      <w:r>
+        <w:rPr>
+          <w:rFonts w:hint="eastAsia"/>
+        </w:rPr>
+        <w:t>注意美术要保持一贯的风格。</w:t>
+      </w:r>
+    </w:p>
+    <w:p/>
+    <w:p/>
+    <w:p>
+      <w:r>
+        <w:rPr>
+          <w:rFonts w:hint="eastAsia"/>
+        </w:rPr>
+        <w:t>地图背景绘制要有故事性：</w:t>
+      </w:r>
+    </w:p>
+    <w:p>
+      <w:pPr>
+        <w:pStyle w:val="a7"/>
+        <w:numPr>
+          <w:ilvl w:val="0"/>
+          <w:numId w:val="5"/>
+        </w:numPr>
+        <w:ind w:firstLineChars="0"/>
+      </w:pPr>
+      <w:r>
+        <w:rPr>
+          <w:rFonts w:hint="eastAsia"/>
+        </w:rPr>
+        <w:t>走向王城：</w:t>
+      </w:r>
+      <w:r>
+        <w:rPr>
+          <w:rFonts w:hint="eastAsia"/>
+        </w:rPr>
+        <w:t>1</w:t>
+      </w:r>
+      <w:r>
+        <w:t>-5</w:t>
+      </w:r>
+      <w:r>
+        <w:rPr>
+          <w:rFonts w:hint="eastAsia"/>
+        </w:rPr>
+        <w:t xml:space="preserve">关 绿草地 </w:t>
+      </w:r>
+      <w:r>
+        <w:t xml:space="preserve"> </w:t>
+      </w:r>
+      <w:r>
+        <w:rPr>
+          <w:rFonts w:hint="eastAsia"/>
+        </w:rPr>
+        <w:t>6</w:t>
+      </w:r>
+      <w:r>
+        <w:t>-10</w:t>
+      </w:r>
+      <w:r>
+        <w:rPr>
+          <w:rFonts w:hint="eastAsia"/>
+        </w:rPr>
+        <w:t xml:space="preserve">关 土路 </w:t>
+      </w:r>
+      <w:r>
+        <w:t xml:space="preserve"> </w:t>
+      </w:r>
+      <w:r>
+        <w:rPr>
+          <w:rFonts w:hint="eastAsia"/>
+        </w:rPr>
+        <w:t>1</w:t>
+      </w:r>
+      <w:r>
+        <w:t>1-15</w:t>
+      </w:r>
+      <w:r>
+        <w:rPr>
+          <w:rFonts w:hint="eastAsia"/>
+        </w:rPr>
+        <w:t xml:space="preserve">关 城邦的感觉 石板路 </w:t>
+      </w:r>
+      <w:r>
+        <w:t xml:space="preserve"> 16-20</w:t>
+      </w:r>
+      <w:r>
+        <w:rPr>
+          <w:rFonts w:hint="eastAsia"/>
+        </w:rPr>
+        <w:t xml:space="preserve">关 </w:t>
+      </w:r>
+      <w:r>
+        <w:rPr>
+          <w:rFonts w:hint="eastAsia"/>
+        </w:rPr>
+        <w:t>石板路 中间加上垂直的红色地毯。 2</w:t>
+      </w:r>
+      <w:r>
+        <w:t xml:space="preserve">1-30 </w:t>
+      </w:r>
+      <w:r>
+        <w:rPr>
+          <w:rFonts w:hint="eastAsia"/>
+        </w:rPr>
+        <w:t>王宫</w:t>
+      </w:r>
+      <w:r>
+        <w:rPr>
+          <w:rFonts w:hint="eastAsia"/>
+        </w:rPr>
+        <w:t xml:space="preserve"> </w:t>
+      </w:r>
+    </w:p>
+    <w:p>
+      <w:pPr>
+        <w:pStyle w:val="a7"/>
+        <w:numPr>
+          <w:ilvl w:val="0"/>
+          <w:numId w:val="5"/>
+        </w:numPr>
+        <w:ind w:firstLineChars="0"/>
+      </w:pPr>
+      <w:r>
+        <w:rPr>
+          <w:rFonts w:hint="eastAsia"/>
+        </w:rPr>
+        <w:t>滑冰</w:t>
+      </w:r>
+    </w:p>
+    <w:p/>
+    <w:p/>
+    <w:p/>
+    <w:p>
+      <w:pPr>
+        <w:rPr>
+          <w:rFonts w:ascii="Palatino Linotype" w:hAnsi="Palatino Linotype"/>
+          <w:color w:val="E0E0E0"/>
+          <w:shd w:val="clear" w:color="auto" w:fill="353535"/>
+        </w:rPr>
+      </w:pPr>
+      <w:r>
+        <w:rPr>
+          <w:rFonts w:hint="eastAsia"/>
+        </w:rPr>
+        <w:t>蜘蛛：</w:t>
+      </w:r>
+      <w:proofErr w:type="gramStart"/>
+      <w:r>
+        <w:rPr>
+          <w:rFonts w:ascii="Palatino Linotype" w:hAnsi="Palatino Linotype" w:hint="eastAsia"/>
+          <w:color w:val="E0E0E0"/>
+          <w:shd w:val="clear" w:color="auto" w:fill="353535"/>
+        </w:rPr>
+        <w:t>普攻子弹</w:t>
+      </w:r>
+      <w:proofErr w:type="gramEnd"/>
+      <w:r>
+        <w:rPr>
+          <w:rFonts w:ascii="Palatino Linotype" w:hAnsi="Palatino Linotype" w:hint="eastAsia"/>
+          <w:color w:val="E0E0E0"/>
+          <w:shd w:val="clear" w:color="auto" w:fill="353535"/>
+        </w:rPr>
+        <w:t>+</w:t>
+      </w:r>
+      <w:r>
+        <w:rPr>
+          <w:rFonts w:ascii="Palatino Linotype" w:hAnsi="Palatino Linotype"/>
+          <w:color w:val="E0E0E0"/>
+          <w:shd w:val="clear" w:color="auto" w:fill="353535"/>
+        </w:rPr>
+        <w:t xml:space="preserve">1 </w:t>
+      </w:r>
+      <w:r>
+        <w:rPr>
+          <w:rFonts w:ascii="Palatino Linotype" w:hAnsi="Palatino Linotype" w:hint="eastAsia"/>
+          <w:color w:val="E0E0E0"/>
+          <w:shd w:val="clear" w:color="auto" w:fill="353535"/>
+        </w:rPr>
+        <w:t>射速下降</w:t>
+      </w:r>
+      <w:r>
+        <w:rPr>
+          <w:rFonts w:ascii="Palatino Linotype" w:hAnsi="Palatino Linotype"/>
+          <w:color w:val="E0E0E0"/>
+          <w:shd w:val="clear" w:color="auto" w:fill="353535"/>
+        </w:rPr>
+        <w:t>。</w:t>
+      </w:r>
+    </w:p>
+    <w:p>
+      <w:r>
+        <w:rPr>
+          <w:rFonts w:hint="eastAsia"/>
+        </w:rPr>
+        <w:t>水元素：召唤物 不会攻击 但是移动路径为</w:t>
+      </w:r>
+      <w:proofErr w:type="gramStart"/>
+      <w:r>
+        <w:rPr>
+          <w:rFonts w:hint="eastAsia"/>
+        </w:rPr>
+        <w:t>小霜径</w:t>
+      </w:r>
+      <w:proofErr w:type="gramEnd"/>
+      <w:r>
+        <w:rPr>
+          <w:rFonts w:hint="eastAsia"/>
+        </w:rPr>
+        <w:t>。</w:t>
+      </w:r>
+    </w:p>
+    <w:p>
+      <w:pPr>
+        <w:rPr>
+          <w:rFonts w:hint="eastAsia"/>
+        </w:rPr>
+      </w:pPr>
+      <w:r>
+        <w:rPr>
+          <w:rFonts w:hint="eastAsia"/>
+        </w:rPr>
+        <w:t>念力：画线结束后 敌人原地停止</w:t>
+      </w:r>
+      <w:r>
+        <w:t>1</w:t>
+      </w:r>
+      <w:r>
+        <w:rPr>
+          <w:rFonts w:hint="eastAsia"/>
+        </w:rPr>
+        <w:t>秒钟。 要有视觉效果</w:t>
+      </w:r>
+    </w:p>
+    <w:p>
+      <w:r>
+        <w:rPr>
+          <w:rFonts w:hint="eastAsia"/>
+        </w:rPr>
+        <w:t>独角兽：每隔</w:t>
+      </w:r>
+      <w:r>
+        <w:t>15</w:t>
+      </w:r>
+      <w:r>
+        <w:rPr>
+          <w:rFonts w:hint="eastAsia"/>
+        </w:rPr>
+        <w:t>秒 无敌</w:t>
+      </w:r>
+      <w:r>
+        <w:t>5</w:t>
+      </w:r>
+      <w:r>
+        <w:rPr>
+          <w:rFonts w:hint="eastAsia"/>
+        </w:rPr>
+        <w:t>秒。无敌时人物颜色变为流动的彩色。</w:t>
+      </w:r>
+    </w:p>
+    <w:p>
+      <w:pPr>
+        <w:rPr>
+          <w:rFonts w:hint="eastAsia"/>
+        </w:rPr>
+      </w:pPr>
+      <w:proofErr w:type="gramStart"/>
+      <w:r>
+        <w:rPr>
+          <w:rFonts w:hint="eastAsia"/>
+        </w:rPr>
+        <w:t>普攻激光</w:t>
+      </w:r>
+      <w:proofErr w:type="gramEnd"/>
+      <w:r>
+        <w:rPr>
+          <w:rFonts w:hint="eastAsia"/>
+        </w:rPr>
+        <w:t xml:space="preserve">炮 </w:t>
+      </w:r>
+      <w:r>
+        <w:rPr>
+          <w:rFonts w:hint="eastAsia"/>
+        </w:rPr>
+        <w:t>攻击距离变为最大。</w:t>
+      </w:r>
+      <w:r>
+        <w:rPr>
+          <w:rFonts w:hint="eastAsia"/>
+        </w:rPr>
+        <w:t>特效参考迷你硫磺火</w:t>
+      </w:r>
+      <w:r>
+        <w:rPr>
+          <w:rFonts w:hint="eastAsia"/>
+        </w:rPr>
+        <w:t xml:space="preserve"> 攻速越</w:t>
+      </w:r>
+      <w:proofErr w:type="gramStart"/>
+      <w:r>
+        <w:rPr>
+          <w:rFonts w:hint="eastAsia"/>
+        </w:rPr>
+        <w:t>高蓄力时间</w:t>
+      </w:r>
+      <w:proofErr w:type="gramEnd"/>
+      <w:r>
+        <w:rPr>
+          <w:rFonts w:hint="eastAsia"/>
+        </w:rPr>
+        <w:t>越短</w:t>
+      </w:r>
+      <w:r>
+        <w:rPr>
+          <w:rFonts w:hint="eastAsia"/>
+        </w:rPr>
+        <w:t xml:space="preserve"> 多个子弹要有分散的多个激光炮 就</w:t>
+      </w:r>
+      <w:proofErr w:type="gramStart"/>
+      <w:r>
+        <w:rPr>
+          <w:rFonts w:hint="eastAsia"/>
+        </w:rPr>
+        <w:t>像普攻子弹</w:t>
+      </w:r>
+      <w:proofErr w:type="gramEnd"/>
+      <w:r>
+        <w:rPr>
+          <w:rFonts w:hint="eastAsia"/>
+        </w:rPr>
+        <w:t>一样，如果获得追踪效果 激光炮就可以拐弯追踪攻击，</w:t>
+      </w:r>
+    </w:p>
+    <w:p>
+      <w:r>
+        <w:rPr>
+          <w:rFonts w:hint="eastAsia"/>
+        </w:rPr>
+        <w:t>近距离作战</w:t>
+      </w:r>
+      <w:r>
+        <w:rPr>
+          <w:rFonts w:hint="eastAsia"/>
+        </w:rPr>
+        <w:t>：</w:t>
+      </w:r>
+      <w:r>
+        <w:rPr>
+          <w:rFonts w:hint="eastAsia"/>
+        </w:rPr>
+        <w:t>变为近战</w:t>
+      </w:r>
+      <w:r>
+        <w:rPr>
+          <w:rFonts w:hint="eastAsia"/>
+        </w:rPr>
+        <w:t>攻击</w:t>
+      </w:r>
+      <w:r>
+        <w:rPr>
+          <w:rFonts w:hint="eastAsia"/>
+        </w:rPr>
+        <w:t>（子弹数量固定改为1，同时不显示子弹外观，同时攻击距离改为玩家攻击动画的长度</w:t>
+      </w:r>
       <w:bookmarkStart w:id="0" w:name="_GoBack"/>
       <w:bookmarkEnd w:id="0"/>
-    </w:p>
-    <w:p>
-      <w:pPr>
-        <w:rPr>
-          <w:rFonts w:hint="eastAsia"/>
-        </w:rPr>
-      </w:pPr>
-      <w:r>
-        <w:rPr>
-          <w:rFonts w:hint="eastAsia"/>
-        </w:rPr>
-        <w:t>天赋升级：</w:t>
-      </w:r>
-      <w:r>
-        <w:rPr>
-          <w:rFonts w:hint="eastAsia"/>
-        </w:rPr>
-        <w:t>核心目标：1</w:t>
-      </w:r>
-      <w:r>
-        <w:t>.</w:t>
-      </w:r>
-      <w:r>
-        <w:rPr>
-          <w:rFonts w:hint="eastAsia"/>
-        </w:rPr>
-        <w:t xml:space="preserve">画线第二段 放旋风  </w:t>
-      </w:r>
-      <w:r>
-        <w:t xml:space="preserve"> 2.</w:t>
-      </w:r>
-      <w:r>
-        <w:rPr>
-          <w:rFonts w:hint="eastAsia"/>
-        </w:rPr>
-        <w:t>旋风后接大招</w:t>
-      </w:r>
-    </w:p>
-    <w:p>
-      <w:r>
-        <w:rPr>
-          <w:rFonts w:hint="eastAsia"/>
-        </w:rPr>
-        <w:t>挂机奖励</w:t>
-      </w:r>
-      <w:r>
-        <w:rPr>
-          <w:rFonts w:hint="eastAsia"/>
-        </w:rPr>
-        <w:t>：</w:t>
+      <w:r>
+        <w:rPr>
+          <w:rFonts w:hint="eastAsia"/>
+        </w:rPr>
+        <w:t>，画线伤害翻倍</w:t>
+      </w:r>
+    </w:p>
+    <w:p>
+      <w:r>
+        <w:rPr>
+          <w:rFonts w:hint="eastAsia"/>
+        </w:rPr>
+        <w:t>红心宝宝：召唤物 红心宝宝移动的时候概率掉下一个红</w:t>
+      </w:r>
+      <w:r>
+        <w:rPr>
+          <w:rFonts w:hint="eastAsia"/>
+        </w:rPr>
+        <w:t>心</w:t>
+      </w:r>
+    </w:p>
+    <w:p>
+      <w:pPr>
+        <w:rPr>
+          <w:rFonts w:hint="eastAsia"/>
+        </w:rPr>
+      </w:pPr>
+      <w:r>
+        <w:rPr>
+          <w:rFonts w:hint="eastAsia"/>
+        </w:rPr>
+        <w:t>炸弹人：画线后生成炸弹。</w:t>
+      </w:r>
+      <w:r>
+        <w:rPr>
+          <w:rFonts w:hint="eastAsia"/>
+        </w:rPr>
+        <w:t>炸弹1秒后爆炸，造成十字伤害，参考fc游戏炸弹人的感觉。</w:t>
+      </w:r>
+    </w:p>
+    <w:p>
+      <w:pPr>
+        <w:rPr>
+          <w:rFonts w:hint="eastAsia"/>
+        </w:rPr>
+      </w:pPr>
+      <w:r>
+        <w:rPr>
+          <w:rFonts w:hint="eastAsia"/>
+        </w:rPr>
+        <w:t>环绕盾：阻挡远程伤害</w:t>
+      </w:r>
+    </w:p>
+    <w:p>
+      <w:pPr>
+        <w:rPr>
+          <w:rFonts w:hint="eastAsia"/>
+        </w:rPr>
+      </w:pPr>
+    </w:p>
+    <w:p>
+      <w:pPr>
+        <w:rPr>
+          <w:rFonts w:hint="eastAsia"/>
+        </w:rPr>
+      </w:pPr>
+    </w:p>
+    <w:p>
+      <w:pPr>
+        <w:rPr>
+          <w:rFonts w:hint="eastAsia"/>
+        </w:rPr>
+      </w:pPr>
+      <w:r>
+        <w:rPr>
+          <w:rFonts w:hint="eastAsia"/>
+        </w:rPr>
+        <w:t>气力槽下方加一个小的大招槽，每次通过画线攻击打到敌人 就增加一些大招槽，大招槽满了的时候 强化下次画线伤害，画线</w:t>
+      </w:r>
+      <w:proofErr w:type="gramStart"/>
+      <w:r>
+        <w:rPr>
+          <w:rFonts w:hint="eastAsia"/>
+        </w:rPr>
+        <w:t>完进入</w:t>
+      </w:r>
+      <w:proofErr w:type="gramEnd"/>
+      <w:r>
+        <w:rPr>
+          <w:rFonts w:hint="eastAsia"/>
+        </w:rPr>
+        <w:t>攻击后，画线攻击结束后，释放龙卷吹起敌人。</w:t>
       </w:r>
     </w:p>
     <w:p>
@@ -5798,16 +7078,16 @@
     </w:lvl>
   </w:abstractNum>
   <w:abstractNum w:abstractNumId="1" w15:restartNumberingAfterBreak="0">
-    <w:nsid w:val="67B01288"/>
+    <w:nsid w:val="5A8E541E"/>
     <w:multiLevelType w:val="hybridMultilevel"/>
-    <w:tmpl w:val="2FB22A00"/>
-    <w:lvl w:ilvl="0" w:tplc="AC6ADE84">
+    <w:tmpl w:val="098A54D8"/>
+    <w:lvl w:ilvl="0" w:tplc="6A5A7834">
       <w:start w:val="1"/>
-      <w:numFmt w:val="decimal"/>
-      <w:lvlText w:val="%1."/>
+      <w:numFmt w:val="japaneseCounting"/>
+      <w:lvlText w:val="第%1章"/>
       <w:lvlJc w:val="left"/>
       <w:pPr>
-        <w:ind w:left="360" w:hanging="360"/>
+        <w:ind w:left="732" w:hanging="732"/>
       </w:pPr>
       <w:rPr>
         <w:rFonts w:hint="default"/>
@@ -5887,10 +7167,10 @@
     </w:lvl>
   </w:abstractNum>
   <w:abstractNum w:abstractNumId="2" w15:restartNumberingAfterBreak="0">
-    <w:nsid w:val="68334BB8"/>
+    <w:nsid w:val="67B01288"/>
     <w:multiLevelType w:val="hybridMultilevel"/>
-    <w:tmpl w:val="AE3A83C8"/>
-    <w:lvl w:ilvl="0" w:tplc="3DE87FB4">
+    <w:tmpl w:val="2FB22A00"/>
+    <w:lvl w:ilvl="0" w:tplc="AC6ADE84">
       <w:start w:val="1"/>
       <w:numFmt w:val="decimal"/>
       <w:lvlText w:val="%1."/>
@@ -5976,10 +7256,10 @@
     </w:lvl>
   </w:abstractNum>
   <w:abstractNum w:abstractNumId="3" w15:restartNumberingAfterBreak="0">
-    <w:nsid w:val="743318D1"/>
+    <w:nsid w:val="68334BB8"/>
     <w:multiLevelType w:val="hybridMultilevel"/>
-    <w:tmpl w:val="BC582726"/>
-    <w:lvl w:ilvl="0" w:tplc="A460A85E">
+    <w:tmpl w:val="AE3A83C8"/>
+    <w:lvl w:ilvl="0" w:tplc="3DE87FB4">
       <w:start w:val="1"/>
       <w:numFmt w:val="decimal"/>
       <w:lvlText w:val="%1."/>
@@ -6064,17 +7344,109 @@
       </w:pPr>
     </w:lvl>
   </w:abstractNum>
+  <w:abstractNum w:abstractNumId="4" w15:restartNumberingAfterBreak="0">
+    <w:nsid w:val="743318D1"/>
+    <w:multiLevelType w:val="hybridMultilevel"/>
+    <w:tmpl w:val="BC582726"/>
+    <w:lvl w:ilvl="0" w:tplc="A460A85E">
+      <w:start w:val="1"/>
+      <w:numFmt w:val="decimal"/>
+      <w:lvlText w:val="%1."/>
+      <w:lvlJc w:val="left"/>
+      <w:pPr>
+        <w:ind w:left="360" w:hanging="360"/>
+      </w:pPr>
+      <w:rPr>
+        <w:rFonts w:hint="default"/>
+      </w:rPr>
+    </w:lvl>
+    <w:lvl w:ilvl="1" w:tplc="04090019" w:tentative="1">
+      <w:start w:val="1"/>
+      <w:numFmt w:val="lowerLetter"/>
+      <w:lvlText w:val="%2)"/>
+      <w:lvlJc w:val="left"/>
+      <w:pPr>
+        <w:ind w:left="840" w:hanging="420"/>
+      </w:pPr>
+    </w:lvl>
+    <w:lvl w:ilvl="2" w:tplc="0409001B" w:tentative="1">
+      <w:start w:val="1"/>
+      <w:numFmt w:val="lowerRoman"/>
+      <w:lvlText w:val="%3."/>
+      <w:lvlJc w:val="right"/>
+      <w:pPr>
+        <w:ind w:left="1260" w:hanging="420"/>
+      </w:pPr>
+    </w:lvl>
+    <w:lvl w:ilvl="3" w:tplc="0409000F" w:tentative="1">
+      <w:start w:val="1"/>
+      <w:numFmt w:val="decimal"/>
+      <w:lvlText w:val="%4."/>
+      <w:lvlJc w:val="left"/>
+      <w:pPr>
+        <w:ind w:left="1680" w:hanging="420"/>
+      </w:pPr>
+    </w:lvl>
+    <w:lvl w:ilvl="4" w:tplc="04090019" w:tentative="1">
+      <w:start w:val="1"/>
+      <w:numFmt w:val="lowerLetter"/>
+      <w:lvlText w:val="%5)"/>
+      <w:lvlJc w:val="left"/>
+      <w:pPr>
+        <w:ind w:left="2100" w:hanging="420"/>
+      </w:pPr>
+    </w:lvl>
+    <w:lvl w:ilvl="5" w:tplc="0409001B" w:tentative="1">
+      <w:start w:val="1"/>
+      <w:numFmt w:val="lowerRoman"/>
+      <w:lvlText w:val="%6."/>
+      <w:lvlJc w:val="right"/>
+      <w:pPr>
+        <w:ind w:left="2520" w:hanging="420"/>
+      </w:pPr>
+    </w:lvl>
+    <w:lvl w:ilvl="6" w:tplc="0409000F" w:tentative="1">
+      <w:start w:val="1"/>
+      <w:numFmt w:val="decimal"/>
+      <w:lvlText w:val="%7."/>
+      <w:lvlJc w:val="left"/>
+      <w:pPr>
+        <w:ind w:left="2940" w:hanging="420"/>
+      </w:pPr>
+    </w:lvl>
+    <w:lvl w:ilvl="7" w:tplc="04090019" w:tentative="1">
+      <w:start w:val="1"/>
+      <w:numFmt w:val="lowerLetter"/>
+      <w:lvlText w:val="%8)"/>
+      <w:lvlJc w:val="left"/>
+      <w:pPr>
+        <w:ind w:left="3360" w:hanging="420"/>
+      </w:pPr>
+    </w:lvl>
+    <w:lvl w:ilvl="8" w:tplc="0409001B" w:tentative="1">
+      <w:start w:val="1"/>
+      <w:numFmt w:val="lowerRoman"/>
+      <w:lvlText w:val="%9."/>
+      <w:lvlJc w:val="right"/>
+      <w:pPr>
+        <w:ind w:left="3780" w:hanging="420"/>
+      </w:pPr>
+    </w:lvl>
+  </w:abstractNum>
   <w:num w:numId="1">
     <w:abstractNumId w:val="0"/>
   </w:num>
   <w:num w:numId="2">
+    <w:abstractNumId w:val="4"/>
+  </w:num>
+  <w:num w:numId="3">
+    <w:abstractNumId w:val="2"/>
+  </w:num>
+  <w:num w:numId="4">
     <w:abstractNumId w:val="3"/>
   </w:num>
-  <w:num w:numId="3">
+  <w:num w:numId="5">
     <w:abstractNumId w:val="1"/>
-  </w:num>
-  <w:num w:numId="4">
-    <w:abstractNumId w:val="2"/>
   </w:num>
 </w:numbering>
 </file>

--- a/新的想法.docx
+++ b/新的想法.docx
@@ -6835,108 +6835,205 @@
         </w:rPr>
         <w:t>（子弹数量固定改为1，同时不显示子弹外观，同时攻击距离改为玩家攻击动画的长度</w:t>
       </w:r>
+      <w:r>
+        <w:rPr>
+          <w:rFonts w:hint="eastAsia"/>
+        </w:rPr>
+        <w:t>，画线伤害翻倍</w:t>
+      </w:r>
+    </w:p>
+    <w:p>
+      <w:r>
+        <w:rPr>
+          <w:rFonts w:hint="eastAsia"/>
+        </w:rPr>
+        <w:t>红心宝宝：召唤物 红心宝宝移动的时候概率掉下一个红</w:t>
+      </w:r>
+      <w:r>
+        <w:rPr>
+          <w:rFonts w:hint="eastAsia"/>
+        </w:rPr>
+        <w:t>心</w:t>
+      </w:r>
+    </w:p>
+    <w:p>
+      <w:pPr>
+        <w:rPr>
+          <w:rFonts w:hint="eastAsia"/>
+        </w:rPr>
+      </w:pPr>
+      <w:r>
+        <w:rPr>
+          <w:rFonts w:hint="eastAsia"/>
+        </w:rPr>
+        <w:t>炸弹人：画线后生成炸弹。</w:t>
+      </w:r>
+      <w:r>
+        <w:rPr>
+          <w:rFonts w:hint="eastAsia"/>
+        </w:rPr>
+        <w:t>炸弹1秒后爆炸，造成十字伤害，参考fc游戏炸弹人的感觉。</w:t>
+      </w:r>
+    </w:p>
+    <w:p>
+      <w:pPr>
+        <w:rPr>
+          <w:rFonts w:hint="eastAsia"/>
+        </w:rPr>
+      </w:pPr>
+      <w:r>
+        <w:rPr>
+          <w:rFonts w:hint="eastAsia"/>
+        </w:rPr>
+        <w:t>环绕盾：阻挡远程伤害</w:t>
+      </w:r>
+    </w:p>
+    <w:p>
+      <w:pPr>
+        <w:rPr>
+          <w:rFonts w:hint="eastAsia"/>
+        </w:rPr>
+      </w:pPr>
+    </w:p>
+    <w:p>
+      <w:pPr>
+        <w:rPr>
+          <w:rFonts w:hint="eastAsia"/>
+        </w:rPr>
+      </w:pPr>
+    </w:p>
+    <w:p>
+      <w:pPr>
+        <w:rPr>
+          <w:rFonts w:hint="eastAsia"/>
+        </w:rPr>
+      </w:pPr>
+      <w:r>
+        <w:rPr>
+          <w:rFonts w:hint="eastAsia"/>
+        </w:rPr>
+        <w:t>气力槽下方加一个小的大招槽，每次通过画线攻击打到敌人 就增加一些大招槽，大招槽满了的时候 强化下次画线伤害，画线</w:t>
+      </w:r>
+      <w:proofErr w:type="gramStart"/>
+      <w:r>
+        <w:rPr>
+          <w:rFonts w:hint="eastAsia"/>
+        </w:rPr>
+        <w:t>完进入</w:t>
+      </w:r>
+      <w:proofErr w:type="gramEnd"/>
+      <w:r>
+        <w:rPr>
+          <w:rFonts w:hint="eastAsia"/>
+        </w:rPr>
+        <w:t>攻击后，画线攻击结束后，释放龙卷吹起敌人。</w:t>
+      </w:r>
+    </w:p>
+    <w:p/>
+    <w:p/>
+    <w:p/>
+    <w:p>
+      <w:r>
+        <w:rPr>
+          <w:rFonts w:hint="eastAsia"/>
+        </w:rPr>
+        <w:t>奖励选择界面</w:t>
+      </w:r>
+    </w:p>
+    <w:p>
+      <w:r>
+        <w:rPr>
+          <w:rFonts w:hint="eastAsia"/>
+        </w:rPr>
+        <w:t>升级 选择一个强化后面要有个板子</w:t>
+      </w:r>
+    </w:p>
+    <w:p>
+      <w:pPr>
+        <w:rPr>
+          <w:rFonts w:hint="eastAsia"/>
+        </w:rPr>
+      </w:pPr>
+      <w:r>
+        <w:rPr>
+          <w:rFonts w:hint="eastAsia"/>
+        </w:rPr>
+        <w:t>把升级 选择一个强化下方的品质文字去掉 比如“稀有”</w:t>
+      </w:r>
+    </w:p>
+    <w:p>
+      <w:r>
+        <w:rPr>
+          <w:rFonts w:hint="eastAsia"/>
+        </w:rPr>
+        <w:t>三选</w:t>
+      </w:r>
+      <w:proofErr w:type="gramStart"/>
+      <w:r>
+        <w:rPr>
+          <w:rFonts w:hint="eastAsia"/>
+        </w:rPr>
+        <w:t>一</w:t>
+      </w:r>
+      <w:proofErr w:type="gramEnd"/>
+      <w:r>
+        <w:rPr>
+          <w:rFonts w:hint="eastAsia"/>
+        </w:rPr>
+        <w:t xml:space="preserve">的板子要从左到右陆续出来 </w:t>
+      </w:r>
+      <w:r>
+        <w:t xml:space="preserve"> </w:t>
+      </w:r>
+      <w:r>
+        <w:rPr>
+          <w:rFonts w:hint="eastAsia"/>
+        </w:rPr>
+        <w:t>要有一个视觉效果</w:t>
+      </w:r>
+    </w:p>
+    <w:p>
+      <w:r>
+        <w:rPr>
+          <w:rFonts w:hint="eastAsia"/>
+        </w:rPr>
+        <w:t>板子要有粒子效果 现在没那么</w:t>
+      </w:r>
+      <w:proofErr w:type="gramStart"/>
+      <w:r>
+        <w:rPr>
+          <w:rFonts w:hint="eastAsia"/>
+        </w:rPr>
+        <w:t>炫酷</w:t>
+      </w:r>
+      <w:proofErr w:type="gramEnd"/>
+      <w:r>
+        <w:rPr>
+          <w:rFonts w:hint="eastAsia"/>
+        </w:rPr>
+        <w:t xml:space="preserve">。 </w:t>
+      </w:r>
+    </w:p>
+    <w:p>
+      <w:pPr>
+        <w:rPr>
+          <w:rFonts w:hint="eastAsia"/>
+        </w:rPr>
+      </w:pPr>
+      <w:r>
+        <w:rPr>
+          <w:rFonts w:hint="eastAsia"/>
+        </w:rPr>
+        <w:t>升级奖励 还有恶魔天使奖励 icon的边框弄成圆角四角的。</w:t>
+      </w:r>
+      <w:r>
+        <w:rPr>
+          <w:rFonts w:hint="eastAsia"/>
+        </w:rPr>
+        <w:t>这个边框和板子一样不用像素。</w:t>
+      </w:r>
       <w:bookmarkStart w:id="0" w:name="_GoBack"/>
       <w:bookmarkEnd w:id="0"/>
-      <w:r>
-        <w:rPr>
-          <w:rFonts w:hint="eastAsia"/>
-        </w:rPr>
-        <w:t>，画线伤害翻倍</w:t>
-      </w:r>
-    </w:p>
-    <w:p>
-      <w:r>
-        <w:rPr>
-          <w:rFonts w:hint="eastAsia"/>
-        </w:rPr>
-        <w:t>红心宝宝：召唤物 红心宝宝移动的时候概率掉下一个红</w:t>
-      </w:r>
-      <w:r>
-        <w:rPr>
-          <w:rFonts w:hint="eastAsia"/>
-        </w:rPr>
-        <w:t>心</w:t>
-      </w:r>
-    </w:p>
-    <w:p>
-      <w:pPr>
-        <w:rPr>
-          <w:rFonts w:hint="eastAsia"/>
-        </w:rPr>
-      </w:pPr>
-      <w:r>
-        <w:rPr>
-          <w:rFonts w:hint="eastAsia"/>
-        </w:rPr>
-        <w:t>炸弹人：画线后生成炸弹。</w:t>
-      </w:r>
-      <w:r>
-        <w:rPr>
-          <w:rFonts w:hint="eastAsia"/>
-        </w:rPr>
-        <w:t>炸弹1秒后爆炸，造成十字伤害，参考fc游戏炸弹人的感觉。</w:t>
-      </w:r>
-    </w:p>
-    <w:p>
-      <w:pPr>
-        <w:rPr>
-          <w:rFonts w:hint="eastAsia"/>
-        </w:rPr>
-      </w:pPr>
-      <w:r>
-        <w:rPr>
-          <w:rFonts w:hint="eastAsia"/>
-        </w:rPr>
-        <w:t>环绕盾：阻挡远程伤害</w:t>
-      </w:r>
-    </w:p>
-    <w:p>
-      <w:pPr>
-        <w:rPr>
-          <w:rFonts w:hint="eastAsia"/>
-        </w:rPr>
-      </w:pPr>
-    </w:p>
-    <w:p>
-      <w:pPr>
-        <w:rPr>
-          <w:rFonts w:hint="eastAsia"/>
-        </w:rPr>
-      </w:pPr>
-    </w:p>
-    <w:p>
-      <w:pPr>
-        <w:rPr>
-          <w:rFonts w:hint="eastAsia"/>
-        </w:rPr>
-      </w:pPr>
-      <w:r>
-        <w:rPr>
-          <w:rFonts w:hint="eastAsia"/>
-        </w:rPr>
-        <w:t>气力槽下方加一个小的大招槽，每次通过画线攻击打到敌人 就增加一些大招槽，大招槽满了的时候 强化下次画线伤害，画线</w:t>
-      </w:r>
-      <w:proofErr w:type="gramStart"/>
-      <w:r>
-        <w:rPr>
-          <w:rFonts w:hint="eastAsia"/>
-        </w:rPr>
-        <w:t>完进入</w:t>
-      </w:r>
-      <w:proofErr w:type="gramEnd"/>
-      <w:r>
-        <w:rPr>
-          <w:rFonts w:hint="eastAsia"/>
-        </w:rPr>
-        <w:t>攻击后，画线攻击结束后，释放龙卷吹起敌人。</w:t>
-      </w:r>
-    </w:p>
-    <w:p>
-      <w:pPr>
-        <w:rPr>
-          <w:rFonts w:hint="eastAsia"/>
-        </w:rPr>
-      </w:pPr>
     </w:p>
     <w:sectPr>
       <w:pgSz w:w="11906" w:h="16838"/>

--- a/新的想法.docx
+++ b/新的想法.docx
@@ -6510,7 +6510,10 @@
         <w:t>1</w:t>
       </w:r>
       <w:r>
-        <w:t>-5</w:t>
+        <w:t>-</w:t>
+      </w:r>
+      <w:r>
+        <w:t>3</w:t>
       </w:r>
       <w:r>
         <w:rPr>
@@ -6522,13 +6525,7 @@
         <w:t xml:space="preserve"> </w:t>
       </w:r>
       <w:r>
-        <w:rPr>
-          <w:rFonts w:hint="eastAsia"/>
-        </w:rPr>
-        <w:t>6</w:t>
-      </w:r>
-      <w:r>
-        <w:t>-10</w:t>
+        <w:t>4-6</w:t>
       </w:r>
       <w:r>
         <w:rPr>
@@ -6540,20 +6537,38 @@
         <w:t xml:space="preserve"> </w:t>
       </w:r>
       <w:r>
-        <w:rPr>
-          <w:rFonts w:hint="eastAsia"/>
-        </w:rPr>
-        <w:t>1</w:t>
-      </w:r>
-      <w:r>
-        <w:t>1-15</w:t>
-      </w:r>
-      <w:r>
-        <w:rPr>
-          <w:rFonts w:hint="eastAsia"/>
-        </w:rPr>
-        <w:t xml:space="preserve">关 城邦的感觉 石板路 </w:t>
-      </w:r>
+        <w:t>7-9</w:t>
+      </w:r>
+      <w:r>
+        <w:rPr>
+          <w:rFonts w:hint="eastAsia"/>
+        </w:rPr>
+        <w:t xml:space="preserve">关 乡村的感觉 </w:t>
+      </w:r>
+      <w:r>
+        <w:t>11-13</w:t>
+      </w:r>
+      <w:r>
+        <w:rPr>
+          <w:rFonts w:hint="eastAsia"/>
+        </w:rPr>
+        <w:t xml:space="preserve">关 石板路 </w:t>
+      </w:r>
+      <w:r>
+        <w:t>14-16</w:t>
+      </w:r>
+      <w:r>
+        <w:rPr>
+          <w:rFonts w:hint="eastAsia"/>
+        </w:rPr>
+        <w:t xml:space="preserve">关 城邦的感觉  </w:t>
+      </w:r>
+    </w:p>
+    <w:p>
+      <w:pPr>
+        <w:pStyle w:val="a7"/>
+        <w:ind w:left="732" w:firstLineChars="0" w:firstLine="0"/>
+      </w:pPr>
       <w:r>
         <w:t xml:space="preserve"> 16-20</w:t>
       </w:r>
@@ -6945,95 +6960,469 @@
         <w:rPr>
           <w:rFonts w:hint="eastAsia"/>
         </w:rPr>
-        <w:t>升级 选择一个强化后面要有个板子</w:t>
-      </w:r>
-    </w:p>
-    <w:p>
-      <w:pPr>
-        <w:rPr>
-          <w:rFonts w:hint="eastAsia"/>
-        </w:rPr>
-      </w:pPr>
-      <w:r>
-        <w:rPr>
-          <w:rFonts w:hint="eastAsia"/>
-        </w:rPr>
-        <w:t>把升级 选择一个强化下方的品质文字去掉 比如“稀有”</w:t>
-      </w:r>
-    </w:p>
-    <w:p>
-      <w:r>
-        <w:rPr>
-          <w:rFonts w:hint="eastAsia"/>
-        </w:rPr>
-        <w:t>三选</w:t>
+        <w:t> 升级奖励你帮我做，同时给“升级</w:t>
+      </w:r>
+      <w:r>
+        <w:t xml:space="preserve"> 选择一个强化”这个提示文字后面弄一个装饰板，资源我放到D:\workspace\rzz_godot_newtry\ass</w:t>
+      </w:r>
+    </w:p>
+    <w:p>
+      <w:r>
+        <w:t xml:space="preserve">  </w:t>
+      </w:r>
+      <w:proofErr w:type="spellStart"/>
+      <w:r>
+        <w:t>ets</w:t>
+      </w:r>
+      <w:proofErr w:type="spellEnd"/>
+      <w:r>
+        <w:t>\</w:t>
+      </w:r>
+      <w:proofErr w:type="spellStart"/>
+      <w:r>
+        <w:t>ui</w:t>
+      </w:r>
+      <w:proofErr w:type="spellEnd"/>
+      <w:r>
+        <w:t>\decorations里了，注意这是一个短板的，我希望你根据文字的长度，把这个图中间拉长。（如果这个方式不太科学，告诉我</w:t>
+      </w:r>
+    </w:p>
+    <w:p>
+      <w:r>
+        <w:t xml:space="preserve">  ，我会重新做一个拉长后的图），另外把升级 选择一个强化下方的品质文字去掉 比如“稀有”，三选</w:t>
       </w:r>
       <w:proofErr w:type="gramStart"/>
       <w:r>
-        <w:rPr>
-          <w:rFonts w:hint="eastAsia"/>
-        </w:rPr>
         <w:t>一</w:t>
       </w:r>
       <w:proofErr w:type="gramEnd"/>
       <w:r>
-        <w:rPr>
-          <w:rFonts w:hint="eastAsia"/>
-        </w:rPr>
-        <w:t xml:space="preserve">的板子要从左到右陆续出来 </w:t>
+        <w:t>的板子要从左到右陆续出来</w:t>
+      </w:r>
+    </w:p>
+    <w:p>
+      <w:r>
+        <w:t xml:space="preserve">  要有一个视觉效果 以及上方的提示文字也要有一个出现效果。板子出现带些粒子效果 现在没那么</w:t>
+      </w:r>
+      <w:proofErr w:type="gramStart"/>
+      <w:r>
+        <w:t>炫酷</w:t>
+      </w:r>
+      <w:proofErr w:type="gramEnd"/>
+      <w:r>
+        <w:t>。升级奖励</w:t>
+      </w:r>
+    </w:p>
+    <w:p>
+      <w:r>
+        <w:t xml:space="preserve">  还有恶魔天使奖励 icon的边框弄成圆角四角的。这个边框和板子一样不用像素。这个边框暂时你帮我绘制。</w:t>
+      </w:r>
+    </w:p>
+    <w:p>
+      <w:r>
+        <w:t xml:space="preserve">  另外panel_card_9s.png我也弄好了。</w:t>
+      </w:r>
+    </w:p>
+    <w:p>
+      <w:r>
+        <w:rPr>
+          <w:rFonts w:hint="eastAsia"/>
+        </w:rPr>
+        <w:t>、</w:t>
+      </w:r>
+    </w:p>
+    <w:p/>
+    <w:p>
+      <w:r>
+        <w:rPr>
+          <w:rFonts w:hint="eastAsia"/>
+        </w:rPr>
+        <w:t>侦察功能：</w:t>
+      </w:r>
+      <w:r>
+        <w:rPr>
+          <w:rFonts w:hint="eastAsia"/>
+        </w:rPr>
+        <w:t>加一个挂机功能，根据玩家的时长</w:t>
+      </w:r>
+      <w:r>
+        <w:rPr>
+          <w:rFonts w:hint="eastAsia"/>
+        </w:rPr>
+        <w:t>（在线时长+离线时长）</w:t>
+      </w:r>
+      <w:r>
+        <w:rPr>
+          <w:rFonts w:hint="eastAsia"/>
+        </w:rPr>
+        <w:t>获取奖励。</w:t>
+      </w:r>
+    </w:p>
+    <w:p>
+      <w:r>
+        <w:rPr>
+          <w:rFonts w:hint="eastAsia"/>
+        </w:rPr>
+        <w:t>奖励包含金币和道具，根据玩家</w:t>
+      </w:r>
+      <w:r>
+        <w:rPr>
+          <w:rFonts w:hint="eastAsia"/>
+        </w:rPr>
+        <w:t>到达的章节</w:t>
+      </w:r>
+      <w:r>
+        <w:rPr>
+          <w:rFonts w:hint="eastAsia"/>
+        </w:rPr>
+        <w:t>，来决定奖励的内容，一般情况下，</w:t>
+      </w:r>
+      <w:r>
+        <w:rPr>
+          <w:rFonts w:hint="eastAsia"/>
+        </w:rPr>
+        <w:t>章节</w:t>
+      </w:r>
+      <w:r>
+        <w:rPr>
+          <w:rFonts w:hint="eastAsia"/>
+        </w:rPr>
+        <w:t>越高，挂机奖励越好</w:t>
+      </w:r>
+      <w:r>
+        <w:rPr>
+          <w:rFonts w:hint="eastAsia"/>
+        </w:rPr>
+        <w:t>（虽然目前只有一章，但是后面会加的）</w:t>
+      </w:r>
+      <w:r>
+        <w:rPr>
+          <w:rFonts w:hint="eastAsia"/>
+        </w:rPr>
+        <w:t>。</w:t>
+      </w:r>
+      <w:r>
+        <w:rPr>
+          <w:rFonts w:hint="eastAsia"/>
+        </w:rPr>
+        <w:t>目前先不给道具奖励，然后挂机的金币产出你帮我设计</w:t>
+      </w:r>
+      <w:r>
+        <w:rPr>
+          <w:rFonts w:hint="eastAsia"/>
+        </w:rPr>
+        <w:t>。</w:t>
       </w:r>
       <w:r>
         <w:t xml:space="preserve"> </w:t>
       </w:r>
-      <w:r>
-        <w:rPr>
-          <w:rFonts w:hint="eastAsia"/>
-        </w:rPr>
-        <w:t>要有一个视觉效果</w:t>
-      </w:r>
-    </w:p>
-    <w:p>
-      <w:r>
-        <w:rPr>
-          <w:rFonts w:hint="eastAsia"/>
-        </w:rPr>
-        <w:t>板子要有粒子效果 现在没那么</w:t>
-      </w:r>
-      <w:proofErr w:type="gramStart"/>
-      <w:r>
-        <w:rPr>
-          <w:rFonts w:hint="eastAsia"/>
-        </w:rPr>
-        <w:t>炫酷</w:t>
-      </w:r>
-      <w:proofErr w:type="gramEnd"/>
-      <w:r>
-        <w:rPr>
-          <w:rFonts w:hint="eastAsia"/>
-        </w:rPr>
-        <w:t xml:space="preserve">。 </w:t>
-      </w:r>
-    </w:p>
-    <w:p>
-      <w:pPr>
-        <w:rPr>
-          <w:rFonts w:hint="eastAsia"/>
-        </w:rPr>
-      </w:pPr>
-      <w:r>
-        <w:rPr>
-          <w:rFonts w:hint="eastAsia"/>
-        </w:rPr>
-        <w:t>升级奖励 还有恶魔天使奖励 icon的边框弄成圆角四角的。</w:t>
-      </w:r>
-      <w:r>
-        <w:rPr>
-          <w:rFonts w:hint="eastAsia"/>
-        </w:rPr>
-        <w:t>这个边框和板子一样不用像素。</w:t>
+    </w:p>
+    <w:p>
+      <w:r>
+        <w:rPr>
+          <w:rFonts w:hint="eastAsia"/>
+        </w:rPr>
+        <w:t>U</w:t>
+      </w:r>
+      <w:r>
+        <w:t>I</w:t>
+      </w:r>
+      <w:r>
+        <w:rPr>
+          <w:rFonts w:hint="eastAsia"/>
+        </w:rPr>
+        <w:t>：</w:t>
+      </w:r>
+    </w:p>
+    <w:p>
+      <w:pPr>
+        <w:rPr>
+          <w:rFonts w:hint="eastAsia"/>
+        </w:rPr>
+      </w:pPr>
+      <w:r>
+        <w:rPr>
+          <w:rFonts w:hint="eastAsia"/>
+        </w:rPr>
+        <w:t>U</w:t>
+      </w:r>
+      <w:r>
+        <w:t>I</w:t>
+      </w:r>
+      <w:r>
+        <w:rPr>
+          <w:rFonts w:hint="eastAsia"/>
+        </w:rPr>
+        <w:t>尽量在我们的通用U</w:t>
+      </w:r>
+      <w:r>
+        <w:t>I</w:t>
+      </w:r>
+      <w:r>
+        <w:rPr>
+          <w:rFonts w:hint="eastAsia"/>
+        </w:rPr>
+        <w:t>里找，下面是</w:t>
+      </w:r>
+      <w:r>
+        <w:t>UI</w:t>
+      </w:r>
+      <w:r>
+        <w:rPr>
+          <w:rFonts w:hint="eastAsia"/>
+        </w:rPr>
+        <w:t>从上到下的规划：</w:t>
+      </w:r>
+    </w:p>
+    <w:p>
+      <w:r>
+        <w:rPr>
+          <w:rFonts w:hint="eastAsia"/>
+        </w:rPr>
+        <w:t xml:space="preserve">上方标题：侦察收益 </w:t>
+      </w:r>
+    </w:p>
+    <w:p>
+      <w:r>
+        <w:rPr>
+          <w:rFonts w:hint="eastAsia"/>
+        </w:rPr>
+        <w:t>规则：自动获取丰富奖励。</w:t>
+      </w:r>
+    </w:p>
+    <w:p>
+      <w:r>
+        <w:rPr>
+          <w:rFonts w:hint="eastAsia"/>
+        </w:rPr>
+        <w:t>已侦察的时间：时间格式：0</w:t>
+      </w:r>
+      <w:r>
+        <w:t>0</w:t>
+      </w:r>
+      <w:r>
+        <w:rPr>
+          <w:rFonts w:hint="eastAsia"/>
+        </w:rPr>
+        <w:t>：0</w:t>
+      </w:r>
+      <w:r>
+        <w:t>0</w:t>
+      </w:r>
+      <w:r>
+        <w:rPr>
+          <w:rFonts w:hint="eastAsia"/>
+        </w:rPr>
+        <w:t>：0</w:t>
+      </w:r>
+      <w:r>
+        <w:t xml:space="preserve">0 </w:t>
+      </w:r>
+      <w:r>
+        <w:rPr>
+          <w:rFonts w:hint="eastAsia"/>
+        </w:rPr>
+        <w:t>最后是秒。</w:t>
+      </w:r>
+    </w:p>
+    <w:p>
+      <w:r>
+        <w:rPr>
+          <w:rFonts w:hint="eastAsia"/>
+        </w:rPr>
+        <w:t>每小时的道具产量。</w:t>
+      </w:r>
+    </w:p>
+    <w:p>
+      <w:pPr>
+        <w:rPr>
+          <w:rFonts w:hint="eastAsia"/>
+        </w:rPr>
+      </w:pPr>
+      <w:r>
+        <w:rPr>
+          <w:rFonts w:hint="eastAsia"/>
+        </w:rPr>
+        <w:t>道具栏</w:t>
+      </w:r>
+      <w:r>
+        <w:rPr>
+          <w:rFonts w:hint="eastAsia"/>
+        </w:rPr>
+        <w:t>：如果没获得道具 显示暂未获得道具</w:t>
+      </w:r>
+    </w:p>
+    <w:p>
+      <w:r>
+        <w:rPr>
+          <w:rFonts w:hint="eastAsia"/>
+        </w:rPr>
+        <w:t>提示文字：章节越高，收益越大</w:t>
+      </w:r>
+    </w:p>
+    <w:p>
+      <w:pPr>
+        <w:rPr>
+          <w:rFonts w:hint="eastAsia"/>
+        </w:rPr>
+      </w:pPr>
+      <w:r>
+        <w:rPr>
+          <w:rFonts w:hint="eastAsia"/>
+        </w:rPr>
+        <w:t>领取按钮</w:t>
+      </w:r>
+    </w:p>
+    <w:p/>
+    <w:p>
+      <w:r>
+        <w:rPr>
+          <w:rFonts w:hint="eastAsia"/>
+        </w:rPr>
+        <w:t xml:space="preserve">参考图在 </w:t>
+      </w:r>
+      <w:r>
+        <w:t>D:\workspace\rzz_godot_newtry\cankao</w:t>
+      </w:r>
+      <w:r>
+        <w:rPr>
+          <w:rFonts w:hint="eastAsia"/>
+        </w:rPr>
+        <w:t>的1</w:t>
+      </w:r>
+      <w:r>
+        <w:t>1.</w:t>
+      </w:r>
+      <w:r>
+        <w:rPr>
+          <w:rFonts w:hint="eastAsia"/>
+        </w:rPr>
+        <w:t>jpg</w:t>
+      </w:r>
+    </w:p>
+    <w:p/>
+    <w:p/>
+    <w:p>
+      <w:r>
+        <w:rPr>
+          <w:rFonts w:hint="eastAsia"/>
+        </w:rPr>
+        <w:t>技能石系统：</w:t>
+      </w:r>
+    </w:p>
+    <w:p>
+      <w:r>
+        <w:rPr>
+          <w:rFonts w:hint="eastAsia"/>
+        </w:rPr>
+        <w:t>技能石按钮：</w:t>
+      </w:r>
+    </w:p>
+    <w:p>
+      <w:r>
+        <w:rPr>
+          <w:rFonts w:hint="eastAsia"/>
+        </w:rPr>
+        <w:t>点击后进入技能石界面：</w:t>
+      </w:r>
+    </w:p>
+    <w:p>
+      <w:r>
+        <w:rPr>
+          <w:rFonts w:hint="eastAsia"/>
+        </w:rPr>
+        <w:t>技能石界面：</w:t>
+      </w:r>
+    </w:p>
+    <w:p>
+      <w:r>
+        <w:rPr>
+          <w:rFonts w:hint="eastAsia"/>
+        </w:rPr>
+        <w:t>上半屏：一共</w:t>
+      </w:r>
+      <w:r>
+        <w:rPr>
+          <w:rFonts w:hint="eastAsia"/>
+        </w:rPr>
+        <w:t>四</w:t>
       </w:r>
       <w:bookmarkStart w:id="0" w:name="_GoBack"/>
       <w:bookmarkEnd w:id="0"/>
+      <w:r>
+        <w:rPr>
+          <w:rFonts w:hint="eastAsia"/>
+        </w:rPr>
+        <w:t>个技能石槽，开始只开放一个，其他槽位为锁住状态。并且有一个属性板 上面会写着所有技能石总计的属性加成</w:t>
+      </w:r>
+      <w:r>
+        <w:br/>
+      </w:r>
+      <w:r>
+        <w:rPr>
+          <w:rFonts w:hint="eastAsia"/>
+        </w:rPr>
+        <w:t>下半屏：背包栏</w:t>
+      </w:r>
+    </w:p>
+    <w:p>
+      <w:r>
+        <w:rPr>
+          <w:rFonts w:hint="eastAsia"/>
+        </w:rPr>
+        <w:t>技能石说明：技能石包含两部分，技能部分和属性部分</w:t>
+      </w:r>
+    </w:p>
+    <w:p>
+      <w:r>
+        <w:rPr>
+          <w:rFonts w:hint="eastAsia"/>
+        </w:rPr>
+        <w:t>技能部分会给主角技能加成，比如是一个“月牙天冲技能石”，那么进入游戏后主角自动获得一个1级的</w:t>
+      </w:r>
+      <w:proofErr w:type="gramStart"/>
+      <w:r>
+        <w:rPr>
+          <w:rFonts w:hint="eastAsia"/>
+        </w:rPr>
+        <w:t>月牙天</w:t>
+      </w:r>
+      <w:proofErr w:type="gramEnd"/>
+      <w:r>
+        <w:rPr>
+          <w:rFonts w:hint="eastAsia"/>
+        </w:rPr>
+        <w:t>冲。这部分和普通的升级奖励是一样的效果，也能参与合成。</w:t>
+      </w:r>
+    </w:p>
+    <w:p>
+      <w:r>
+        <w:rPr>
+          <w:rFonts w:hint="eastAsia"/>
+        </w:rPr>
+        <w:t>属性部分为主角带来额外的属性收益，进入游戏后主角自动获得这些属性收益。</w:t>
+      </w:r>
+    </w:p>
+    <w:p>
+      <w:pPr>
+        <w:rPr>
+          <w:rFonts w:hint="eastAsia"/>
+        </w:rPr>
+      </w:pPr>
+    </w:p>
+    <w:p>
+      <w:pPr>
+        <w:rPr>
+          <w:rFonts w:hint="eastAsia"/>
+        </w:rPr>
+      </w:pPr>
+    </w:p>
+    <w:p>
+      <w:pPr>
+        <w:rPr>
+          <w:rFonts w:hint="eastAsia"/>
+        </w:rPr>
+      </w:pPr>
     </w:p>
     <w:sectPr>
       <w:pgSz w:w="11906" w:h="16838"/>

--- a/新的想法.docx
+++ b/新的想法.docx
@@ -7307,10 +7307,11 @@
         <w:rPr>
           <w:rFonts w:hint="eastAsia"/>
         </w:rPr>
-        <w:t>技能石系统：</w:t>
-      </w:r>
-    </w:p>
-    <w:p>
+        <w:t>2</w:t>
+      </w:r>
+      <w:r>
+        <w:t>.</w:t>
+      </w:r>
       <w:r>
         <w:rPr>
           <w:rFonts w:hint="eastAsia"/>
@@ -7339,13 +7340,655 @@
         <w:rPr>
           <w:rFonts w:hint="eastAsia"/>
         </w:rPr>
-        <w:t>上半屏：一共</w:t>
-      </w:r>
-      <w:r>
-        <w:rPr>
-          <w:rFonts w:hint="eastAsia"/>
-        </w:rPr>
-        <w:t>四</w:t>
+        <w:t>整体结构和装备合成界面类似，</w:t>
+      </w:r>
+    </w:p>
+    <w:p>
+      <w:pPr>
+        <w:rPr>
+          <w:rFonts w:hint="eastAsia"/>
+        </w:rPr>
+      </w:pPr>
+      <w:r>
+        <w:rPr>
+          <w:rFonts w:hint="eastAsia"/>
+        </w:rPr>
+        <w:t>以下是从上到下的结构</w:t>
+      </w:r>
+    </w:p>
+    <w:p>
+      <w:r>
+        <w:rPr>
+          <w:rFonts w:hint="eastAsia"/>
+        </w:rPr>
+        <w:t>功能标题</w:t>
+      </w:r>
+    </w:p>
+    <w:p>
+      <w:r>
+        <w:rPr>
+          <w:rFonts w:hint="eastAsia"/>
+        </w:rPr>
+        <w:t>信息面板，上面显示着技能石的总属性加成结果。</w:t>
+      </w:r>
+    </w:p>
+    <w:p>
+      <w:pPr>
+        <w:rPr>
+          <w:rFonts w:hint="eastAsia"/>
+        </w:rPr>
+      </w:pPr>
+      <w:r>
+        <w:rPr>
+          <w:rFonts w:hint="eastAsia"/>
+        </w:rPr>
+        <w:t>三个技能石装备槽</w:t>
+      </w:r>
+    </w:p>
+    <w:p>
+      <w:r>
+        <w:rPr>
+          <w:rFonts w:hint="eastAsia"/>
+        </w:rPr>
+        <w:t>技能石背包栏</w:t>
+      </w:r>
+    </w:p>
+    <w:p>
+      <w:pPr>
+        <w:rPr>
+          <w:rFonts w:hint="eastAsia"/>
+        </w:rPr>
+      </w:pPr>
+    </w:p>
+    <w:p>
+      <w:r>
+        <w:rPr>
+          <w:rFonts w:hint="eastAsia"/>
+        </w:rPr>
+        <w:t>技能石说明：技能石包含两部分，技能部分和属性部分</w:t>
+      </w:r>
+    </w:p>
+    <w:p>
+      <w:r>
+        <w:rPr>
+          <w:rFonts w:hint="eastAsia"/>
+        </w:rPr>
+        <w:lastRenderedPageBreak/>
+        <w:t>技能部分会给玩家技能加成，比如是一个“弹幕之王技能石”，那么进入游戏后主角自动获得一个弹幕之王奖励。这部分和普通的升级奖励是一样的效果。</w:t>
+      </w:r>
+    </w:p>
+    <w:p>
+      <w:pPr>
+        <w:rPr>
+          <w:rFonts w:hint="eastAsia"/>
+        </w:rPr>
+      </w:pPr>
+    </w:p>
+    <w:p>
+      <w:r>
+        <w:rPr>
+          <w:rFonts w:hint="eastAsia"/>
+        </w:rPr>
+        <w:t>属性部分为主角带来额外的属性收益，进入游戏后主角自动获得这些属性收益。</w:t>
+      </w:r>
+    </w:p>
+    <w:p/>
+    <w:p>
+      <w:r>
+        <w:rPr>
+          <w:rFonts w:hint="eastAsia"/>
+        </w:rPr>
+        <w:t>技能石信息展示：</w:t>
+      </w:r>
+    </w:p>
+    <w:p>
+      <w:r>
+        <w:rPr>
+          <w:rFonts w:hint="eastAsia"/>
+        </w:rPr>
+        <w:t>1）技能石icon：和升级奖励中的对应技能icon一样，比如弹幕之王技能石上icon和升级奖励中的icon一样</w:t>
+      </w:r>
+    </w:p>
+    <w:p>
+      <w:r>
+        <w:t>2</w:t>
+      </w:r>
+      <w:r>
+        <w:rPr>
+          <w:rFonts w:hint="eastAsia"/>
+        </w:rPr>
+        <w:t>）品质：品质稀有度和装备设定一样，白蓝紫</w:t>
+      </w:r>
+      <w:proofErr w:type="gramStart"/>
+      <w:r>
+        <w:rPr>
+          <w:rFonts w:hint="eastAsia"/>
+        </w:rPr>
+        <w:t>橙</w:t>
+      </w:r>
+      <w:proofErr w:type="gramEnd"/>
+      <w:r>
+        <w:rPr>
+          <w:rFonts w:hint="eastAsia"/>
+        </w:rPr>
+        <w:t>四个稀有度。</w:t>
+      </w:r>
+      <w:r>
+        <w:rPr>
+          <w:rFonts w:hint="eastAsia"/>
+        </w:rPr>
+        <w:t>技能石的品质和对应技能的品质挂钩。</w:t>
+      </w:r>
+      <w:r>
+        <w:rPr>
+          <w:rFonts w:hint="eastAsia"/>
+        </w:rPr>
+        <w:t>比如弹幕之王是橙色奖励，那么弹幕之王技能石就是橙色技能石。</w:t>
+      </w:r>
+    </w:p>
+    <w:p>
+      <w:r>
+        <w:t>3</w:t>
+      </w:r>
+      <w:r>
+        <w:rPr>
+          <w:rFonts w:hint="eastAsia"/>
+        </w:rPr>
+        <w:t>）技能石的属性及效果说明展示</w:t>
+      </w:r>
+    </w:p>
+    <w:p>
+      <w:r>
+        <w:br/>
+      </w:r>
+      <w:r>
+        <w:rPr>
+          <w:rFonts w:hint="eastAsia"/>
+        </w:rPr>
+        <w:t>技能石界面按钮及功能：</w:t>
+      </w:r>
+    </w:p>
+    <w:p>
+      <w:r>
+        <w:rPr>
+          <w:rFonts w:hint="eastAsia"/>
+        </w:rPr>
+        <w:t>点击</w:t>
+      </w:r>
+      <w:r>
+        <w:rPr>
+          <w:rFonts w:hint="eastAsia"/>
+        </w:rPr>
+        <w:t>背包的</w:t>
+      </w:r>
+      <w:r>
+        <w:rPr>
+          <w:rFonts w:hint="eastAsia"/>
+        </w:rPr>
+        <w:t>技能石 展示技能</w:t>
+      </w:r>
+      <w:r>
+        <w:rPr>
+          <w:rFonts w:hint="eastAsia"/>
+        </w:rPr>
+        <w:t>石</w:t>
+      </w:r>
+      <w:r>
+        <w:rPr>
+          <w:rFonts w:hint="eastAsia"/>
+        </w:rPr>
+        <w:t>信息面板，面板上有小技能icon</w:t>
+      </w:r>
+      <w:r>
+        <w:t xml:space="preserve"> </w:t>
+      </w:r>
+      <w:r>
+        <w:rPr>
+          <w:rFonts w:hint="eastAsia"/>
+        </w:rPr>
+        <w:t>技能描述 以及属性加成</w:t>
+      </w:r>
+      <w:r>
+        <w:rPr>
+          <w:rFonts w:hint="eastAsia"/>
+        </w:rPr>
+        <w:t xml:space="preserve"> 同时面板上有装备按钮，点击后装备技能石</w:t>
+      </w:r>
+    </w:p>
+    <w:p>
+      <w:r>
+        <w:rPr>
+          <w:rFonts w:hint="eastAsia"/>
+        </w:rPr>
+        <w:t>点击已装备的技能石， 信息面板上面的按钮变为卸下。</w:t>
+      </w:r>
+    </w:p>
+    <w:p>
+      <w:pPr>
+        <w:rPr>
+          <w:rFonts w:hint="eastAsia"/>
+        </w:rPr>
+      </w:pPr>
+    </w:p>
+    <w:p>
+      <w:r>
+        <w:rPr>
+          <w:rFonts w:hint="eastAsia"/>
+        </w:rPr>
+        <w:t>分解按钮 点击后变为可多选模式，玩家可选择需要分解的技能石</w:t>
+      </w:r>
+      <w:r>
+        <w:br/>
+      </w:r>
+      <w:r>
+        <w:rPr>
+          <w:rFonts w:hint="eastAsia"/>
+        </w:rPr>
+        <w:t>下方按钮从</w:t>
+      </w:r>
+      <w:proofErr w:type="gramStart"/>
+      <w:r>
+        <w:rPr>
+          <w:rFonts w:hint="eastAsia"/>
+        </w:rPr>
+        <w:t>”</w:t>
+      </w:r>
+      <w:proofErr w:type="gramEnd"/>
+      <w:r>
+        <w:rPr>
+          <w:rFonts w:hint="eastAsia"/>
+        </w:rPr>
+        <w:t>分解</w:t>
+      </w:r>
+      <w:proofErr w:type="gramStart"/>
+      <w:r>
+        <w:rPr>
+          <w:rFonts w:hint="eastAsia"/>
+        </w:rPr>
+        <w:t>”</w:t>
+      </w:r>
+      <w:proofErr w:type="gramEnd"/>
+      <w:r>
+        <w:rPr>
+          <w:rFonts w:hint="eastAsia"/>
+        </w:rPr>
+        <w:t>按钮变为：分解（按钮上有预估金币获得数量，最好是金币icon以及预计消耗金币数量展示） 以及取消</w:t>
+      </w:r>
+    </w:p>
+    <w:p/>
+    <w:p>
+      <w:r>
+        <w:rPr>
+          <w:rFonts w:hint="eastAsia"/>
+        </w:rPr>
+        <w:t>分解获得金币：每个技能石分解获得5金币</w:t>
+      </w:r>
+    </w:p>
+    <w:p/>
+    <w:p>
+      <w:r>
+        <w:rPr>
+          <w:rFonts w:hint="eastAsia"/>
+        </w:rPr>
+        <w:t>现在怪物会有概率掉技能石，掉落的技能</w:t>
+      </w:r>
+      <w:proofErr w:type="gramStart"/>
+      <w:r>
+        <w:rPr>
+          <w:rFonts w:hint="eastAsia"/>
+        </w:rPr>
+        <w:t>石根据</w:t>
+      </w:r>
+      <w:proofErr w:type="gramEnd"/>
+      <w:r>
+        <w:rPr>
+          <w:rFonts w:hint="eastAsia"/>
+        </w:rPr>
+        <w:t>条件从技能石池子里随机，</w:t>
+      </w:r>
+      <w:r>
+        <w:rPr>
+          <w:rFonts w:hint="eastAsia"/>
+        </w:rPr>
+        <w:t>目前技能石池子暂定为所有的权值1以上的升级奖励。以后我会弄个表。</w:t>
+      </w:r>
+      <w:r>
+        <w:br/>
+      </w:r>
+      <w:r>
+        <w:rPr>
+          <w:rFonts w:hint="eastAsia"/>
+        </w:rPr>
+        <w:t>以下是目前的怪物掉落技能石概率：</w:t>
+      </w:r>
+      <w:r>
+        <w:br/>
+      </w:r>
+      <w:r>
+        <w:rPr>
+          <w:rFonts w:hint="eastAsia"/>
+        </w:rPr>
+        <w:t>1</w:t>
+      </w:r>
+      <w:r>
+        <w:t>.</w:t>
+      </w:r>
+      <w:r>
+        <w:rPr>
+          <w:rFonts w:hint="eastAsia"/>
+        </w:rPr>
+        <w:t>小怪 1</w:t>
+      </w:r>
+      <w:r>
+        <w:t>%</w:t>
+      </w:r>
+    </w:p>
+    <w:p>
+      <w:r>
+        <w:rPr>
+          <w:rFonts w:hint="eastAsia"/>
+        </w:rPr>
+        <w:t>2</w:t>
+      </w:r>
+      <w:r>
+        <w:t>.</w:t>
+      </w:r>
+      <w:r>
+        <w:rPr>
+          <w:rFonts w:hint="eastAsia"/>
+        </w:rPr>
+        <w:t>boss</w:t>
+      </w:r>
+      <w:r>
+        <w:t xml:space="preserve"> 100%</w:t>
+      </w:r>
+    </w:p>
+    <w:p>
+      <w:r>
+        <w:rPr>
+          <w:rFonts w:hint="eastAsia"/>
+        </w:rPr>
+        <w:t>以下是掉落技能石的品质概率分布：</w:t>
+      </w:r>
+    </w:p>
+    <w:p>
+      <w:r>
+        <w:rPr>
+          <w:rFonts w:hint="eastAsia"/>
+        </w:rPr>
+        <w:t>白5</w:t>
+      </w:r>
+      <w:r>
+        <w:t xml:space="preserve">0% </w:t>
+      </w:r>
+      <w:r>
+        <w:rPr>
+          <w:rFonts w:hint="eastAsia"/>
+        </w:rPr>
+        <w:t>蓝</w:t>
+      </w:r>
+      <w:r>
+        <w:rPr>
+          <w:rFonts w:hint="eastAsia"/>
+        </w:rPr>
+        <w:t>3</w:t>
+      </w:r>
+      <w:r>
+        <w:t>0%</w:t>
+      </w:r>
+      <w:r>
+        <w:rPr>
+          <w:rFonts w:hint="eastAsia"/>
+        </w:rPr>
+        <w:t>紫</w:t>
+      </w:r>
+      <w:r>
+        <w:rPr>
+          <w:rFonts w:hint="eastAsia"/>
+        </w:rPr>
+        <w:t>1</w:t>
+      </w:r>
+      <w:r>
+        <w:t>5%</w:t>
+      </w:r>
+      <w:r>
+        <w:rPr>
+          <w:rFonts w:hint="eastAsia"/>
+        </w:rPr>
+        <w:t>橙5</w:t>
+      </w:r>
+      <w:r>
+        <w:t>%</w:t>
+      </w:r>
+    </w:p>
+    <w:p>
+      <w:r>
+        <w:rPr>
+          <w:rFonts w:hint="eastAsia"/>
+        </w:rPr>
+        <w:t>以下是掉落技能石的</w:t>
+      </w:r>
+      <w:r>
+        <w:rPr>
+          <w:rFonts w:hint="eastAsia"/>
+        </w:rPr>
+        <w:t>品质对应词条数量</w:t>
+      </w:r>
+      <w:r>
+        <w:rPr>
+          <w:rFonts w:hint="eastAsia"/>
+        </w:rPr>
+        <w:t>：</w:t>
+      </w:r>
+    </w:p>
+    <w:p>
+      <w:r>
+        <w:rPr>
+          <w:rFonts w:hint="eastAsia"/>
+        </w:rPr>
+        <w:t>白</w:t>
+      </w:r>
+      <w:r>
+        <w:t>0</w:t>
+      </w:r>
+      <w:r>
+        <w:rPr>
+          <w:rFonts w:hint="eastAsia"/>
+        </w:rPr>
+        <w:t>词条</w:t>
+      </w:r>
+      <w:r>
+        <w:t xml:space="preserve"> </w:t>
+      </w:r>
+      <w:r>
+        <w:rPr>
+          <w:rFonts w:hint="eastAsia"/>
+        </w:rPr>
+        <w:t>蓝</w:t>
+      </w:r>
+      <w:r>
+        <w:t>1</w:t>
+      </w:r>
+      <w:r>
+        <w:rPr>
+          <w:rFonts w:hint="eastAsia"/>
+        </w:rPr>
+        <w:t xml:space="preserve">词条 </w:t>
+      </w:r>
+      <w:r>
+        <w:rPr>
+          <w:rFonts w:hint="eastAsia"/>
+        </w:rPr>
+        <w:t>紫</w:t>
+      </w:r>
+      <w:r>
+        <w:t>2</w:t>
+      </w:r>
+      <w:r>
+        <w:rPr>
+          <w:rFonts w:hint="eastAsia"/>
+        </w:rPr>
+        <w:t xml:space="preserve">词条 </w:t>
+      </w:r>
+      <w:r>
+        <w:rPr>
+          <w:rFonts w:hint="eastAsia"/>
+        </w:rPr>
+        <w:t>橙</w:t>
+      </w:r>
+      <w:r>
+        <w:t>3</w:t>
+      </w:r>
+      <w:r>
+        <w:rPr>
+          <w:rFonts w:hint="eastAsia"/>
+        </w:rPr>
+        <w:t>词条</w:t>
+      </w:r>
+    </w:p>
+    <w:p>
+      <w:pPr>
+        <w:rPr>
+          <w:rFonts w:hint="eastAsia"/>
+        </w:rPr>
+      </w:pPr>
+      <w:r>
+        <w:rPr>
+          <w:rFonts w:hint="eastAsia"/>
+        </w:rPr>
+        <w:t>以下是技能石</w:t>
+      </w:r>
+      <w:r>
+        <w:rPr>
+          <w:rFonts w:hint="eastAsia"/>
+        </w:rPr>
+        <w:t>单个词条的</w:t>
+      </w:r>
+      <w:r>
+        <w:rPr>
+          <w:rFonts w:hint="eastAsia"/>
+        </w:rPr>
+        <w:t>属性</w:t>
+      </w:r>
+      <w:r>
+        <w:rPr>
+          <w:rFonts w:hint="eastAsia"/>
+        </w:rPr>
+        <w:t>浮动范围：</w:t>
+      </w:r>
+    </w:p>
+    <w:p>
+      <w:r>
+        <w:rPr>
+          <w:rFonts w:hint="eastAsia"/>
+        </w:rPr>
+        <w:t>-</w:t>
+      </w:r>
+      <w:r>
+        <w:t>10</w:t>
+      </w:r>
+      <w:r>
+        <w:t>%</w:t>
+      </w:r>
+      <w:r>
+        <w:t>~+</w:t>
+      </w:r>
+      <w:r>
+        <w:t>10%</w:t>
+      </w:r>
+    </w:p>
+    <w:p>
+      <w:r>
+        <w:rPr>
+          <w:rFonts w:hint="eastAsia"/>
+        </w:rPr>
+        <w:t>以下是可能出现的词条属性：</w:t>
+      </w:r>
+    </w:p>
+    <w:p>
+      <w:r>
+        <w:rPr>
+          <w:rFonts w:hint="eastAsia"/>
+        </w:rPr>
+        <w:t>攻击力</w:t>
+      </w:r>
+    </w:p>
+    <w:p>
+      <w:r>
+        <w:rPr>
+          <w:rFonts w:hint="eastAsia"/>
+        </w:rPr>
+        <w:t>生命</w:t>
+      </w:r>
+    </w:p>
+    <w:p>
+      <w:r>
+        <w:rPr>
+          <w:rFonts w:hint="eastAsia"/>
+        </w:rPr>
+        <w:t>气力上限</w:t>
+      </w:r>
+    </w:p>
+    <w:p>
+      <w:pPr>
+        <w:rPr>
+          <w:rFonts w:hint="eastAsia"/>
+        </w:rPr>
+      </w:pPr>
+      <w:r>
+        <w:rPr>
+          <w:rFonts w:hint="eastAsia"/>
+        </w:rPr>
+        <w:t>气力回复速度</w:t>
+      </w:r>
+    </w:p>
+    <w:p>
+      <w:proofErr w:type="gramStart"/>
+      <w:r>
+        <w:rPr>
+          <w:rFonts w:hint="eastAsia"/>
+        </w:rPr>
+        <w:t>暴击率</w:t>
+      </w:r>
+      <w:proofErr w:type="gramEnd"/>
+    </w:p>
+    <w:p>
+      <w:r>
+        <w:rPr>
+          <w:rFonts w:hint="eastAsia"/>
+        </w:rPr>
+        <w:t>暴击伤害</w:t>
+      </w:r>
+    </w:p>
+    <w:p>
+      <w:r>
+        <w:rPr>
+          <w:rFonts w:hint="eastAsia"/>
+        </w:rPr>
+        <w:t>移速</w:t>
+      </w:r>
+    </w:p>
+    <w:p>
+      <w:pPr>
+        <w:rPr>
+          <w:rFonts w:hint="eastAsia"/>
+        </w:rPr>
+      </w:pPr>
+    </w:p>
+    <w:p>
+      <w:pPr>
+        <w:rPr>
+          <w:rFonts w:hint="eastAsia"/>
+        </w:rPr>
+      </w:pPr>
+    </w:p>
+    <w:p>
+      <w:r>
+        <w:rPr>
+          <w:rFonts w:hint="eastAsia"/>
+        </w:rPr>
+        <w:lastRenderedPageBreak/>
+        <w:t>技能石在</w:t>
       </w:r>
       <w:bookmarkStart w:id="0" w:name="_GoBack"/>
       <w:bookmarkEnd w:id="0"/>
@@ -7353,54 +7996,80 @@
         <w:rPr>
           <w:rFonts w:hint="eastAsia"/>
         </w:rPr>
-        <w:t>个技能石槽，开始只开放一个，其他槽位为锁住状态。并且有一个属性板 上面会写着所有技能石总计的属性加成</w:t>
-      </w:r>
-      <w:r>
-        <w:br/>
-      </w:r>
-      <w:r>
-        <w:rPr>
-          <w:rFonts w:hint="eastAsia"/>
-        </w:rPr>
-        <w:t>下半屏：背包栏</w:t>
-      </w:r>
-    </w:p>
-    <w:p>
-      <w:r>
-        <w:rPr>
-          <w:rFonts w:hint="eastAsia"/>
-        </w:rPr>
-        <w:t>技能石说明：技能石包含两部分，技能部分和属性部分</w:t>
-      </w:r>
-    </w:p>
-    <w:p>
-      <w:r>
-        <w:rPr>
-          <w:rFonts w:hint="eastAsia"/>
-        </w:rPr>
-        <w:t>技能部分会给主角技能加成，比如是一个“月牙天冲技能石”，那么进入游戏后主角自动获得一个1级的</w:t>
-      </w:r>
-      <w:proofErr w:type="gramStart"/>
-      <w:r>
-        <w:rPr>
-          <w:rFonts w:hint="eastAsia"/>
-        </w:rPr>
-        <w:t>月牙天</w:t>
-      </w:r>
-      <w:proofErr w:type="gramEnd"/>
-      <w:r>
-        <w:rPr>
-          <w:rFonts w:hint="eastAsia"/>
-        </w:rPr>
-        <w:t>冲。这部分和普通的升级奖励是一样的效果，也能参与合成。</w:t>
-      </w:r>
-    </w:p>
-    <w:p>
-      <w:r>
-        <w:rPr>
-          <w:rFonts w:hint="eastAsia"/>
-        </w:rPr>
-        <w:t>属性部分为主角带来额外的属性收益，进入游戏后主角自动获得这些属性收益。</w:t>
+        <w:t>战斗中</w:t>
+      </w:r>
+      <w:r>
+        <w:rPr>
+          <w:rFonts w:hint="eastAsia"/>
+        </w:rPr>
+        <w:t>掉落时的效果展示</w:t>
+      </w:r>
+      <w:r>
+        <w:rPr>
+          <w:rFonts w:hint="eastAsia"/>
+        </w:rPr>
+        <w:t>和装备逻辑一样。</w:t>
+      </w:r>
+      <w:r>
+        <w:t>I</w:t>
+      </w:r>
+      <w:r>
+        <w:rPr>
+          <w:rFonts w:hint="eastAsia"/>
+        </w:rPr>
+        <w:t>con改为技能石的icon。</w:t>
+      </w:r>
+    </w:p>
+    <w:p/>
+    <w:p>
+      <w:pPr>
+        <w:rPr>
+          <w:rFonts w:hint="eastAsia"/>
+        </w:rPr>
+      </w:pPr>
+      <w:r>
+        <w:rPr>
+          <w:rFonts w:hint="eastAsia"/>
+        </w:rPr>
+        <w:t>整体参考图在</w:t>
+      </w:r>
+      <w:r>
+        <w:t>D:\workspace\rzz_godot_newtry\assets\ui\cankao</w:t>
+      </w:r>
+      <w:r>
+        <w:rPr>
+          <w:rFonts w:hint="eastAsia"/>
+        </w:rPr>
+        <w:t>的</w:t>
+      </w:r>
+      <w:r>
+        <w:rPr>
+          <w:rFonts w:hint="eastAsia"/>
+        </w:rPr>
+        <w:t xml:space="preserve"> </w:t>
+      </w:r>
+      <w:r>
+        <w:t>skillstone.png</w:t>
+      </w:r>
+    </w:p>
+    <w:p>
+      <w:r>
+        <w:rPr>
+          <w:rFonts w:hint="eastAsia"/>
+        </w:rPr>
+        <w:t>标题前面的icon在</w:t>
+      </w:r>
+      <w:r>
+        <w:t>D:\workspace\rzz_godot_newtry\assets\ui\icons\system</w:t>
+      </w:r>
+      <w:r>
+        <w:rPr>
+          <w:rFonts w:hint="eastAsia"/>
+        </w:rPr>
+        <w:t>的</w:t>
+      </w:r>
+      <w:r>
+        <w:t>skill_stone_icon.png</w:t>
       </w:r>
     </w:p>
     <w:p>

--- a/新的想法.docx
+++ b/新的想法.docx
@@ -7307,24 +7307,58 @@
         <w:rPr>
           <w:rFonts w:hint="eastAsia"/>
         </w:rPr>
-        <w:t>2</w:t>
-      </w:r>
-      <w:r>
-        <w:t>.</w:t>
-      </w:r>
-      <w:r>
-        <w:rPr>
-          <w:rFonts w:hint="eastAsia"/>
-        </w:rPr>
-        <w:t>技能石按钮：</w:t>
-      </w:r>
-    </w:p>
-    <w:p>
-      <w:r>
-        <w:rPr>
-          <w:rFonts w:hint="eastAsia"/>
-        </w:rPr>
-        <w:t>点击后进入技能石界面：</w:t>
+        <w:t>新增个技能石系统</w:t>
+      </w:r>
+    </w:p>
+    <w:p>
+      <w:pPr>
+        <w:rPr>
+          <w:rFonts w:hint="eastAsia"/>
+        </w:rPr>
+      </w:pPr>
+      <w:r>
+        <w:rPr>
+          <w:rFonts w:hint="eastAsia"/>
+        </w:rPr>
+        <w:t>技能</w:t>
+      </w:r>
+      <w:proofErr w:type="gramStart"/>
+      <w:r>
+        <w:rPr>
+          <w:rFonts w:hint="eastAsia"/>
+        </w:rPr>
+        <w:t>石</w:t>
+      </w:r>
+      <w:r>
+        <w:rPr>
+          <w:rFonts w:hint="eastAsia"/>
+        </w:rPr>
+        <w:t>系统</w:t>
+      </w:r>
+      <w:proofErr w:type="gramEnd"/>
+      <w:r>
+        <w:rPr>
+          <w:rFonts w:hint="eastAsia"/>
+        </w:rPr>
+        <w:t>按钮在</w:t>
+      </w:r>
+      <w:r>
+        <w:rPr>
+          <w:rFonts w:hint="eastAsia"/>
+        </w:rPr>
+        <w:t>装备页面的</w:t>
+      </w:r>
+      <w:r>
+        <w:rPr>
+          <w:rFonts w:hint="eastAsia"/>
+        </w:rPr>
+        <w:t>合成按钮旁边</w:t>
+      </w:r>
+      <w:r>
+        <w:rPr>
+          <w:rFonts w:hint="eastAsia"/>
+        </w:rPr>
+        <w:t>，点击后打开技能石页面</w:t>
       </w:r>
     </w:p>
     <w:p>
@@ -7650,7 +7684,33 @@
         <w:rPr>
           <w:rFonts w:hint="eastAsia"/>
         </w:rPr>
-        <w:t>目前技能石池子暂定为所有的权值1以上的升级奖励。以后我会弄个表。</w:t>
+        <w:t>目前技能石池子暂定为所有的权值1以上的升级奖励。</w:t>
+      </w:r>
+      <w:r>
+        <w:rPr>
+          <w:rFonts w:hint="eastAsia"/>
+        </w:rPr>
+        <w:t>帮我按规则生成一个技能石配置excel表，以后我可以在excel表里</w:t>
+      </w:r>
+      <w:proofErr w:type="gramStart"/>
+      <w:r>
+        <w:rPr>
+          <w:rFonts w:hint="eastAsia"/>
+        </w:rPr>
+        <w:t>增删改查技能</w:t>
+      </w:r>
+      <w:proofErr w:type="gramEnd"/>
+      <w:r>
+        <w:rPr>
+          <w:rFonts w:hint="eastAsia"/>
+        </w:rPr>
+        <w:t>石配置</w:t>
+      </w:r>
+      <w:r>
+        <w:rPr>
+          <w:rFonts w:hint="eastAsia"/>
+        </w:rPr>
+        <w:t>。</w:t>
       </w:r>
       <w:r>
         <w:br/>
@@ -7987,111 +8047,771 @@
         <w:rPr>
           <w:rFonts w:hint="eastAsia"/>
         </w:rPr>
-        <w:lastRenderedPageBreak/>
         <w:t>技能石在</w:t>
       </w:r>
+      <w:r>
+        <w:rPr>
+          <w:rFonts w:hint="eastAsia"/>
+        </w:rPr>
+        <w:t>战斗中</w:t>
+      </w:r>
+      <w:r>
+        <w:rPr>
+          <w:rFonts w:hint="eastAsia"/>
+        </w:rPr>
+        <w:t>掉落时的效果展示</w:t>
+      </w:r>
+      <w:r>
+        <w:rPr>
+          <w:rFonts w:hint="eastAsia"/>
+        </w:rPr>
+        <w:t>和装备逻辑一样。</w:t>
+      </w:r>
+      <w:r>
+        <w:t>I</w:t>
+      </w:r>
+      <w:r>
+        <w:rPr>
+          <w:rFonts w:hint="eastAsia"/>
+        </w:rPr>
+        <w:t>con改为技能石的icon。</w:t>
+      </w:r>
+    </w:p>
+    <w:p/>
+    <w:p>
+      <w:pPr>
+        <w:rPr>
+          <w:rFonts w:hint="eastAsia"/>
+        </w:rPr>
+      </w:pPr>
+      <w:r>
+        <w:rPr>
+          <w:rFonts w:hint="eastAsia"/>
+        </w:rPr>
+        <w:t>整体参考图在</w:t>
+      </w:r>
+      <w:r>
+        <w:t>D:\workspace\rzz_godot_newtry\assets\ui\cankao</w:t>
+      </w:r>
+      <w:r>
+        <w:rPr>
+          <w:rFonts w:hint="eastAsia"/>
+        </w:rPr>
+        <w:t>的</w:t>
+      </w:r>
+      <w:r>
+        <w:rPr>
+          <w:rFonts w:hint="eastAsia"/>
+        </w:rPr>
+        <w:t xml:space="preserve"> </w:t>
+      </w:r>
+      <w:r>
+        <w:t>skillstone.png</w:t>
+      </w:r>
+    </w:p>
+    <w:p>
+      <w:r>
+        <w:rPr>
+          <w:rFonts w:hint="eastAsia"/>
+        </w:rPr>
+        <w:t>标题前面的icon在</w:t>
+      </w:r>
+      <w:r>
+        <w:t>D:\workspace\rzz_godot_newtry\assets\ui\icons\system</w:t>
+      </w:r>
+      <w:r>
+        <w:rPr>
+          <w:rFonts w:hint="eastAsia"/>
+        </w:rPr>
+        <w:t>的</w:t>
+      </w:r>
+      <w:r>
+        <w:t>skill_stone_icon.png</w:t>
+      </w:r>
+    </w:p>
+    <w:p>
+      <w:pPr>
+        <w:rPr>
+          <w:rFonts w:hint="eastAsia"/>
+        </w:rPr>
+      </w:pPr>
+      <w:r>
+        <w:rPr>
+          <w:rFonts w:hint="eastAsia"/>
+        </w:rPr>
+        <w:t>背包和技能石槽位先用</w:t>
+      </w:r>
+      <w:r>
+        <w:rPr>
+          <w:rFonts w:hint="eastAsia"/>
+        </w:rPr>
+        <w:t>装备界面的槽位icon，以后我会替换资源。</w:t>
+      </w:r>
+    </w:p>
+    <w:p>
+      <w:pPr>
+        <w:rPr>
+          <w:rFonts w:hint="eastAsia"/>
+        </w:rPr>
+      </w:pPr>
+    </w:p>
+    <w:p>
+      <w:r>
+        <w:rPr>
+          <w:rFonts w:hint="eastAsia"/>
+        </w:rPr>
+        <w:t>装备强化</w:t>
+      </w:r>
+      <w:r>
+        <w:t xml:space="preserve"> </w:t>
+      </w:r>
+      <w:r>
+        <w:rPr>
+          <w:rFonts w:hint="eastAsia"/>
+        </w:rPr>
+        <w:t>强化精粹</w:t>
+      </w:r>
+    </w:p>
+    <w:p/>
+    <w:p/>
+    <w:p>
+      <w:r>
+        <w:rPr>
+          <w:rFonts w:hint="eastAsia"/>
+        </w:rPr>
+        <w:t>体力系统</w:t>
+      </w:r>
+    </w:p>
+    <w:p>
+      <w:pPr>
+        <w:widowControl/>
+        <w:jc w:val="left"/>
+        <w:rPr>
+          <w:rFonts w:ascii="Arial" w:eastAsia="宋体" w:hAnsi="Arial" w:cs="Arial"/>
+          <w:b/>
+          <w:bCs/>
+          <w:kern w:val="0"/>
+          <w:sz w:val="24"/>
+          <w:szCs w:val="24"/>
+        </w:rPr>
+      </w:pPr>
+      <w:r>
+        <w:rPr>
+          <w:rFonts w:ascii="Arial" w:eastAsia="宋体" w:hAnsi="Arial" w:cs="Arial"/>
+          <w:b/>
+          <w:bCs/>
+          <w:kern w:val="0"/>
+          <w:sz w:val="24"/>
+          <w:szCs w:val="24"/>
+        </w:rPr>
+        <w:t>6</w:t>
+      </w:r>
+      <w:r>
+        <w:rPr>
+          <w:rFonts w:ascii="Arial" w:eastAsia="宋体" w:hAnsi="Arial" w:cs="Arial"/>
+          <w:b/>
+          <w:bCs/>
+          <w:kern w:val="0"/>
+          <w:sz w:val="24"/>
+          <w:szCs w:val="24"/>
+        </w:rPr>
+        <w:t>分钟</w:t>
+      </w:r>
+      <w:r>
+        <w:rPr>
+          <w:rFonts w:ascii="Arial" w:eastAsia="宋体" w:hAnsi="Arial" w:cs="Arial"/>
+          <w:b/>
+          <w:bCs/>
+          <w:kern w:val="0"/>
+          <w:sz w:val="24"/>
+          <w:szCs w:val="24"/>
+        </w:rPr>
+        <w:t>/</w:t>
+      </w:r>
+      <w:r>
+        <w:rPr>
+          <w:rFonts w:ascii="Arial" w:eastAsia="宋体" w:hAnsi="Arial" w:cs="Arial"/>
+          <w:b/>
+          <w:bCs/>
+          <w:kern w:val="0"/>
+          <w:sz w:val="24"/>
+          <w:szCs w:val="24"/>
+        </w:rPr>
+        <w:t>点</w:t>
+      </w:r>
+      <w:r>
+        <w:rPr>
+          <w:rFonts w:ascii="Arial" w:eastAsia="宋体" w:hAnsi="Arial" w:cs="Arial"/>
+          <w:b/>
+          <w:bCs/>
+          <w:kern w:val="0"/>
+          <w:sz w:val="24"/>
+          <w:szCs w:val="24"/>
+        </w:rPr>
+        <w:t xml:space="preserve"> </w:t>
+      </w:r>
+      <w:r>
+        <w:rPr>
+          <w:rFonts w:ascii="Arial" w:eastAsia="宋体" w:hAnsi="Arial" w:cs="Arial"/>
+          <w:b/>
+          <w:bCs/>
+          <w:kern w:val="0"/>
+          <w:sz w:val="24"/>
+          <w:szCs w:val="24"/>
+        </w:rPr>
+        <w:t>阵营（目前</w:t>
+      </w:r>
+      <w:proofErr w:type="gramStart"/>
+      <w:r>
+        <w:rPr>
+          <w:rFonts w:ascii="Arial" w:eastAsia="宋体" w:hAnsi="Arial" w:cs="Arial"/>
+          <w:b/>
+          <w:bCs/>
+          <w:kern w:val="0"/>
+          <w:sz w:val="24"/>
+          <w:szCs w:val="24"/>
+        </w:rPr>
+        <w:t>最</w:t>
+      </w:r>
+      <w:proofErr w:type="gramEnd"/>
+      <w:r>
+        <w:rPr>
+          <w:rFonts w:ascii="Arial" w:eastAsia="宋体" w:hAnsi="Arial" w:cs="Arial"/>
+          <w:b/>
+          <w:bCs/>
+          <w:kern w:val="0"/>
+          <w:sz w:val="24"/>
+          <w:szCs w:val="24"/>
+        </w:rPr>
+        <w:t>主流）</w:t>
+      </w:r>
+    </w:p>
+    <w:p>
+      <w:pPr>
+        <w:widowControl/>
+        <w:numPr>
+          <w:ilvl w:val="0"/>
+          <w:numId w:val="6"/>
+        </w:numPr>
+        <w:ind w:left="0"/>
+        <w:jc w:val="left"/>
+        <w:rPr>
+          <w:rFonts w:ascii="Arial" w:eastAsia="宋体" w:hAnsi="Arial" w:cs="Arial"/>
+          <w:kern w:val="0"/>
+          <w:sz w:val="24"/>
+          <w:szCs w:val="24"/>
+        </w:rPr>
+      </w:pPr>
+      <w:r>
+        <w:rPr>
+          <w:rFonts w:ascii="Arial" w:eastAsia="宋体" w:hAnsi="Arial" w:cs="Arial"/>
+          <w:b/>
+          <w:bCs/>
+          <w:kern w:val="0"/>
+          <w:sz w:val="24"/>
+          <w:szCs w:val="24"/>
+        </w:rPr>
+        <w:t>恢复速度</w:t>
+      </w:r>
+      <w:r>
+        <w:rPr>
+          <w:rFonts w:ascii="Arial" w:eastAsia="宋体" w:hAnsi="Arial" w:cs="Arial"/>
+          <w:kern w:val="0"/>
+          <w:sz w:val="24"/>
+          <w:szCs w:val="24"/>
+        </w:rPr>
+        <w:t>：</w:t>
+      </w:r>
+      <w:r>
+        <w:rPr>
+          <w:rFonts w:ascii="Arial" w:eastAsia="宋体" w:hAnsi="Arial" w:cs="Arial"/>
+          <w:b/>
+          <w:bCs/>
+          <w:kern w:val="0"/>
+          <w:sz w:val="24"/>
+          <w:szCs w:val="24"/>
+        </w:rPr>
+        <w:t>6</w:t>
+      </w:r>
+      <w:r>
+        <w:rPr>
+          <w:rFonts w:ascii="Arial" w:eastAsia="宋体" w:hAnsi="Arial" w:cs="Arial"/>
+          <w:b/>
+          <w:bCs/>
+          <w:kern w:val="0"/>
+          <w:sz w:val="24"/>
+          <w:szCs w:val="24"/>
+        </w:rPr>
+        <w:t>分钟恢复</w:t>
+      </w:r>
+      <w:r>
+        <w:rPr>
+          <w:rFonts w:ascii="Arial" w:eastAsia="宋体" w:hAnsi="Arial" w:cs="Arial"/>
+          <w:b/>
+          <w:bCs/>
+          <w:kern w:val="0"/>
+          <w:sz w:val="24"/>
+          <w:szCs w:val="24"/>
+        </w:rPr>
+        <w:t>1</w:t>
+      </w:r>
+      <w:r>
+        <w:rPr>
+          <w:rFonts w:ascii="Arial" w:eastAsia="宋体" w:hAnsi="Arial" w:cs="Arial"/>
+          <w:b/>
+          <w:bCs/>
+          <w:kern w:val="0"/>
+          <w:sz w:val="24"/>
+          <w:szCs w:val="24"/>
+        </w:rPr>
+        <w:t>点</w:t>
+      </w:r>
+      <w:r>
+        <w:rPr>
+          <w:rFonts w:ascii="Arial" w:eastAsia="宋体" w:hAnsi="Arial" w:cs="Arial"/>
+          <w:kern w:val="0"/>
+          <w:sz w:val="24"/>
+          <w:szCs w:val="24"/>
+        </w:rPr>
+        <w:t>。</w:t>
+      </w:r>
+      <w:r>
+        <w:rPr>
+          <w:rFonts w:ascii="Arial" w:eastAsia="宋体" w:hAnsi="Arial" w:cs="Arial"/>
+          <w:kern w:val="0"/>
+          <w:sz w:val="24"/>
+          <w:szCs w:val="24"/>
+        </w:rPr>
+        <w:t xml:space="preserve"> [</w:t>
+      </w:r>
+      <w:hyperlink r:id="rId8" w:history="1">
+        <w:r>
+          <w:rPr>
+            <w:rFonts w:ascii="Arial" w:eastAsia="宋体" w:hAnsi="Arial" w:cs="Arial"/>
+            <w:color w:val="0000FF"/>
+            <w:kern w:val="0"/>
+            <w:sz w:val="24"/>
+            <w:szCs w:val="24"/>
+            <w:u w:val="single"/>
+          </w:rPr>
+          <w:t>1</w:t>
+        </w:r>
+      </w:hyperlink>
+      <w:r>
+        <w:rPr>
+          <w:rFonts w:ascii="Arial" w:eastAsia="宋体" w:hAnsi="Arial" w:cs="Arial"/>
+          <w:kern w:val="0"/>
+          <w:sz w:val="24"/>
+          <w:szCs w:val="24"/>
+        </w:rPr>
+        <w:t xml:space="preserve">, </w:t>
+      </w:r>
+      <w:hyperlink r:id="rId9" w:history="1">
+        <w:r>
+          <w:rPr>
+            <w:rFonts w:ascii="Arial" w:eastAsia="宋体" w:hAnsi="Arial" w:cs="Arial"/>
+            <w:color w:val="0000FF"/>
+            <w:kern w:val="0"/>
+            <w:sz w:val="24"/>
+            <w:szCs w:val="24"/>
+            <w:u w:val="single"/>
+          </w:rPr>
+          <w:t>2</w:t>
+        </w:r>
+      </w:hyperlink>
+      <w:r>
+        <w:rPr>
+          <w:rFonts w:ascii="Arial" w:eastAsia="宋体" w:hAnsi="Arial" w:cs="Arial"/>
+          <w:kern w:val="0"/>
+          <w:sz w:val="24"/>
+          <w:szCs w:val="24"/>
+        </w:rPr>
+        <w:t>]</w:t>
+      </w:r>
+    </w:p>
+    <w:p>
+      <w:pPr>
+        <w:widowControl/>
+        <w:numPr>
+          <w:ilvl w:val="0"/>
+          <w:numId w:val="6"/>
+        </w:numPr>
+        <w:ind w:left="0"/>
+        <w:jc w:val="left"/>
+        <w:rPr>
+          <w:rFonts w:ascii="Arial" w:eastAsia="宋体" w:hAnsi="Arial" w:cs="Arial"/>
+          <w:kern w:val="0"/>
+          <w:sz w:val="24"/>
+          <w:szCs w:val="24"/>
+        </w:rPr>
+      </w:pPr>
+      <w:r>
+        <w:rPr>
+          <w:rFonts w:ascii="Arial" w:eastAsia="宋体" w:hAnsi="Arial" w:cs="Arial"/>
+          <w:b/>
+          <w:bCs/>
+          <w:kern w:val="0"/>
+          <w:sz w:val="24"/>
+          <w:szCs w:val="24"/>
+        </w:rPr>
+        <w:t>每日产出</w:t>
+      </w:r>
+      <w:r>
+        <w:rPr>
+          <w:rFonts w:ascii="Arial" w:eastAsia="宋体" w:hAnsi="Arial" w:cs="Arial"/>
+          <w:kern w:val="0"/>
+          <w:sz w:val="24"/>
+          <w:szCs w:val="24"/>
+        </w:rPr>
+        <w:t>：每天（</w:t>
+      </w:r>
+      <w:r>
+        <w:rPr>
+          <w:rFonts w:ascii="Arial" w:eastAsia="宋体" w:hAnsi="Arial" w:cs="Arial"/>
+          <w:kern w:val="0"/>
+          <w:sz w:val="24"/>
+          <w:szCs w:val="24"/>
+        </w:rPr>
+        <w:t>24</w:t>
+      </w:r>
+      <w:r>
+        <w:rPr>
+          <w:rFonts w:ascii="Arial" w:eastAsia="宋体" w:hAnsi="Arial" w:cs="Arial"/>
+          <w:kern w:val="0"/>
+          <w:sz w:val="24"/>
+          <w:szCs w:val="24"/>
+        </w:rPr>
+        <w:t>小时）自然恢复</w:t>
+      </w:r>
+      <w:r>
+        <w:rPr>
+          <w:rFonts w:ascii="Arial" w:eastAsia="宋体" w:hAnsi="Arial" w:cs="Arial"/>
+          <w:kern w:val="0"/>
+          <w:sz w:val="24"/>
+          <w:szCs w:val="24"/>
+        </w:rPr>
+        <w:t xml:space="preserve"> </w:t>
+      </w:r>
+      <w:r>
+        <w:rPr>
+          <w:rFonts w:ascii="Arial" w:eastAsia="宋体" w:hAnsi="Arial" w:cs="Arial"/>
+          <w:b/>
+          <w:bCs/>
+          <w:kern w:val="0"/>
+          <w:sz w:val="24"/>
+          <w:szCs w:val="24"/>
+        </w:rPr>
+        <w:t>240</w:t>
+      </w:r>
+      <w:r>
+        <w:rPr>
+          <w:rFonts w:ascii="Arial" w:eastAsia="宋体" w:hAnsi="Arial" w:cs="Arial"/>
+          <w:b/>
+          <w:bCs/>
+          <w:kern w:val="0"/>
+          <w:sz w:val="24"/>
+          <w:szCs w:val="24"/>
+        </w:rPr>
+        <w:t>点</w:t>
+      </w:r>
+      <w:r>
+        <w:rPr>
+          <w:rFonts w:ascii="Arial" w:eastAsia="宋体" w:hAnsi="Arial" w:cs="Arial"/>
+          <w:kern w:val="0"/>
+          <w:sz w:val="24"/>
+          <w:szCs w:val="24"/>
+        </w:rPr>
+        <w:t xml:space="preserve"> </w:t>
+      </w:r>
+      <w:r>
+        <w:rPr>
+          <w:rFonts w:ascii="Arial" w:eastAsia="宋体" w:hAnsi="Arial" w:cs="Arial"/>
+          <w:kern w:val="0"/>
+          <w:sz w:val="24"/>
+          <w:szCs w:val="24"/>
+        </w:rPr>
+        <w:t>体力。</w:t>
+      </w:r>
+      <w:r>
+        <w:rPr>
+          <w:rFonts w:ascii="Arial" w:eastAsia="宋体" w:hAnsi="Arial" w:cs="Arial"/>
+          <w:kern w:val="0"/>
+          <w:sz w:val="24"/>
+          <w:szCs w:val="24"/>
+        </w:rPr>
+        <w:t xml:space="preserve"> [</w:t>
+      </w:r>
+      <w:hyperlink r:id="rId10" w:history="1">
+        <w:r>
+          <w:rPr>
+            <w:rFonts w:ascii="Arial" w:eastAsia="宋体" w:hAnsi="Arial" w:cs="Arial"/>
+            <w:color w:val="0000FF"/>
+            <w:kern w:val="0"/>
+            <w:sz w:val="24"/>
+            <w:szCs w:val="24"/>
+            <w:u w:val="single"/>
+          </w:rPr>
+          <w:t>1</w:t>
+        </w:r>
+      </w:hyperlink>
+      <w:r>
+        <w:rPr>
+          <w:rFonts w:ascii="Arial" w:eastAsia="宋体" w:hAnsi="Arial" w:cs="Arial"/>
+          <w:kern w:val="0"/>
+          <w:sz w:val="24"/>
+          <w:szCs w:val="24"/>
+        </w:rPr>
+        <w:t>]</w:t>
+      </w:r>
+    </w:p>
+    <w:p>
+      <w:pPr>
+        <w:widowControl/>
+        <w:numPr>
+          <w:ilvl w:val="0"/>
+          <w:numId w:val="6"/>
+        </w:numPr>
+        <w:ind w:left="0"/>
+        <w:jc w:val="left"/>
+        <w:rPr>
+          <w:rFonts w:ascii="Arial" w:eastAsia="宋体" w:hAnsi="Arial" w:cs="Arial"/>
+          <w:kern w:val="0"/>
+          <w:sz w:val="24"/>
+          <w:szCs w:val="24"/>
+        </w:rPr>
+      </w:pPr>
+      <w:r>
+        <w:rPr>
+          <w:rFonts w:ascii="Arial" w:eastAsia="宋体" w:hAnsi="Arial" w:cs="Arial"/>
+          <w:b/>
+          <w:bCs/>
+          <w:kern w:val="0"/>
+          <w:sz w:val="24"/>
+          <w:szCs w:val="24"/>
+        </w:rPr>
+        <w:t>体力量上限</w:t>
+      </w:r>
+      <w:r>
+        <w:rPr>
+          <w:rFonts w:ascii="Arial" w:eastAsia="宋体" w:hAnsi="Arial" w:cs="Arial"/>
+          <w:kern w:val="0"/>
+          <w:sz w:val="24"/>
+          <w:szCs w:val="24"/>
+        </w:rPr>
+        <w:t>：通常在</w:t>
+      </w:r>
+      <w:r>
+        <w:rPr>
+          <w:rFonts w:ascii="Arial" w:eastAsia="宋体" w:hAnsi="Arial" w:cs="Arial"/>
+          <w:kern w:val="0"/>
+          <w:sz w:val="24"/>
+          <w:szCs w:val="24"/>
+        </w:rPr>
+        <w:t xml:space="preserve"> </w:t>
+      </w:r>
+      <w:r>
+        <w:rPr>
+          <w:rFonts w:ascii="Arial" w:eastAsia="宋体" w:hAnsi="Arial" w:cs="Arial"/>
+          <w:b/>
+          <w:bCs/>
+          <w:kern w:val="0"/>
+          <w:sz w:val="24"/>
+          <w:szCs w:val="24"/>
+        </w:rPr>
+        <w:t>160</w:t>
+      </w:r>
+      <w:r>
+        <w:rPr>
+          <w:rFonts w:ascii="Arial" w:eastAsia="宋体" w:hAnsi="Arial" w:cs="Arial"/>
+          <w:b/>
+          <w:bCs/>
+          <w:kern w:val="0"/>
+          <w:sz w:val="24"/>
+          <w:szCs w:val="24"/>
+        </w:rPr>
+        <w:t>点</w:t>
+      </w:r>
+      <w:r>
+        <w:rPr>
+          <w:rFonts w:ascii="Arial" w:eastAsia="宋体" w:hAnsi="Arial" w:cs="Arial"/>
+          <w:b/>
+          <w:bCs/>
+          <w:kern w:val="0"/>
+          <w:sz w:val="24"/>
+          <w:szCs w:val="24"/>
+        </w:rPr>
+        <w:t xml:space="preserve"> ~ 240</w:t>
+      </w:r>
+      <w:r>
+        <w:rPr>
+          <w:rFonts w:ascii="Arial" w:eastAsia="宋体" w:hAnsi="Arial" w:cs="Arial"/>
+          <w:b/>
+          <w:bCs/>
+          <w:kern w:val="0"/>
+          <w:sz w:val="24"/>
+          <w:szCs w:val="24"/>
+        </w:rPr>
+        <w:t>点</w:t>
+      </w:r>
+      <w:r>
+        <w:rPr>
+          <w:rFonts w:ascii="Arial" w:eastAsia="宋体" w:hAnsi="Arial" w:cs="Arial"/>
+          <w:kern w:val="0"/>
+          <w:sz w:val="24"/>
+          <w:szCs w:val="24"/>
+        </w:rPr>
+        <w:t xml:space="preserve"> </w:t>
+      </w:r>
+      <w:r>
+        <w:rPr>
+          <w:rFonts w:ascii="Arial" w:eastAsia="宋体" w:hAnsi="Arial" w:cs="Arial"/>
+          <w:kern w:val="0"/>
+          <w:sz w:val="24"/>
+          <w:szCs w:val="24"/>
+        </w:rPr>
+        <w:t>之间。</w:t>
+      </w:r>
+    </w:p>
+    <w:p>
+      <w:pPr>
+        <w:widowControl/>
+        <w:numPr>
+          <w:ilvl w:val="1"/>
+          <w:numId w:val="6"/>
+        </w:numPr>
+        <w:ind w:left="0"/>
+        <w:jc w:val="left"/>
+        <w:rPr>
+          <w:rFonts w:ascii="Arial" w:eastAsia="宋体" w:hAnsi="Arial" w:cs="Arial"/>
+          <w:kern w:val="0"/>
+          <w:sz w:val="24"/>
+          <w:szCs w:val="24"/>
+        </w:rPr>
+      </w:pPr>
+      <w:r>
+        <w:rPr>
+          <w:rFonts w:ascii="Arial" w:eastAsia="宋体" w:hAnsi="Arial" w:cs="Arial"/>
+          <w:i/>
+          <w:iCs/>
+          <w:kern w:val="0"/>
+          <w:sz w:val="24"/>
+          <w:szCs w:val="24"/>
+        </w:rPr>
+        <w:t>180</w:t>
+      </w:r>
+      <w:r>
+        <w:rPr>
+          <w:rFonts w:ascii="Arial" w:eastAsia="宋体" w:hAnsi="Arial" w:cs="Arial"/>
+          <w:i/>
+          <w:iCs/>
+          <w:kern w:val="0"/>
+          <w:sz w:val="24"/>
+          <w:szCs w:val="24"/>
+        </w:rPr>
+        <w:t>点上限</w:t>
+      </w:r>
+      <w:r>
+        <w:rPr>
+          <w:rFonts w:ascii="Arial" w:eastAsia="宋体" w:hAnsi="Arial" w:cs="Arial"/>
+          <w:kern w:val="0"/>
+          <w:sz w:val="24"/>
+          <w:szCs w:val="24"/>
+        </w:rPr>
+        <w:t>：需要</w:t>
+      </w:r>
+      <w:r>
+        <w:rPr>
+          <w:rFonts w:ascii="Arial" w:eastAsia="宋体" w:hAnsi="Arial" w:cs="Arial"/>
+          <w:kern w:val="0"/>
+          <w:sz w:val="24"/>
+          <w:szCs w:val="24"/>
+        </w:rPr>
+        <w:t xml:space="preserve"> 18 </w:t>
+      </w:r>
+      <w:r>
+        <w:rPr>
+          <w:rFonts w:ascii="Arial" w:eastAsia="宋体" w:hAnsi="Arial" w:cs="Arial"/>
+          <w:kern w:val="0"/>
+          <w:sz w:val="24"/>
+          <w:szCs w:val="24"/>
+        </w:rPr>
+        <w:t>小时回满。</w:t>
+      </w:r>
+    </w:p>
+    <w:p>
+      <w:pPr>
+        <w:widowControl/>
+        <w:numPr>
+          <w:ilvl w:val="1"/>
+          <w:numId w:val="6"/>
+        </w:numPr>
+        <w:ind w:left="0"/>
+        <w:jc w:val="left"/>
+        <w:rPr>
+          <w:rFonts w:ascii="Arial" w:eastAsia="宋体" w:hAnsi="Arial" w:cs="Arial"/>
+          <w:kern w:val="0"/>
+          <w:sz w:val="24"/>
+          <w:szCs w:val="24"/>
+        </w:rPr>
+      </w:pPr>
+      <w:r>
+        <w:rPr>
+          <w:rFonts w:ascii="Arial" w:eastAsia="宋体" w:hAnsi="Arial" w:cs="Arial"/>
+          <w:i/>
+          <w:iCs/>
+          <w:kern w:val="0"/>
+          <w:sz w:val="24"/>
+          <w:szCs w:val="24"/>
+        </w:rPr>
+        <w:t>240</w:t>
+      </w:r>
+      <w:r>
+        <w:rPr>
+          <w:rFonts w:ascii="Arial" w:eastAsia="宋体" w:hAnsi="Arial" w:cs="Arial"/>
+          <w:i/>
+          <w:iCs/>
+          <w:kern w:val="0"/>
+          <w:sz w:val="24"/>
+          <w:szCs w:val="24"/>
+        </w:rPr>
+        <w:t>点上限</w:t>
+      </w:r>
+      <w:r>
+        <w:rPr>
+          <w:rFonts w:ascii="Arial" w:eastAsia="宋体" w:hAnsi="Arial" w:cs="Arial"/>
+          <w:kern w:val="0"/>
+          <w:sz w:val="24"/>
+          <w:szCs w:val="24"/>
+        </w:rPr>
+        <w:t>：需要</w:t>
+      </w:r>
+      <w:r>
+        <w:rPr>
+          <w:rFonts w:ascii="Arial" w:eastAsia="宋体" w:hAnsi="Arial" w:cs="Arial"/>
+          <w:kern w:val="0"/>
+          <w:sz w:val="24"/>
+          <w:szCs w:val="24"/>
+        </w:rPr>
+        <w:t xml:space="preserve"> 24 </w:t>
+      </w:r>
+      <w:r>
+        <w:rPr>
+          <w:rFonts w:ascii="Arial" w:eastAsia="宋体" w:hAnsi="Arial" w:cs="Arial"/>
+          <w:kern w:val="0"/>
+          <w:sz w:val="24"/>
+          <w:szCs w:val="24"/>
+        </w:rPr>
+        <w:t>小时回满。</w:t>
+      </w:r>
+    </w:p>
+    <w:p>
+      <w:pPr>
+        <w:rPr>
+          <w:rFonts w:hint="eastAsia"/>
+        </w:rPr>
+      </w:pPr>
       <w:bookmarkStart w:id="0" w:name="_GoBack"/>
       <w:bookmarkEnd w:id="0"/>
-      <w:r>
-        <w:rPr>
-          <w:rFonts w:hint="eastAsia"/>
-        </w:rPr>
-        <w:t>战斗中</w:t>
-      </w:r>
-      <w:r>
-        <w:rPr>
-          <w:rFonts w:hint="eastAsia"/>
-        </w:rPr>
-        <w:t>掉落时的效果展示</w:t>
-      </w:r>
-      <w:r>
-        <w:rPr>
-          <w:rFonts w:hint="eastAsia"/>
-        </w:rPr>
-        <w:t>和装备逻辑一样。</w:t>
-      </w:r>
-      <w:r>
-        <w:t>I</w:t>
-      </w:r>
-      <w:r>
-        <w:rPr>
-          <w:rFonts w:hint="eastAsia"/>
-        </w:rPr>
-        <w:t>con改为技能石的icon。</w:t>
-      </w:r>
-    </w:p>
-    <w:p/>
-    <w:p>
-      <w:pPr>
-        <w:rPr>
-          <w:rFonts w:hint="eastAsia"/>
-        </w:rPr>
-      </w:pPr>
-      <w:r>
-        <w:rPr>
-          <w:rFonts w:hint="eastAsia"/>
-        </w:rPr>
-        <w:t>整体参考图在</w:t>
-      </w:r>
-      <w:r>
-        <w:t>D:\workspace\rzz_godot_newtry\assets\ui\cankao</w:t>
-      </w:r>
-      <w:r>
-        <w:rPr>
-          <w:rFonts w:hint="eastAsia"/>
-        </w:rPr>
-        <w:t>的</w:t>
-      </w:r>
-      <w:r>
-        <w:rPr>
-          <w:rFonts w:hint="eastAsia"/>
-        </w:rPr>
-        <w:t xml:space="preserve"> </w:t>
-      </w:r>
-      <w:r>
-        <w:t>skillstone.png</w:t>
-      </w:r>
-    </w:p>
-    <w:p>
-      <w:r>
-        <w:rPr>
-          <w:rFonts w:hint="eastAsia"/>
-        </w:rPr>
-        <w:t>标题前面的icon在</w:t>
-      </w:r>
-      <w:r>
-        <w:t>D:\workspace\rzz_godot_newtry\assets\ui\icons\system</w:t>
-      </w:r>
-      <w:r>
-        <w:rPr>
-          <w:rFonts w:hint="eastAsia"/>
-        </w:rPr>
-        <w:t>的</w:t>
-      </w:r>
-      <w:r>
-        <w:t>skill_stone_icon.png</w:t>
-      </w:r>
-    </w:p>
-    <w:p>
-      <w:pPr>
-        <w:rPr>
-          <w:rFonts w:hint="eastAsia"/>
-        </w:rPr>
-      </w:pPr>
-    </w:p>
-    <w:p>
-      <w:pPr>
-        <w:rPr>
-          <w:rFonts w:hint="eastAsia"/>
-        </w:rPr>
-      </w:pPr>
-    </w:p>
-    <w:p>
-      <w:pPr>
-        <w:rPr>
-          <w:rFonts w:hint="eastAsia"/>
-        </w:rPr>
-      </w:pPr>
     </w:p>
     <w:sectPr>
       <w:pgSz w:w="11906" w:h="16838"/>
@@ -8322,6 +9042,155 @@
     </w:lvl>
   </w:abstractNum>
   <w:abstractNum w:abstractNumId="2" w15:restartNumberingAfterBreak="0">
+    <w:nsid w:val="6103737A"/>
+    <w:multiLevelType w:val="multilevel"/>
+    <w:tmpl w:val="C28A98F0"/>
+    <w:lvl w:ilvl="0">
+      <w:start w:val="1"/>
+      <w:numFmt w:val="bullet"/>
+      <w:lvlText w:val=""/>
+      <w:lvlJc w:val="left"/>
+      <w:pPr>
+        <w:tabs>
+          <w:tab w:val="num" w:pos="720"/>
+        </w:tabs>
+        <w:ind w:left="720" w:hanging="360"/>
+      </w:pPr>
+      <w:rPr>
+        <w:rFonts w:ascii="Symbol" w:hAnsi="Symbol" w:hint="default"/>
+        <w:sz w:val="20"/>
+      </w:rPr>
+    </w:lvl>
+    <w:lvl w:ilvl="1">
+      <w:start w:val="1"/>
+      <w:numFmt w:val="bullet"/>
+      <w:lvlText w:val="o"/>
+      <w:lvlJc w:val="left"/>
+      <w:pPr>
+        <w:tabs>
+          <w:tab w:val="num" w:pos="1440"/>
+        </w:tabs>
+        <w:ind w:left="1440" w:hanging="360"/>
+      </w:pPr>
+      <w:rPr>
+        <w:rFonts w:ascii="Courier New" w:hAnsi="Courier New" w:hint="default"/>
+        <w:sz w:val="20"/>
+      </w:rPr>
+    </w:lvl>
+    <w:lvl w:ilvl="2" w:tentative="1">
+      <w:start w:val="1"/>
+      <w:numFmt w:val="bullet"/>
+      <w:lvlText w:val=""/>
+      <w:lvlJc w:val="left"/>
+      <w:pPr>
+        <w:tabs>
+          <w:tab w:val="num" w:pos="2160"/>
+        </w:tabs>
+        <w:ind w:left="2160" w:hanging="360"/>
+      </w:pPr>
+      <w:rPr>
+        <w:rFonts w:ascii="Wingdings" w:hAnsi="Wingdings" w:hint="default"/>
+        <w:sz w:val="20"/>
+      </w:rPr>
+    </w:lvl>
+    <w:lvl w:ilvl="3" w:tentative="1">
+      <w:start w:val="1"/>
+      <w:numFmt w:val="bullet"/>
+      <w:lvlText w:val=""/>
+      <w:lvlJc w:val="left"/>
+      <w:pPr>
+        <w:tabs>
+          <w:tab w:val="num" w:pos="2880"/>
+        </w:tabs>
+        <w:ind w:left="2880" w:hanging="360"/>
+      </w:pPr>
+      <w:rPr>
+        <w:rFonts w:ascii="Wingdings" w:hAnsi="Wingdings" w:hint="default"/>
+        <w:sz w:val="20"/>
+      </w:rPr>
+    </w:lvl>
+    <w:lvl w:ilvl="4" w:tentative="1">
+      <w:start w:val="1"/>
+      <w:numFmt w:val="bullet"/>
+      <w:lvlText w:val=""/>
+      <w:lvlJc w:val="left"/>
+      <w:pPr>
+        <w:tabs>
+          <w:tab w:val="num" w:pos="3600"/>
+        </w:tabs>
+        <w:ind w:left="3600" w:hanging="360"/>
+      </w:pPr>
+      <w:rPr>
+        <w:rFonts w:ascii="Wingdings" w:hAnsi="Wingdings" w:hint="default"/>
+        <w:sz w:val="20"/>
+      </w:rPr>
+    </w:lvl>
+    <w:lvl w:ilvl="5" w:tentative="1">
+      <w:start w:val="1"/>
+      <w:numFmt w:val="bullet"/>
+      <w:lvlText w:val=""/>
+      <w:lvlJc w:val="left"/>
+      <w:pPr>
+        <w:tabs>
+          <w:tab w:val="num" w:pos="4320"/>
+        </w:tabs>
+        <w:ind w:left="4320" w:hanging="360"/>
+      </w:pPr>
+      <w:rPr>
+        <w:rFonts w:ascii="Wingdings" w:hAnsi="Wingdings" w:hint="default"/>
+        <w:sz w:val="20"/>
+      </w:rPr>
+    </w:lvl>
+    <w:lvl w:ilvl="6" w:tentative="1">
+      <w:start w:val="1"/>
+      <w:numFmt w:val="bullet"/>
+      <w:lvlText w:val=""/>
+      <w:lvlJc w:val="left"/>
+      <w:pPr>
+        <w:tabs>
+          <w:tab w:val="num" w:pos="5040"/>
+        </w:tabs>
+        <w:ind w:left="5040" w:hanging="360"/>
+      </w:pPr>
+      <w:rPr>
+        <w:rFonts w:ascii="Wingdings" w:hAnsi="Wingdings" w:hint="default"/>
+        <w:sz w:val="20"/>
+      </w:rPr>
+    </w:lvl>
+    <w:lvl w:ilvl="7" w:tentative="1">
+      <w:start w:val="1"/>
+      <w:numFmt w:val="bullet"/>
+      <w:lvlText w:val=""/>
+      <w:lvlJc w:val="left"/>
+      <w:pPr>
+        <w:tabs>
+          <w:tab w:val="num" w:pos="5760"/>
+        </w:tabs>
+        <w:ind w:left="5760" w:hanging="360"/>
+      </w:pPr>
+      <w:rPr>
+        <w:rFonts w:ascii="Wingdings" w:hAnsi="Wingdings" w:hint="default"/>
+        <w:sz w:val="20"/>
+      </w:rPr>
+    </w:lvl>
+    <w:lvl w:ilvl="8" w:tentative="1">
+      <w:start w:val="1"/>
+      <w:numFmt w:val="bullet"/>
+      <w:lvlText w:val=""/>
+      <w:lvlJc w:val="left"/>
+      <w:pPr>
+        <w:tabs>
+          <w:tab w:val="num" w:pos="6480"/>
+        </w:tabs>
+        <w:ind w:left="6480" w:hanging="360"/>
+      </w:pPr>
+      <w:rPr>
+        <w:rFonts w:ascii="Wingdings" w:hAnsi="Wingdings" w:hint="default"/>
+        <w:sz w:val="20"/>
+      </w:rPr>
+    </w:lvl>
+  </w:abstractNum>
+  <w:abstractNum w:abstractNumId="3" w15:restartNumberingAfterBreak="0">
     <w:nsid w:val="67B01288"/>
     <w:multiLevelType w:val="hybridMultilevel"/>
     <w:tmpl w:val="2FB22A00"/>
@@ -8410,7 +9279,7 @@
       </w:pPr>
     </w:lvl>
   </w:abstractNum>
-  <w:abstractNum w:abstractNumId="3" w15:restartNumberingAfterBreak="0">
+  <w:abstractNum w:abstractNumId="4" w15:restartNumberingAfterBreak="0">
     <w:nsid w:val="68334BB8"/>
     <w:multiLevelType w:val="hybridMultilevel"/>
     <w:tmpl w:val="AE3A83C8"/>
@@ -8499,7 +9368,7 @@
       </w:pPr>
     </w:lvl>
   </w:abstractNum>
-  <w:abstractNum w:abstractNumId="4" w15:restartNumberingAfterBreak="0">
+  <w:abstractNum w:abstractNumId="5" w15:restartNumberingAfterBreak="0">
     <w:nsid w:val="743318D1"/>
     <w:multiLevelType w:val="hybridMultilevel"/>
     <w:tmpl w:val="BC582726"/>
@@ -8592,16 +9461,19 @@
     <w:abstractNumId w:val="0"/>
   </w:num>
   <w:num w:numId="2">
-    <w:abstractNumId w:val="4"/>
+    <w:abstractNumId w:val="5"/>
   </w:num>
   <w:num w:numId="3">
-    <w:abstractNumId w:val="2"/>
+    <w:abstractNumId w:val="3"/>
   </w:num>
   <w:num w:numId="4">
-    <w:abstractNumId w:val="3"/>
+    <w:abstractNumId w:val="4"/>
   </w:num>
   <w:num w:numId="5">
     <w:abstractNumId w:val="1"/>
+  </w:num>
+  <w:num w:numId="6">
+    <w:abstractNumId w:val="2"/>
   </w:num>
 </w:numbering>
 </file>
@@ -9130,6 +10002,38 @@
       <w:u w:val="single"/>
     </w:rPr>
   </w:style>
+  <w:style w:type="paragraph" w:customStyle="1" w:styleId="z1qcye">
+    <w:name w:val="z1qcye"/>
+    <w:basedOn w:val="a"/>
+    <w:rsid w:val="003E48FE"/>
+    <w:pPr>
+      <w:widowControl/>
+      <w:spacing w:before="100" w:beforeAutospacing="1" w:after="100" w:afterAutospacing="1"/>
+      <w:jc w:val="left"/>
+    </w:pPr>
+    <w:rPr>
+      <w:rFonts w:ascii="宋体" w:eastAsia="宋体" w:hAnsi="宋体" w:cs="宋体"/>
+      <w:kern w:val="0"/>
+      <w:sz w:val="24"/>
+      <w:szCs w:val="24"/>
+    </w:rPr>
+  </w:style>
+  <w:style w:type="character" w:customStyle="1" w:styleId="t286pc">
+    <w:name w:val="t286pc"/>
+    <w:basedOn w:val="a0"/>
+    <w:rsid w:val="003E48FE"/>
+  </w:style>
+  <w:style w:type="character" w:styleId="aa">
+    <w:name w:val="Emphasis"/>
+    <w:basedOn w:val="a0"/>
+    <w:uiPriority w:val="20"/>
+    <w:qFormat/>
+    <w:rsid w:val="003E48FE"/>
+    <w:rPr>
+      <w:i/>
+      <w:iCs/>
+    </w:rPr>
+  </w:style>
 </w:styles>
 </file>
 
